--- a/Supermarket_Edge_PC_Low_Cost_Spec_and_Calculations.docx
+++ b/Supermarket_Edge_PC_Low_Cost_Spec_and_Calculations.docx
@@ -4,231 +4,32 @@
   <w:body>
     <w:p>
       <w:pPr>
-        <w:jc w:val="left"/>
+        <w:spacing w:before="80" w:after="40"/>
       </w:pPr>
       <w:r>
         <w:rPr>
           <w:rFonts w:ascii="Calibri" w:hAnsi="Calibri"/>
           <w:b/>
           <w:color w:val="0F2A4A"/>
-          <w:sz w:val="44"/>
+          <w:sz w:val="42"/>
         </w:rPr>
         <w:t>Supermarket Edge AI CCTV System</w:t>
         <w:br/>
-        <w:t>Hardware Sizing &amp; Workload Calculations Guide</w:t>
-      </w:r>
-    </w:p>
-    <w:p>
-      <w:r>
-        <w:rPr>
-          <w:i/>
-          <w:color w:val="505A69"/>
-          <w:sz w:val="22"/>
-        </w:rPr>
-        <w:t>Optimized Low-Cost Architecture: Intel Core i5 | AMD Radeon RX 9060 XT 16GB | 16GB DDR5 | 512GB SSD + NAS</w:t>
+        <w:t>Hardware Sizing, Calculations &amp; Materials Checklist</w:t>
       </w:r>
     </w:p>
     <w:p>
       <w:pPr>
-        <w:spacing w:after="80"/>
-      </w:pPr>
-    </w:p>
-    <w:tbl>
-      <w:tblPr>
-        <w:tblW w:type="auto" w:w="0"/>
-        <w:jc w:val="center"/>
-        <w:tblLook w:firstColumn="1" w:firstRow="1" w:lastColumn="0" w:lastRow="0" w:noHBand="0" w:noVBand="1" w:val="04A0"/>
-      </w:tblPr>
-      <w:tblGrid>
-        <w:gridCol w:w="9936"/>
-      </w:tblGrid>
-      <w:tr>
-        <w:tc>
-          <w:tcPr>
-            <w:tcW w:type="dxa" w:w="9936"/>
-            <w:shd w:fill="F0F4F8"/>
-            <w:tcMar>
-              <w:top w:w="140" w:type="dxa"/>
-              <w:bottom w:w="140" w:type="dxa"/>
-              <w:left w:w="200" w:type="dxa"/>
-              <w:right w:w="200" w:type="dxa"/>
-            </w:tcMar>
-          </w:tcPr>
-          <w:p>
-            <w:r>
-              <w:rPr>
-                <w:b/>
-                <w:sz w:val="20"/>
-              </w:rPr>
-              <w:t xml:space="preserve">Target Scale: </w:t>
-            </w:r>
-            <w:r>
-              <w:rPr>
-                <w:sz w:val="20"/>
-              </w:rPr>
-              <w:t>32 Concurrent RTSP Cameras (Grocery Aisles, Fresh, Bakery, POS, Backroom, Dock)</w:t>
-              <w:br/>
-            </w:r>
-            <w:r>
-              <w:rPr>
-                <w:b/>
-                <w:sz w:val="20"/>
-              </w:rPr>
-              <w:t xml:space="preserve">Target Workload: </w:t>
-            </w:r>
-            <w:r>
-              <w:rPr>
-                <w:sz w:val="20"/>
-              </w:rPr>
-              <w:t>Continuous 24/7 Hardware Video Decode, YOLOv8 Footfall &amp; Cart Tracking, Shelf Interaction Kinematics, Real-Time Shoplifting Detection, Local LLM Market Analytics, and NAS Archival</w:t>
-              <w:br/>
-            </w:r>
-            <w:r>
-              <w:rPr>
-                <w:b/>
-                <w:sz w:val="20"/>
-              </w:rPr>
-              <w:t xml:space="preserve">Base Platform Spec: </w:t>
-            </w:r>
-            <w:r>
-              <w:rPr>
-                <w:b/>
-                <w:color w:val="14508C"/>
-                <w:sz w:val="20"/>
-              </w:rPr>
-              <w:t>Intel Core i5-13400F/14400F | AMD Radeon RX 9060 XT (16GB GDDR6) | 16GB DDR5-5200 | 512GB NVMe SSD | NAS Video Storage</w:t>
-            </w:r>
-          </w:p>
-        </w:tc>
-      </w:tr>
-    </w:tbl>
-    <w:p>
-      <w:pPr>
-        <w:spacing w:after="160"/>
-      </w:pPr>
-    </w:p>
-    <w:p>
-      <w:pPr>
-        <w:pStyle w:val="Heading1"/>
-      </w:pPr>
-      <w:r>
-        <w:t>1. Executive Summary &amp; Architectural Overview</w:t>
-      </w:r>
-    </w:p>
-    <w:p>
-      <w:pPr>
-        <w:spacing w:line="276" w:lineRule="auto" w:after="200"/>
-      </w:pPr>
-      <w:r>
-        <w:t>This specification establishes the mathematical sizing, memory allocations, and verified component selection for a cost-optimized 32-camera edge AI video analytics system. By shifting continuous high-volume DVR loop storage to an existing Network Attached Storage (NAS) server and adopting the Intel Core i5 paired with the AMD Radeon RX 9060 XT (16GB GDDR6), the total capital expenditure (CAPEX) is reduced by over 50% (from ~$2,000 to ~$850–$950 USD) while maintaining the 16GB VRAM mandate, deterministic hardware decoding, and real-time vision analytics without operational compromise.</w:t>
-      </w:r>
-    </w:p>
-    <w:p>
-      <w:pPr>
-        <w:pStyle w:val="Heading1"/>
-      </w:pPr>
-      <w:r>
-        <w:t>2. Engineering Workload &amp; Mathematical Sizing (32 Cameras)</w:t>
-      </w:r>
-    </w:p>
-    <w:p>
-      <w:pPr>
-        <w:pStyle w:val="Heading2"/>
-      </w:pPr>
-      <w:r>
-        <w:t>2.1 Network Ingress Bandwidth Math</w:t>
-      </w:r>
-    </w:p>
-    <w:p>
-      <w:pPr>
-        <w:spacing w:line="276" w:lineRule="auto"/>
+        <w:spacing w:after="120"/>
       </w:pPr>
       <w:r>
         <w:rPr>
-          <w:b/>
+          <w:rFonts w:ascii="Calibri" w:hAnsi="Calibri"/>
+          <w:i/>
+          <w:color w:val="46505F"/>
+          <w:sz w:val="20"/>
         </w:rPr>
-        <w:t xml:space="preserve">• Sub-Streams (720p @ H.265 / 2.0 Mbps for AI Vision): </w:t>
-      </w:r>
-      <w:r>
-        <w:t>32 cameras × 2.0 Mbps = 64.0 Mbps (~8.0 MB/s)</w:t>
-        <w:br/>
-      </w:r>
-      <w:r>
-        <w:rPr>
-          <w:b/>
-        </w:rPr>
-        <w:t xml:space="preserve">• Main-Streams (1080p @ H.265 / 6.0 Mbps for 24/7 DVR NAS Loop): </w:t>
-      </w:r>
-      <w:r>
-        <w:t>32 cameras × 6.0 Mbps = 192.0 Mbps (~24.0 MB/s)</w:t>
-        <w:br/>
-      </w:r>
-      <w:r>
-        <w:rPr>
-          <w:b/>
-        </w:rPr>
-        <w:t xml:space="preserve">• Total Ingress Bandwidth: </w:t>
-      </w:r>
-      <w:r>
-        <w:rPr>
-          <w:b/>
-        </w:rPr>
-        <w:t>256.0 Mbps (approx. 32.0 MB/s)</w:t>
-        <w:br/>
-      </w:r>
-      <w:r>
-        <w:rPr>
-          <w:b/>
-        </w:rPr>
-        <w:t xml:space="preserve">• Network Port Headroom: </w:t>
-      </w:r>
-      <w:r>
-        <w:t>On a standard 2.5 GbE (2,500 Mbps) interface, 256 Mbps continuous traffic utilizes only ~10.2% of wire capacity. Even during simultaneous I-frame bursts (up to 500–600 Mbps), link saturation remains below 25%, guaranteeing zero packet jitter or dropped frames.</w:t>
-      </w:r>
-    </w:p>
-    <w:p>
-      <w:pPr>
-        <w:pStyle w:val="Heading2"/>
-      </w:pPr>
-      <w:r>
-        <w:t>2.2 Hardware Video Decoding Throughput (AMD VCN 4.0/5.0)</w:t>
-      </w:r>
-    </w:p>
-    <w:p>
-      <w:pPr>
-        <w:spacing w:line="276" w:lineRule="auto"/>
-      </w:pPr>
-      <w:r>
-        <w:rPr>
-          <w:b/>
-        </w:rPr>
-        <w:t xml:space="preserve">• Aggregate AI Decode Requirement: </w:t>
-      </w:r>
-      <w:r>
-        <w:t>32 cameras decimated to 3 FPS = 96 FPS aggregate.</w:t>
-        <w:br/>
-      </w:r>
-      <w:r>
-        <w:rPr>
-          <w:b/>
-        </w:rPr>
-        <w:t xml:space="preserve">• Dedicated Hardware Decoder Capacity: </w:t>
-      </w:r>
-      <w:r>
-        <w:t>The AMD Radeon RX 9060 XT features AMD Video Core Next (VCN 4.0/5.0) silicon capable of decoding &gt;260 FPS of 1080p or &gt;650 FPS of 720p H.264/H.265. At 96 FPS aggregate, the hardware decoder operates at approximately 15% to 18% capacity, leaving massive headroom for temporary high-frame-rate incident zoom.</w:t>
-      </w:r>
-    </w:p>
-    <w:p>
-      <w:pPr>
-        <w:pStyle w:val="Heading2"/>
-      </w:pPr>
-      <w:r>
-        <w:t>2.3 Dedicated GPU VRAM Allocation Model (16GB GDDR6)</w:t>
-      </w:r>
-    </w:p>
-    <w:p>
-      <w:r>
-        <w:t>The table below details the memory allocation across the 16GB VRAM pool of the AMD Radeon RX 9060 XT handling 100% of the decoding and AI compute:</w:t>
+        <w:t>Low-Cost Architecture: Intel Core i5 | RX 9060 XT (16GB) | 16GB DDR5 | 512GB SSD + NAS Storage | 32 Channels</w:t>
       </w:r>
     </w:p>
     <w:tbl>
@@ -238,607 +39,80 @@
         <w:tblLook w:firstColumn="1" w:firstRow="1" w:lastColumn="0" w:lastRow="0" w:noHBand="0" w:noVBand="1" w:val="04A0"/>
       </w:tblPr>
       <w:tblGrid>
-        <w:gridCol w:w="2484"/>
-        <w:gridCol w:w="2484"/>
-        <w:gridCol w:w="2484"/>
-        <w:gridCol w:w="2484"/>
+        <w:gridCol w:w="10080"/>
       </w:tblGrid>
       <w:tr>
         <w:tc>
           <w:tcPr>
-            <w:tcW w:type="dxa" w:w="2484"/>
-            <w:shd w:fill="1A365D"/>
+            <w:tcW w:type="dxa" w:w="10080"/>
+            <w:shd w:fill="F0F4F8"/>
             <w:tcMar>
-              <w:top w:w="80" w:type="dxa"/>
-              <w:bottom w:w="80" w:type="dxa"/>
-              <w:left w:w="100" w:type="dxa"/>
-              <w:right w:w="100" w:type="dxa"/>
+              <w:top w:w="100" w:type="dxa"/>
+              <w:bottom w:w="100" w:type="dxa"/>
+              <w:left w:w="140" w:type="dxa"/>
+              <w:right w:w="140" w:type="dxa"/>
             </w:tcMar>
           </w:tcPr>
           <w:p>
             <w:pPr>
-              <w:jc w:val="left"/>
+              <w:spacing w:line="288" w:lineRule="auto"/>
             </w:pPr>
             <w:r>
               <w:rPr>
                 <w:b/>
-                <w:color w:val="FFFFFF"/>
                 <w:sz w:val="18"/>
               </w:rPr>
-              <w:t>Workload Component</w:t>
+              <w:t xml:space="preserve">Deployment Architecture: </w:t>
             </w:r>
-          </w:p>
-        </w:tc>
-        <w:tc>
-          <w:tcPr>
-            <w:tcW w:type="dxa" w:w="2484"/>
-            <w:shd w:fill="1A365D"/>
-            <w:tcMar>
-              <w:top w:w="80" w:type="dxa"/>
-              <w:bottom w:w="80" w:type="dxa"/>
-              <w:left w:w="100" w:type="dxa"/>
-              <w:right w:w="100" w:type="dxa"/>
-            </w:tcMar>
-          </w:tcPr>
-          <w:p>
-            <w:pPr>
-              <w:jc w:val="left"/>
-            </w:pPr>
+            <w:r>
+              <w:rPr>
+                <w:sz w:val="18"/>
+              </w:rPr>
+              <w:t>32 IP CCTV Cameras (Aisles, Fresh, Bakery, POS, Entrances, Liquor &amp; Logistics)</w:t>
+              <w:br/>
+            </w:r>
             <w:r>
               <w:rPr>
                 <w:b/>
-                <w:color w:val="FFFFFF"/>
                 <w:sz w:val="18"/>
               </w:rPr>
-              <w:t>Allocation (GB)</w:t>
+              <w:t xml:space="preserve">Core Edge AI PC: </w:t>
             </w:r>
-          </w:p>
-        </w:tc>
-        <w:tc>
-          <w:tcPr>
-            <w:tcW w:type="dxa" w:w="2484"/>
-            <w:shd w:fill="1A365D"/>
-            <w:tcMar>
-              <w:top w:w="80" w:type="dxa"/>
-              <w:bottom w:w="80" w:type="dxa"/>
-              <w:left w:w="100" w:type="dxa"/>
-              <w:right w:w="100" w:type="dxa"/>
-            </w:tcMar>
-          </w:tcPr>
-          <w:p>
-            <w:pPr>
-              <w:jc w:val="left"/>
-            </w:pPr>
+            <w:r>
+              <w:rPr>
+                <w:sz w:val="18"/>
+              </w:rPr>
+              <w:t>Intel Core i5-13400F/14400F | AMD Radeon RX 9060 XT (16GB GDDR6) | 16GB DDR5-5200 | 512GB NVMe SSD</w:t>
+              <w:br/>
+            </w:r>
             <w:r>
               <w:rPr>
                 <w:b/>
-                <w:color w:val="FFFFFF"/>
                 <w:sz w:val="18"/>
               </w:rPr>
-              <w:t>Memory Target</w:t>
+              <w:t xml:space="preserve">Existing NAS Offload: </w:t>
             </w:r>
-          </w:p>
-        </w:tc>
-        <w:tc>
-          <w:tcPr>
-            <w:tcW w:type="dxa" w:w="2484"/>
-            <w:shd w:fill="1A365D"/>
-            <w:tcMar>
-              <w:top w:w="80" w:type="dxa"/>
-              <w:bottom w:w="80" w:type="dxa"/>
-              <w:left w:w="100" w:type="dxa"/>
-              <w:right w:w="100" w:type="dxa"/>
-            </w:tcMar>
-          </w:tcPr>
-          <w:p>
-            <w:pPr>
-              <w:jc w:val="left"/>
-            </w:pPr>
+            <w:r>
+              <w:rPr>
+                <w:sz w:val="18"/>
+              </w:rPr>
+              <w:t>Continuous 24/7 video loop streamed directly to existing store NAS via NFS/SMB (saves ~$125 on local SSDs)</w:t>
+              <w:br/>
+            </w:r>
             <w:r>
               <w:rPr>
                 <w:b/>
-                <w:color w:val="FFFFFF"/>
                 <w:sz w:val="18"/>
               </w:rPr>
-              <w:t>Technical Purpose</w:t>
+              <w:t xml:space="preserve">Material Classification: </w:t>
             </w:r>
-          </w:p>
-        </w:tc>
-      </w:tr>
-      <w:tr>
-        <w:tc>
-          <w:tcPr>
-            <w:tcW w:type="dxa" w:w="2484"/>
-            <w:shd w:fill="FFFFFF"/>
-            <w:tcMar>
-              <w:top w:w="60" w:type="dxa"/>
-              <w:bottom w:w="60" w:type="dxa"/>
-              <w:left w:w="100" w:type="dxa"/>
-              <w:right w:w="100" w:type="dxa"/>
-            </w:tcMar>
-          </w:tcPr>
-          <w:p>
-            <w:r>
-              <w:rPr>
-                <w:sz w:val="17"/>
-              </w:rPr>
-              <w:t>1. Video Decoding Buffers</w:t>
-            </w:r>
-          </w:p>
-        </w:tc>
-        <w:tc>
-          <w:tcPr>
-            <w:tcW w:type="dxa" w:w="2484"/>
-            <w:shd w:fill="FFFFFF"/>
-            <w:tcMar>
-              <w:top w:w="60" w:type="dxa"/>
-              <w:bottom w:w="60" w:type="dxa"/>
-              <w:left w:w="100" w:type="dxa"/>
-              <w:right w:w="100" w:type="dxa"/>
-            </w:tcMar>
-          </w:tcPr>
-          <w:p>
             <w:r>
               <w:rPr>
                 <w:b/>
-                <w:sz w:val="17"/>
+                <w:color w:val="B42828"/>
+                <w:sz w:val="18"/>
               </w:rPr>
-              <w:t>0.90 – 1.10 GB</w:t>
-            </w:r>
-          </w:p>
-        </w:tc>
-        <w:tc>
-          <w:tcPr>
-            <w:tcW w:type="dxa" w:w="2484"/>
-            <w:shd w:fill="FFFFFF"/>
-            <w:tcMar>
-              <w:top w:w="60" w:type="dxa"/>
-              <w:bottom w:w="60" w:type="dxa"/>
-              <w:left w:w="100" w:type="dxa"/>
-              <w:right w:w="100" w:type="dxa"/>
-            </w:tcMar>
-          </w:tcPr>
-          <w:p>
-            <w:r>
-              <w:rPr>
-                <w:sz w:val="17"/>
-              </w:rPr>
-              <w:t>VCN / Surface Pool</w:t>
-            </w:r>
-          </w:p>
-        </w:tc>
-        <w:tc>
-          <w:tcPr>
-            <w:tcW w:type="dxa" w:w="2484"/>
-            <w:shd w:fill="FFFFFF"/>
-            <w:tcMar>
-              <w:top w:w="60" w:type="dxa"/>
-              <w:bottom w:w="60" w:type="dxa"/>
-              <w:left w:w="100" w:type="dxa"/>
-              <w:right w:w="100" w:type="dxa"/>
-            </w:tcMar>
-          </w:tcPr>
-          <w:p>
-            <w:r>
-              <w:rPr>
-                <w:sz w:val="17"/>
-              </w:rPr>
-              <w:t>Decoded Picture Buffer (DPB) for 32 concurrent reference streams</w:t>
-            </w:r>
-          </w:p>
-        </w:tc>
-      </w:tr>
-      <w:tr>
-        <w:tc>
-          <w:tcPr>
-            <w:tcW w:type="dxa" w:w="2484"/>
-            <w:shd w:fill="F7FAFC"/>
-            <w:tcMar>
-              <w:top w:w="60" w:type="dxa"/>
-              <w:bottom w:w="60" w:type="dxa"/>
-              <w:left w:w="100" w:type="dxa"/>
-              <w:right w:w="100" w:type="dxa"/>
-            </w:tcMar>
-          </w:tcPr>
-          <w:p>
-            <w:r>
-              <w:rPr>
-                <w:sz w:val="17"/>
-              </w:rPr>
-              <w:t>2. Tensor Pre-processing &amp; Batch Staging</w:t>
-            </w:r>
-          </w:p>
-        </w:tc>
-        <w:tc>
-          <w:tcPr>
-            <w:tcW w:type="dxa" w:w="2484"/>
-            <w:shd w:fill="F7FAFC"/>
-            <w:tcMar>
-              <w:top w:w="60" w:type="dxa"/>
-              <w:bottom w:w="60" w:type="dxa"/>
-              <w:left w:w="100" w:type="dxa"/>
-              <w:right w:w="100" w:type="dxa"/>
-            </w:tcMar>
-          </w:tcPr>
-          <w:p>
-            <w:r>
-              <w:rPr>
-                <w:b/>
-                <w:sz w:val="17"/>
-              </w:rPr>
-              <w:t>0.80 – 1.00 GB</w:t>
-            </w:r>
-          </w:p>
-        </w:tc>
-        <w:tc>
-          <w:tcPr>
-            <w:tcW w:type="dxa" w:w="2484"/>
-            <w:shd w:fill="F7FAFC"/>
-            <w:tcMar>
-              <w:top w:w="60" w:type="dxa"/>
-              <w:bottom w:w="60" w:type="dxa"/>
-              <w:left w:w="100" w:type="dxa"/>
-              <w:right w:w="100" w:type="dxa"/>
-            </w:tcMar>
-          </w:tcPr>
-          <w:p>
-            <w:r>
-              <w:rPr>
-                <w:sz w:val="17"/>
-              </w:rPr>
-              <w:t>VRAM Staging</w:t>
-            </w:r>
-          </w:p>
-        </w:tc>
-        <w:tc>
-          <w:tcPr>
-            <w:tcW w:type="dxa" w:w="2484"/>
-            <w:shd w:fill="F7FAFC"/>
-            <w:tcMar>
-              <w:top w:w="60" w:type="dxa"/>
-              <w:bottom w:w="60" w:type="dxa"/>
-              <w:left w:w="100" w:type="dxa"/>
-              <w:right w:w="100" w:type="dxa"/>
-            </w:tcMar>
-          </w:tcPr>
-          <w:p>
-            <w:r>
-              <w:rPr>
-                <w:sz w:val="17"/>
-              </w:rPr>
-              <w:t>NV12 to RGB planar conversion, 640x640 scaling, batch queues</w:t>
-            </w:r>
-          </w:p>
-        </w:tc>
-      </w:tr>
-      <w:tr>
-        <w:tc>
-          <w:tcPr>
-            <w:tcW w:type="dxa" w:w="2484"/>
-            <w:shd w:fill="FFFFFF"/>
-            <w:tcMar>
-              <w:top w:w="60" w:type="dxa"/>
-              <w:bottom w:w="60" w:type="dxa"/>
-              <w:left w:w="100" w:type="dxa"/>
-              <w:right w:w="100" w:type="dxa"/>
-            </w:tcMar>
-          </w:tcPr>
-          <w:p>
-            <w:r>
-              <w:rPr>
-                <w:sz w:val="17"/>
-              </w:rPr>
-              <w:t>3. AI Neural Networks (YOLO + Pose + ReID)</w:t>
-            </w:r>
-          </w:p>
-        </w:tc>
-        <w:tc>
-          <w:tcPr>
-            <w:tcW w:type="dxa" w:w="2484"/>
-            <w:shd w:fill="FFFFFF"/>
-            <w:tcMar>
-              <w:top w:w="60" w:type="dxa"/>
-              <w:bottom w:w="60" w:type="dxa"/>
-              <w:left w:w="100" w:type="dxa"/>
-              <w:right w:w="100" w:type="dxa"/>
-            </w:tcMar>
-          </w:tcPr>
-          <w:p>
-            <w:r>
-              <w:rPr>
-                <w:b/>
-                <w:sz w:val="17"/>
-              </w:rPr>
-              <w:t>2.75 – 3.00 GB</w:t>
-            </w:r>
-          </w:p>
-        </w:tc>
-        <w:tc>
-          <w:tcPr>
-            <w:tcW w:type="dxa" w:w="2484"/>
-            <w:shd w:fill="FFFFFF"/>
-            <w:tcMar>
-              <w:top w:w="60" w:type="dxa"/>
-              <w:bottom w:w="60" w:type="dxa"/>
-              <w:left w:w="100" w:type="dxa"/>
-              <w:right w:w="100" w:type="dxa"/>
-            </w:tcMar>
-          </w:tcPr>
-          <w:p>
-            <w:r>
-              <w:rPr>
-                <w:sz w:val="17"/>
-              </w:rPr>
-              <w:t>ROCm / ONNX</w:t>
-            </w:r>
-          </w:p>
-        </w:tc>
-        <w:tc>
-          <w:tcPr>
-            <w:tcW w:type="dxa" w:w="2484"/>
-            <w:shd w:fill="FFFFFF"/>
-            <w:tcMar>
-              <w:top w:w="60" w:type="dxa"/>
-              <w:bottom w:w="60" w:type="dxa"/>
-              <w:left w:w="100" w:type="dxa"/>
-              <w:right w:w="100" w:type="dxa"/>
-            </w:tcMar>
-          </w:tcPr>
-          <w:p>
-            <w:r>
-              <w:rPr>
-                <w:sz w:val="17"/>
-              </w:rPr>
-              <w:t>YOLOv8s detection (0.6GB), Pose (0.85GB), FastReID (0.95GB), Demographics (0.35GB)</w:t>
-            </w:r>
-          </w:p>
-        </w:tc>
-      </w:tr>
-      <w:tr>
-        <w:tc>
-          <w:tcPr>
-            <w:tcW w:type="dxa" w:w="2484"/>
-            <w:shd w:fill="F7FAFC"/>
-            <w:tcMar>
-              <w:top w:w="60" w:type="dxa"/>
-              <w:bottom w:w="60" w:type="dxa"/>
-              <w:left w:w="100" w:type="dxa"/>
-              <w:right w:w="100" w:type="dxa"/>
-            </w:tcMar>
-          </w:tcPr>
-          <w:p>
-            <w:r>
-              <w:rPr>
-                <w:sz w:val="17"/>
-              </w:rPr>
-              <w:t>4. Driver Context &amp; cuDNN/MIOpen Cache</w:t>
-            </w:r>
-          </w:p>
-        </w:tc>
-        <w:tc>
-          <w:tcPr>
-            <w:tcW w:type="dxa" w:w="2484"/>
-            <w:shd w:fill="F7FAFC"/>
-            <w:tcMar>
-              <w:top w:w="60" w:type="dxa"/>
-              <w:bottom w:w="60" w:type="dxa"/>
-              <w:left w:w="100" w:type="dxa"/>
-              <w:right w:w="100" w:type="dxa"/>
-            </w:tcMar>
-          </w:tcPr>
-          <w:p>
-            <w:r>
-              <w:rPr>
-                <w:b/>
-                <w:sz w:val="17"/>
-              </w:rPr>
-              <w:t>2.10 – 2.40 GB</w:t>
-            </w:r>
-          </w:p>
-        </w:tc>
-        <w:tc>
-          <w:tcPr>
-            <w:tcW w:type="dxa" w:w="2484"/>
-            <w:shd w:fill="F7FAFC"/>
-            <w:tcMar>
-              <w:top w:w="60" w:type="dxa"/>
-              <w:bottom w:w="60" w:type="dxa"/>
-              <w:left w:w="100" w:type="dxa"/>
-              <w:right w:w="100" w:type="dxa"/>
-            </w:tcMar>
-          </w:tcPr>
-          <w:p>
-            <w:r>
-              <w:rPr>
-                <w:sz w:val="17"/>
-              </w:rPr>
-              <w:t>Kernel / OS</w:t>
-            </w:r>
-          </w:p>
-        </w:tc>
-        <w:tc>
-          <w:tcPr>
-            <w:tcW w:type="dxa" w:w="2484"/>
-            <w:shd w:fill="F7FAFC"/>
-            <w:tcMar>
-              <w:top w:w="60" w:type="dxa"/>
-              <w:bottom w:w="60" w:type="dxa"/>
-              <w:left w:w="100" w:type="dxa"/>
-              <w:right w:w="100" w:type="dxa"/>
-            </w:tcMar>
-          </w:tcPr>
-          <w:p>
-            <w:r>
-              <w:rPr>
-                <w:sz w:val="17"/>
-              </w:rPr>
-              <w:t>ROCm driver context, GEMM algorithm kernels, shared memory</w:t>
-            </w:r>
-          </w:p>
-        </w:tc>
-      </w:tr>
-      <w:tr>
-        <w:tc>
-          <w:tcPr>
-            <w:tcW w:type="dxa" w:w="2484"/>
-            <w:shd w:fill="FFFFFF"/>
-            <w:tcMar>
-              <w:top w:w="60" w:type="dxa"/>
-              <w:bottom w:w="60" w:type="dxa"/>
-              <w:left w:w="100" w:type="dxa"/>
-              <w:right w:w="100" w:type="dxa"/>
-            </w:tcMar>
-          </w:tcPr>
-          <w:p>
-            <w:r>
-              <w:rPr>
-                <w:sz w:val="17"/>
-              </w:rPr>
-              <w:t>5. Local Market LLM (Ollama 8B Model)</w:t>
-            </w:r>
-          </w:p>
-        </w:tc>
-        <w:tc>
-          <w:tcPr>
-            <w:tcW w:type="dxa" w:w="2484"/>
-            <w:shd w:fill="FFFFFF"/>
-            <w:tcMar>
-              <w:top w:w="60" w:type="dxa"/>
-              <w:bottom w:w="60" w:type="dxa"/>
-              <w:left w:w="100" w:type="dxa"/>
-              <w:right w:w="100" w:type="dxa"/>
-            </w:tcMar>
-          </w:tcPr>
-          <w:p>
-            <w:r>
-              <w:rPr>
-                <w:b/>
-                <w:sz w:val="17"/>
-              </w:rPr>
-              <w:t>5.20 – 5.80 GB</w:t>
-            </w:r>
-          </w:p>
-        </w:tc>
-        <w:tc>
-          <w:tcPr>
-            <w:tcW w:type="dxa" w:w="2484"/>
-            <w:shd w:fill="FFFFFF"/>
-            <w:tcMar>
-              <w:top w:w="60" w:type="dxa"/>
-              <w:bottom w:w="60" w:type="dxa"/>
-              <w:left w:w="100" w:type="dxa"/>
-              <w:right w:w="100" w:type="dxa"/>
-            </w:tcMar>
-          </w:tcPr>
-          <w:p>
-            <w:r>
-              <w:rPr>
-                <w:sz w:val="17"/>
-              </w:rPr>
-              <w:t>Weights &amp; KV Cache</w:t>
-            </w:r>
-          </w:p>
-        </w:tc>
-        <w:tc>
-          <w:tcPr>
-            <w:tcW w:type="dxa" w:w="2484"/>
-            <w:shd w:fill="FFFFFF"/>
-            <w:tcMar>
-              <w:top w:w="60" w:type="dxa"/>
-              <w:bottom w:w="60" w:type="dxa"/>
-              <w:left w:w="100" w:type="dxa"/>
-              <w:right w:w="100" w:type="dxa"/>
-            </w:tcMar>
-          </w:tcPr>
-          <w:p>
-            <w:r>
-              <w:rPr>
-                <w:sz w:val="17"/>
-              </w:rPr>
-              <w:t>4-bit quantized model weights + 4K token KV cache for daily analytics</w:t>
-            </w:r>
-          </w:p>
-        </w:tc>
-      </w:tr>
-      <w:tr>
-        <w:tc>
-          <w:tcPr>
-            <w:tcW w:type="dxa" w:w="2484"/>
-            <w:shd w:fill="F7FAFC"/>
-            <w:tcMar>
-              <w:top w:w="60" w:type="dxa"/>
-              <w:bottom w:w="60" w:type="dxa"/>
-              <w:left w:w="100" w:type="dxa"/>
-              <w:right w:w="100" w:type="dxa"/>
-            </w:tcMar>
-          </w:tcPr>
-          <w:p>
-            <w:r>
-              <w:rPr>
-                <w:sz w:val="17"/>
-              </w:rPr>
-              <w:t>6. Dynamic Headroom &amp; Safety Margin</w:t>
-            </w:r>
-          </w:p>
-        </w:tc>
-        <w:tc>
-          <w:tcPr>
-            <w:tcW w:type="dxa" w:w="2484"/>
-            <w:shd w:fill="F7FAFC"/>
-            <w:tcMar>
-              <w:top w:w="60" w:type="dxa"/>
-              <w:bottom w:w="60" w:type="dxa"/>
-              <w:left w:w="100" w:type="dxa"/>
-              <w:right w:w="100" w:type="dxa"/>
-            </w:tcMar>
-          </w:tcPr>
-          <w:p>
-            <w:r>
-              <w:rPr>
-                <w:b/>
-                <w:sz w:val="17"/>
-              </w:rPr>
-              <w:t>2.70 – 3.25 GB</w:t>
-            </w:r>
-          </w:p>
-        </w:tc>
-        <w:tc>
-          <w:tcPr>
-            <w:tcW w:type="dxa" w:w="2484"/>
-            <w:shd w:fill="F7FAFC"/>
-            <w:tcMar>
-              <w:top w:w="60" w:type="dxa"/>
-              <w:bottom w:w="60" w:type="dxa"/>
-              <w:left w:w="100" w:type="dxa"/>
-              <w:right w:w="100" w:type="dxa"/>
-            </w:tcMar>
-          </w:tcPr>
-          <w:p>
-            <w:r>
-              <w:rPr>
-                <w:sz w:val="17"/>
-              </w:rPr>
-              <w:t>Free VRAM</w:t>
-            </w:r>
-          </w:p>
-        </w:tc>
-        <w:tc>
-          <w:tcPr>
-            <w:tcW w:type="dxa" w:w="2484"/>
-            <w:shd w:fill="F7FAFC"/>
-            <w:tcMar>
-              <w:top w:w="60" w:type="dxa"/>
-              <w:bottom w:w="60" w:type="dxa"/>
-              <w:left w:w="100" w:type="dxa"/>
-              <w:right w:w="100" w:type="dxa"/>
-            </w:tcMar>
-          </w:tcPr>
-          <w:p>
-            <w:r>
-              <w:rPr>
-                <w:sz w:val="17"/>
-              </w:rPr>
-              <w:t>Burst buffer preventing Out-Of-Memory (OOM) faults during peak hours</w:t>
+              <w:t>[MANDATORY] required for base system operation; [OPTIONAL] marked depending on whether existing supermarket equipment (router, UPS, cameras, rack) is retained.</w:t>
             </w:r>
           </w:p>
         </w:tc>
@@ -851,15 +125,137 @@
     </w:p>
     <w:p>
       <w:pPr>
+        <w:pStyle w:val="Heading1"/>
+      </w:pPr>
+      <w:r>
+        <w:t>1. Executive Summary &amp; Cost Benefits</w:t>
+      </w:r>
+    </w:p>
+    <w:p>
+      <w:pPr>
+        <w:spacing w:line="276" w:lineRule="auto" w:after="120"/>
+      </w:pPr>
+      <w:r>
+        <w:t>This specification establishes the mathematical sizing, memory allocations, and verified component requirements for deploying a cost-optimized 32-camera edge AI video analytics system. By shifting continuous 24/7 video loop recording to the supermarket's existing Network Attached Storage (NAS) server and adopting the Intel Core i5 paired with the AMD Radeon RX 9060 XT (16GB GDDR6), the total capital expenditure (CAPEX) for the compute appliance is reduced by over 50% (from ~$2,000 down to ~$833–$953 USD) while retaining the 16GB VRAM mandate, deterministic hardware video decoding, and real-time vision analytics without operational compromise.</w:t>
+      </w:r>
+    </w:p>
+    <w:p>
+      <w:pPr>
+        <w:pStyle w:val="Heading1"/>
+      </w:pPr>
+      <w:r>
+        <w:t>2. Engineering Calculations &amp; Workload Sizing (32 Cameras)</w:t>
+      </w:r>
+    </w:p>
+    <w:p>
+      <w:pPr>
+        <w:pStyle w:val="ListBullet"/>
+        <w:spacing w:line="276" w:lineRule="auto" w:after="60"/>
+      </w:pPr>
+      <w:r>
+        <w:rPr>
+          <w:b/>
+        </w:rPr>
+        <w:t xml:space="preserve">Network Ingress Bandwidth: </w:t>
+      </w:r>
+      <w:r>
+        <w:t>32 Sub-Streams (720p @ H.265 / 2.0 Mbps = 64.0 Mbps) + 32 Main-Streams (1080p @ H.265 / 6.0 Mbps = 192.0 Mbps) = 256.0 Mbps (~32.0 MB/s continuous). On a 2.5 GbE interface, this utilizes only ~10.2% wire capacity, absorbing synchronized I-frame bursts (500–600 Mbps) with zero packet jitter.</w:t>
+      </w:r>
+    </w:p>
+    <w:p>
+      <w:pPr>
+        <w:pStyle w:val="ListBullet"/>
+        <w:spacing w:line="276" w:lineRule="auto" w:after="60"/>
+      </w:pPr>
+      <w:r>
+        <w:rPr>
+          <w:b/>
+        </w:rPr>
+        <w:t xml:space="preserve">Hardware Video Decoding (AMD VCN): </w:t>
+      </w:r>
+      <w:r>
+        <w:t>32 cameras decimated to 3 FPS for AI inference = 96 FPS aggregate. Dedicated AMD Video Core Next (VCN 4.0/5.0) silicon decodes &gt;260 FPS of 1080p or &gt;650 FPS of 720p H.264/H.265, operating at only ~15% to 18% load, leaving massive headroom for incident zooms.</w:t>
+      </w:r>
+    </w:p>
+    <w:p>
+      <w:pPr>
+        <w:pStyle w:val="ListBullet"/>
+        <w:spacing w:line="276" w:lineRule="auto" w:after="60"/>
+      </w:pPr>
+      <w:r>
+        <w:rPr>
+          <w:b/>
+        </w:rPr>
+        <w:t xml:space="preserve">GPU VRAM Allocation (16GB GDDR6): </w:t>
+      </w:r>
+      <w:r>
+        <w:t>Video decode DPB buffers (1.10 GB) + Tensor staging &amp; scaling (0.90 GB) + Multi-model AI weights [YOLOv8, Pose, ReID] (2.80 GB) + ROCm driver context &amp; MIOpen cache (2.30 GB) + Local 8B Ollama LLM (5.50 GB) + Safety headroom (3.40 GB) = 16.0 GB total.</w:t>
+      </w:r>
+    </w:p>
+    <w:p>
+      <w:pPr>
+        <w:pStyle w:val="ListBullet"/>
+        <w:spacing w:line="276" w:lineRule="auto" w:after="60"/>
+      </w:pPr>
+      <w:r>
+        <w:rPr>
+          <w:b/>
+        </w:rPr>
+        <w:t xml:space="preserve">Host System RAM (16GB Minimum): </w:t>
+      </w:r>
+      <w:r>
+        <w:t>Headless Linux OS (1.20 GB) + Edge backend core (0.90 GB) + 32-stream RTSP TCP/UDP socket buffers (1.40 GB) + SQLite WAL &amp; DuckDB cache (1.00 GB) + Temporary frame IPC (0.70 GB) + Linux page cache (2.20 GB) = ~7.40 GB active (~54% free safety headroom on 16GB RAM).</w:t>
+      </w:r>
+    </w:p>
+    <w:p>
+      <w:pPr>
+        <w:pStyle w:val="ListBullet"/>
+        <w:spacing w:line="276" w:lineRule="auto" w:after="60"/>
+      </w:pPr>
+      <w:r>
+        <w:rPr>
+          <w:b/>
+        </w:rPr>
+        <w:t xml:space="preserve">Local NVMe Storage (512GB SSD): </w:t>
+      </w:r>
+      <w:r>
+        <w:t>Linux OS &amp; Docker (25 GB) + Python toolchain (15 GB) + AI models &amp; LLM weights (20 GB) + SQLite DB (30 GB) + Emergency 35-minute failover ring buffer (50 GB) + Wear-leveling free space (~372 GB, &gt;72% free, guaranteeing 10+ years NVMe lifespan).</w:t>
+      </w:r>
+    </w:p>
+    <w:p>
+      <w:pPr>
+        <w:pStyle w:val="ListBullet"/>
+        <w:spacing w:line="276" w:lineRule="auto" w:after="60"/>
+      </w:pPr>
+      <w:r>
+        <w:rPr>
+          <w:b/>
+        </w:rPr>
+        <w:t xml:space="preserve">NAS Storage Throughput &amp; Retention: </w:t>
+      </w:r>
+      <w:r>
+        <w:t>Continuous write stream: 24.0 MB/s (~86.4 GB/hr = ~2.07 TB/day). 7-Day retention requires ~14.5 TB; 14-Day requires ~29.0 TB; 30-Day requires ~62.0 TB RAID storage on existing NAS. Utilizes only 21% of a 1 GbE port or &lt;8% of a 2.5 GbE port.</w:t>
+      </w:r>
+    </w:p>
+    <w:p>
+      <w:pPr>
+        <w:spacing w:after="80"/>
+      </w:pPr>
+    </w:p>
+    <w:p>
+      <w:pPr>
+        <w:pStyle w:val="Heading1"/>
+      </w:pPr>
+      <w:r>
+        <w:t>3. Itemized List of Materials Required (BOM)</w:t>
+      </w:r>
+    </w:p>
+    <w:p>
+      <w:pPr>
         <w:pStyle w:val="Heading2"/>
       </w:pPr>
       <w:r>
-        <w:t>2.4 Host System RAM Footprint Calculation (Why 16GB Works)</w:t>
-      </w:r>
-    </w:p>
-    <w:p>
-      <w:r>
-        <w:t>Because video decoding, frame scaling, neural network execution, and LLM inference all run in dedicated GPU VRAM, the host CPU system RAM is only responsible for socket networking, coordinate math, and database operations:</w:t>
+        <w:t>3.1 Edge AI Compute Appliance (The Edge PC)</w:t>
       </w:r>
     </w:p>
     <w:tbl>
@@ -869,74 +265,131 @@
         <w:tblLook w:firstColumn="1" w:firstRow="1" w:lastColumn="0" w:lastRow="0" w:noHBand="0" w:noVBand="1" w:val="04A0"/>
       </w:tblPr>
       <w:tblGrid>
-        <w:gridCol w:w="3312"/>
-        <w:gridCol w:w="3312"/>
-        <w:gridCol w:w="3312"/>
+        <w:gridCol w:w="2016"/>
+        <w:gridCol w:w="2016"/>
+        <w:gridCol w:w="2016"/>
+        <w:gridCol w:w="2016"/>
+        <w:gridCol w:w="2016"/>
       </w:tblGrid>
       <w:tr>
         <w:tc>
           <w:tcPr>
-            <w:tcW w:type="dxa" w:w="3312"/>
-            <w:shd w:fill="2D3748"/>
+            <w:tcW w:type="dxa" w:w="2016"/>
+            <w:shd w:fill="1A365D"/>
             <w:tcMar>
-              <w:top w:w="80" w:type="dxa"/>
-              <w:bottom w:w="80" w:type="dxa"/>
-              <w:left w:w="100" w:type="dxa"/>
-              <w:right w:w="100" w:type="dxa"/>
+              <w:top w:w="45" w:type="dxa"/>
+              <w:bottom w:w="45" w:type="dxa"/>
+              <w:left w:w="60" w:type="dxa"/>
+              <w:right w:w="60" w:type="dxa"/>
             </w:tcMar>
           </w:tcPr>
           <w:p>
             <w:r>
               <w:rPr>
+                <w:rFonts w:ascii="Calibri" w:hAnsi="Calibri"/>
                 <w:b/>
                 <w:color w:val="FFFFFF"/>
-                <w:sz w:val="18"/>
+                <w:sz w:val="17"/>
               </w:rPr>
-              <w:t>Subsystem / Process</w:t>
+              <w:t>Status</w:t>
             </w:r>
           </w:p>
         </w:tc>
         <w:tc>
           <w:tcPr>
-            <w:tcW w:type="dxa" w:w="3312"/>
-            <w:shd w:fill="2D3748"/>
+            <w:tcW w:type="dxa" w:w="2016"/>
+            <w:shd w:fill="1A365D"/>
             <w:tcMar>
-              <w:top w:w="80" w:type="dxa"/>
-              <w:bottom w:w="80" w:type="dxa"/>
-              <w:left w:w="100" w:type="dxa"/>
-              <w:right w:w="100" w:type="dxa"/>
+              <w:top w:w="45" w:type="dxa"/>
+              <w:bottom w:w="45" w:type="dxa"/>
+              <w:left w:w="60" w:type="dxa"/>
+              <w:right w:w="60" w:type="dxa"/>
             </w:tcMar>
           </w:tcPr>
           <w:p>
             <w:r>
               <w:rPr>
+                <w:rFonts w:ascii="Calibri" w:hAnsi="Calibri"/>
                 <w:b/>
                 <w:color w:val="FFFFFF"/>
-                <w:sz w:val="18"/>
+                <w:sz w:val="17"/>
               </w:rPr>
-              <w:t>RAM Consumption (GB)</w:t>
+              <w:t>Component / Material</w:t>
             </w:r>
           </w:p>
         </w:tc>
         <w:tc>
           <w:tcPr>
-            <w:tcW w:type="dxa" w:w="3312"/>
-            <w:shd w:fill="2D3748"/>
+            <w:tcW w:type="dxa" w:w="2016"/>
+            <w:shd w:fill="1A365D"/>
             <w:tcMar>
-              <w:top w:w="80" w:type="dxa"/>
-              <w:bottom w:w="80" w:type="dxa"/>
-              <w:left w:w="100" w:type="dxa"/>
-              <w:right w:w="100" w:type="dxa"/>
+              <w:top w:w="45" w:type="dxa"/>
+              <w:bottom w:w="45" w:type="dxa"/>
+              <w:left w:w="60" w:type="dxa"/>
+              <w:right w:w="60" w:type="dxa"/>
             </w:tcMar>
           </w:tcPr>
           <w:p>
             <w:r>
               <w:rPr>
+                <w:rFonts w:ascii="Calibri" w:hAnsi="Calibri"/>
                 <w:b/>
                 <w:color w:val="FFFFFF"/>
-                <w:sz w:val="18"/>
+                <w:sz w:val="17"/>
               </w:rPr>
-              <w:t>Operational Function</w:t>
+              <w:t>Verified Part Specification</w:t>
+            </w:r>
+          </w:p>
+        </w:tc>
+        <w:tc>
+          <w:tcPr>
+            <w:tcW w:type="dxa" w:w="2016"/>
+            <w:shd w:fill="1A365D"/>
+            <w:tcMar>
+              <w:top w:w="45" w:type="dxa"/>
+              <w:bottom w:w="45" w:type="dxa"/>
+              <w:left w:w="60" w:type="dxa"/>
+              <w:right w:w="60" w:type="dxa"/>
+            </w:tcMar>
+          </w:tcPr>
+          <w:p>
+            <w:pPr>
+              <w:jc w:val="right"/>
+            </w:pPr>
+            <w:r>
+              <w:rPr>
+                <w:rFonts w:ascii="Calibri" w:hAnsi="Calibri"/>
+                <w:b/>
+                <w:color w:val="FFFFFF"/>
+                <w:sz w:val="17"/>
+              </w:rPr>
+              <w:t>Qty</w:t>
+            </w:r>
+          </w:p>
+        </w:tc>
+        <w:tc>
+          <w:tcPr>
+            <w:tcW w:type="dxa" w:w="2016"/>
+            <w:shd w:fill="1A365D"/>
+            <w:tcMar>
+              <w:top w:w="45" w:type="dxa"/>
+              <w:bottom w:w="45" w:type="dxa"/>
+              <w:left w:w="60" w:type="dxa"/>
+              <w:right w:w="60" w:type="dxa"/>
+            </w:tcMar>
+          </w:tcPr>
+          <w:p>
+            <w:pPr>
+              <w:jc w:val="right"/>
+            </w:pPr>
+            <w:r>
+              <w:rPr>
+                <w:rFonts w:ascii="Calibri" w:hAnsi="Calibri"/>
+                <w:b/>
+                <w:color w:val="FFFFFF"/>
+                <w:sz w:val="17"/>
+              </w:rPr>
+              <w:t>Est. Price (USD)</w:t>
             </w:r>
           </w:p>
         </w:tc>
@@ -944,62 +397,116 @@
       <w:tr>
         <w:tc>
           <w:tcPr>
-            <w:tcW w:type="dxa" w:w="3312"/>
+            <w:tcW w:type="dxa" w:w="2016"/>
             <w:shd w:fill="FFFFFF"/>
             <w:tcMar>
-              <w:top w:w="60" w:type="dxa"/>
-              <w:bottom w:w="60" w:type="dxa"/>
-              <w:left w:w="100" w:type="dxa"/>
-              <w:right w:w="100" w:type="dxa"/>
+              <w:top w:w="40" w:type="dxa"/>
+              <w:bottom w:w="40" w:type="dxa"/>
+              <w:left w:w="60" w:type="dxa"/>
+              <w:right w:w="60" w:type="dxa"/>
             </w:tcMar>
           </w:tcPr>
           <w:p>
             <w:r>
               <w:rPr>
-                <w:sz w:val="17"/>
+                <w:rFonts w:ascii="Calibri" w:hAnsi="Calibri"/>
+                <w:b/>
+                <w:color w:val="107C41"/>
+                <w:sz w:val="16"/>
               </w:rPr>
-              <w:t>Linux OS &amp; Kernel Core</w:t>
+              <w:t>[MANDATORY]</w:t>
             </w:r>
           </w:p>
         </w:tc>
         <w:tc>
           <w:tcPr>
-            <w:tcW w:type="dxa" w:w="3312"/>
+            <w:tcW w:type="dxa" w:w="2016"/>
             <w:shd w:fill="FFFFFF"/>
             <w:tcMar>
-              <w:top w:w="60" w:type="dxa"/>
-              <w:bottom w:w="60" w:type="dxa"/>
-              <w:left w:w="100" w:type="dxa"/>
-              <w:right w:w="100" w:type="dxa"/>
+              <w:top w:w="40" w:type="dxa"/>
+              <w:bottom w:w="40" w:type="dxa"/>
+              <w:left w:w="60" w:type="dxa"/>
+              <w:right w:w="60" w:type="dxa"/>
             </w:tcMar>
           </w:tcPr>
           <w:p>
             <w:r>
               <w:rPr>
+                <w:rFonts w:ascii="Calibri" w:hAnsi="Calibri"/>
                 <w:b/>
-                <w:sz w:val="17"/>
+                <w:sz w:val="16"/>
               </w:rPr>
-              <w:t>1.10 – 1.30 GB</w:t>
+              <w:t>Dedicated GPU</w:t>
             </w:r>
           </w:p>
         </w:tc>
         <w:tc>
           <w:tcPr>
-            <w:tcW w:type="dxa" w:w="3312"/>
+            <w:tcW w:type="dxa" w:w="2016"/>
             <w:shd w:fill="FFFFFF"/>
             <w:tcMar>
-              <w:top w:w="60" w:type="dxa"/>
-              <w:bottom w:w="60" w:type="dxa"/>
-              <w:left w:w="100" w:type="dxa"/>
-              <w:right w:w="100" w:type="dxa"/>
+              <w:top w:w="40" w:type="dxa"/>
+              <w:bottom w:w="40" w:type="dxa"/>
+              <w:left w:w="60" w:type="dxa"/>
+              <w:right w:w="60" w:type="dxa"/>
             </w:tcMar>
           </w:tcPr>
           <w:p>
             <w:r>
               <w:rPr>
-                <w:sz w:val="17"/>
+                <w:rFonts w:ascii="Calibri" w:hAnsi="Calibri"/>
+                <w:sz w:val="16"/>
               </w:rPr>
-              <w:t>Headless Linux kernel 6.6+ LTS, udev, network drivers</w:t>
+              <w:t>AMD Radeon™ RX 9060 XT (16GB GDDR6, 128-bit) [Alt: RX 7600 XT 16GB]</w:t>
+            </w:r>
+          </w:p>
+        </w:tc>
+        <w:tc>
+          <w:tcPr>
+            <w:tcW w:type="dxa" w:w="2016"/>
+            <w:shd w:fill="FFFFFF"/>
+            <w:tcMar>
+              <w:top w:w="40" w:type="dxa"/>
+              <w:bottom w:w="40" w:type="dxa"/>
+              <w:left w:w="60" w:type="dxa"/>
+              <w:right w:w="60" w:type="dxa"/>
+            </w:tcMar>
+          </w:tcPr>
+          <w:p>
+            <w:pPr>
+              <w:jc w:val="right"/>
+            </w:pPr>
+            <w:r>
+              <w:rPr>
+                <w:rFonts w:ascii="Calibri" w:hAnsi="Calibri"/>
+                <w:sz w:val="16"/>
+              </w:rPr>
+              <w:t>1</w:t>
+            </w:r>
+          </w:p>
+        </w:tc>
+        <w:tc>
+          <w:tcPr>
+            <w:tcW w:type="dxa" w:w="2016"/>
+            <w:shd w:fill="FFFFFF"/>
+            <w:tcMar>
+              <w:top w:w="40" w:type="dxa"/>
+              <w:bottom w:w="40" w:type="dxa"/>
+              <w:left w:w="60" w:type="dxa"/>
+              <w:right w:w="60" w:type="dxa"/>
+            </w:tcMar>
+          </w:tcPr>
+          <w:p>
+            <w:pPr>
+              <w:jc w:val="right"/>
+            </w:pPr>
+            <w:r>
+              <w:rPr>
+                <w:rFonts w:ascii="Calibri" w:hAnsi="Calibri"/>
+                <w:b/>
+                <w:sz w:val="16"/>
+              </w:rPr>
+              <w:t>$330 – $360</w:t>
             </w:r>
           </w:p>
         </w:tc>
@@ -1007,62 +514,116 @@
       <w:tr>
         <w:tc>
           <w:tcPr>
-            <w:tcW w:type="dxa" w:w="3312"/>
+            <w:tcW w:type="dxa" w:w="2016"/>
             <w:shd w:fill="F7FAFC"/>
             <w:tcMar>
-              <w:top w:w="60" w:type="dxa"/>
-              <w:bottom w:w="60" w:type="dxa"/>
-              <w:left w:w="100" w:type="dxa"/>
-              <w:right w:w="100" w:type="dxa"/>
+              <w:top w:w="40" w:type="dxa"/>
+              <w:bottom w:w="40" w:type="dxa"/>
+              <w:left w:w="60" w:type="dxa"/>
+              <w:right w:w="60" w:type="dxa"/>
             </w:tcMar>
           </w:tcPr>
           <w:p>
             <w:r>
               <w:rPr>
-                <w:sz w:val="17"/>
+                <w:rFonts w:ascii="Calibri" w:hAnsi="Calibri"/>
+                <w:b/>
+                <w:color w:val="107C41"/>
+                <w:sz w:val="16"/>
               </w:rPr>
-              <w:t>System Daemons &amp; Logging</w:t>
+              <w:t>[MANDATORY]</w:t>
             </w:r>
           </w:p>
         </w:tc>
         <w:tc>
           <w:tcPr>
-            <w:tcW w:type="dxa" w:w="3312"/>
+            <w:tcW w:type="dxa" w:w="2016"/>
             <w:shd w:fill="F7FAFC"/>
             <w:tcMar>
-              <w:top w:w="60" w:type="dxa"/>
-              <w:bottom w:w="60" w:type="dxa"/>
-              <w:left w:w="100" w:type="dxa"/>
-              <w:right w:w="100" w:type="dxa"/>
+              <w:top w:w="40" w:type="dxa"/>
+              <w:bottom w:w="40" w:type="dxa"/>
+              <w:left w:w="60" w:type="dxa"/>
+              <w:right w:w="60" w:type="dxa"/>
             </w:tcMar>
           </w:tcPr>
           <w:p>
             <w:r>
               <w:rPr>
+                <w:rFonts w:ascii="Calibri" w:hAnsi="Calibri"/>
                 <w:b/>
-                <w:sz w:val="17"/>
+                <w:sz w:val="16"/>
               </w:rPr>
-              <w:t>0.30 – 0.40 GB</w:t>
+              <w:t>Host Processor (CPU)</w:t>
             </w:r>
           </w:p>
         </w:tc>
         <w:tc>
           <w:tcPr>
-            <w:tcW w:type="dxa" w:w="3312"/>
+            <w:tcW w:type="dxa" w:w="2016"/>
             <w:shd w:fill="F7FAFC"/>
             <w:tcMar>
-              <w:top w:w="60" w:type="dxa"/>
-              <w:bottom w:w="60" w:type="dxa"/>
-              <w:left w:w="100" w:type="dxa"/>
-              <w:right w:w="100" w:type="dxa"/>
+              <w:top w:w="40" w:type="dxa"/>
+              <w:bottom w:w="40" w:type="dxa"/>
+              <w:left w:w="60" w:type="dxa"/>
+              <w:right w:w="60" w:type="dxa"/>
             </w:tcMar>
           </w:tcPr>
           <w:p>
             <w:r>
               <w:rPr>
-                <w:sz w:val="17"/>
+                <w:rFonts w:ascii="Calibri" w:hAnsi="Calibri"/>
+                <w:sz w:val="16"/>
               </w:rPr>
-              <w:t>systemd, journald, logrotate, SSH server</w:t>
+              <w:t>Intel Core i5-13400F or i5-14400F (10 Cores, 16 Threads, 65W TDP)</w:t>
+            </w:r>
+          </w:p>
+        </w:tc>
+        <w:tc>
+          <w:tcPr>
+            <w:tcW w:type="dxa" w:w="2016"/>
+            <w:shd w:fill="F7FAFC"/>
+            <w:tcMar>
+              <w:top w:w="40" w:type="dxa"/>
+              <w:bottom w:w="40" w:type="dxa"/>
+              <w:left w:w="60" w:type="dxa"/>
+              <w:right w:w="60" w:type="dxa"/>
+            </w:tcMar>
+          </w:tcPr>
+          <w:p>
+            <w:pPr>
+              <w:jc w:val="right"/>
+            </w:pPr>
+            <w:r>
+              <w:rPr>
+                <w:rFonts w:ascii="Calibri" w:hAnsi="Calibri"/>
+                <w:sz w:val="16"/>
+              </w:rPr>
+              <w:t>1</w:t>
+            </w:r>
+          </w:p>
+        </w:tc>
+        <w:tc>
+          <w:tcPr>
+            <w:tcW w:type="dxa" w:w="2016"/>
+            <w:shd w:fill="F7FAFC"/>
+            <w:tcMar>
+              <w:top w:w="40" w:type="dxa"/>
+              <w:bottom w:w="40" w:type="dxa"/>
+              <w:left w:w="60" w:type="dxa"/>
+              <w:right w:w="60" w:type="dxa"/>
+            </w:tcMar>
+          </w:tcPr>
+          <w:p>
+            <w:pPr>
+              <w:jc w:val="right"/>
+            </w:pPr>
+            <w:r>
+              <w:rPr>
+                <w:rFonts w:ascii="Calibri" w:hAnsi="Calibri"/>
+                <w:b/>
+                <w:sz w:val="16"/>
+              </w:rPr>
+              <w:t>$165 – $190</w:t>
             </w:r>
           </w:p>
         </w:tc>
@@ -1070,62 +631,116 @@
       <w:tr>
         <w:tc>
           <w:tcPr>
-            <w:tcW w:type="dxa" w:w="3312"/>
+            <w:tcW w:type="dxa" w:w="2016"/>
             <w:shd w:fill="FFFFFF"/>
             <w:tcMar>
-              <w:top w:w="60" w:type="dxa"/>
-              <w:bottom w:w="60" w:type="dxa"/>
-              <w:left w:w="100" w:type="dxa"/>
-              <w:right w:w="100" w:type="dxa"/>
+              <w:top w:w="40" w:type="dxa"/>
+              <w:bottom w:w="40" w:type="dxa"/>
+              <w:left w:w="60" w:type="dxa"/>
+              <w:right w:w="60" w:type="dxa"/>
             </w:tcMar>
           </w:tcPr>
           <w:p>
             <w:r>
               <w:rPr>
-                <w:sz w:val="17"/>
+                <w:rFonts w:ascii="Calibri" w:hAnsi="Calibri"/>
+                <w:b/>
+                <w:color w:val="107C41"/>
+                <w:sz w:val="16"/>
               </w:rPr>
-              <w:t>Edge CCTV Backend Core</w:t>
+              <w:t>[MANDATORY]</w:t>
             </w:r>
           </w:p>
         </w:tc>
         <w:tc>
           <w:tcPr>
-            <w:tcW w:type="dxa" w:w="3312"/>
+            <w:tcW w:type="dxa" w:w="2016"/>
             <w:shd w:fill="FFFFFF"/>
             <w:tcMar>
-              <w:top w:w="60" w:type="dxa"/>
-              <w:bottom w:w="60" w:type="dxa"/>
-              <w:left w:w="100" w:type="dxa"/>
-              <w:right w:w="100" w:type="dxa"/>
+              <w:top w:w="40" w:type="dxa"/>
+              <w:bottom w:w="40" w:type="dxa"/>
+              <w:left w:w="60" w:type="dxa"/>
+              <w:right w:w="60" w:type="dxa"/>
             </w:tcMar>
           </w:tcPr>
           <w:p>
             <w:r>
               <w:rPr>
+                <w:rFonts w:ascii="Calibri" w:hAnsi="Calibri"/>
                 <w:b/>
-                <w:sz w:val="17"/>
+                <w:sz w:val="16"/>
               </w:rPr>
-              <w:t>0.80 – 1.00 GB</w:t>
+              <w:t>Motherboard</w:t>
             </w:r>
           </w:p>
         </w:tc>
         <w:tc>
           <w:tcPr>
-            <w:tcW w:type="dxa" w:w="3312"/>
+            <w:tcW w:type="dxa" w:w="2016"/>
             <w:shd w:fill="FFFFFF"/>
             <w:tcMar>
-              <w:top w:w="60" w:type="dxa"/>
-              <w:bottom w:w="60" w:type="dxa"/>
-              <w:left w:w="100" w:type="dxa"/>
-              <w:right w:w="100" w:type="dxa"/>
+              <w:top w:w="40" w:type="dxa"/>
+              <w:bottom w:w="40" w:type="dxa"/>
+              <w:left w:w="60" w:type="dxa"/>
+              <w:right w:w="60" w:type="dxa"/>
             </w:tcMar>
           </w:tcPr>
           <w:p>
             <w:r>
               <w:rPr>
-                <w:sz w:val="17"/>
+                <w:rFonts w:ascii="Calibri" w:hAnsi="Calibri"/>
+                <w:sz w:val="16"/>
               </w:rPr>
-              <w:t>FastAPI server, Uvicorn workers, REST routes, WebSockets</w:t>
+              <w:t>ASRock B760M Pro RS or MSI PRO B760M-A (Micro-ATX, 2.5GbE LAN, Dual M.2)</w:t>
+            </w:r>
+          </w:p>
+        </w:tc>
+        <w:tc>
+          <w:tcPr>
+            <w:tcW w:type="dxa" w:w="2016"/>
+            <w:shd w:fill="FFFFFF"/>
+            <w:tcMar>
+              <w:top w:w="40" w:type="dxa"/>
+              <w:bottom w:w="40" w:type="dxa"/>
+              <w:left w:w="60" w:type="dxa"/>
+              <w:right w:w="60" w:type="dxa"/>
+            </w:tcMar>
+          </w:tcPr>
+          <w:p>
+            <w:pPr>
+              <w:jc w:val="right"/>
+            </w:pPr>
+            <w:r>
+              <w:rPr>
+                <w:rFonts w:ascii="Calibri" w:hAnsi="Calibri"/>
+                <w:sz w:val="16"/>
+              </w:rPr>
+              <w:t>1</w:t>
+            </w:r>
+          </w:p>
+        </w:tc>
+        <w:tc>
+          <w:tcPr>
+            <w:tcW w:type="dxa" w:w="2016"/>
+            <w:shd w:fill="FFFFFF"/>
+            <w:tcMar>
+              <w:top w:w="40" w:type="dxa"/>
+              <w:bottom w:w="40" w:type="dxa"/>
+              <w:left w:w="60" w:type="dxa"/>
+              <w:right w:w="60" w:type="dxa"/>
+            </w:tcMar>
+          </w:tcPr>
+          <w:p>
+            <w:pPr>
+              <w:jc w:val="right"/>
+            </w:pPr>
+            <w:r>
+              <w:rPr>
+                <w:rFonts w:ascii="Calibri" w:hAnsi="Calibri"/>
+                <w:b/>
+                <w:sz w:val="16"/>
+              </w:rPr>
+              <w:t>$110 – $130</w:t>
             </w:r>
           </w:p>
         </w:tc>
@@ -1133,62 +748,116 @@
       <w:tr>
         <w:tc>
           <w:tcPr>
-            <w:tcW w:type="dxa" w:w="3312"/>
+            <w:tcW w:type="dxa" w:w="2016"/>
             <w:shd w:fill="F7FAFC"/>
             <w:tcMar>
-              <w:top w:w="60" w:type="dxa"/>
-              <w:bottom w:w="60" w:type="dxa"/>
-              <w:left w:w="100" w:type="dxa"/>
-              <w:right w:w="100" w:type="dxa"/>
+              <w:top w:w="40" w:type="dxa"/>
+              <w:bottom w:w="40" w:type="dxa"/>
+              <w:left w:w="60" w:type="dxa"/>
+              <w:right w:w="60" w:type="dxa"/>
             </w:tcMar>
           </w:tcPr>
           <w:p>
             <w:r>
               <w:rPr>
-                <w:sz w:val="17"/>
+                <w:rFonts w:ascii="Calibri" w:hAnsi="Calibri"/>
+                <w:b/>
+                <w:color w:val="107C41"/>
+                <w:sz w:val="16"/>
               </w:rPr>
-              <w:t>32-Stream RTSP TCP/UDP Buffers</w:t>
+              <w:t>[MANDATORY]</w:t>
             </w:r>
           </w:p>
         </w:tc>
         <w:tc>
           <w:tcPr>
-            <w:tcW w:type="dxa" w:w="3312"/>
+            <w:tcW w:type="dxa" w:w="2016"/>
             <w:shd w:fill="F7FAFC"/>
             <w:tcMar>
-              <w:top w:w="60" w:type="dxa"/>
-              <w:bottom w:w="60" w:type="dxa"/>
-              <w:left w:w="100" w:type="dxa"/>
-              <w:right w:w="100" w:type="dxa"/>
+              <w:top w:w="40" w:type="dxa"/>
+              <w:bottom w:w="40" w:type="dxa"/>
+              <w:left w:w="60" w:type="dxa"/>
+              <w:right w:w="60" w:type="dxa"/>
             </w:tcMar>
           </w:tcPr>
           <w:p>
             <w:r>
               <w:rPr>
+                <w:rFonts w:ascii="Calibri" w:hAnsi="Calibri"/>
                 <w:b/>
-                <w:sz w:val="17"/>
+                <w:sz w:val="16"/>
               </w:rPr>
-              <w:t>1.20 – 1.50 GB</w:t>
+              <w:t>System Memory (RAM)</w:t>
             </w:r>
           </w:p>
         </w:tc>
         <w:tc>
           <w:tcPr>
-            <w:tcW w:type="dxa" w:w="3312"/>
+            <w:tcW w:type="dxa" w:w="2016"/>
             <w:shd w:fill="F7FAFC"/>
             <w:tcMar>
-              <w:top w:w="60" w:type="dxa"/>
-              <w:bottom w:w="60" w:type="dxa"/>
-              <w:left w:w="100" w:type="dxa"/>
-              <w:right w:w="100" w:type="dxa"/>
+              <w:top w:w="40" w:type="dxa"/>
+              <w:bottom w:w="40" w:type="dxa"/>
+              <w:left w:w="60" w:type="dxa"/>
+              <w:right w:w="60" w:type="dxa"/>
             </w:tcMar>
           </w:tcPr>
           <w:p>
             <w:r>
               <w:rPr>
-                <w:sz w:val="17"/>
+                <w:rFonts w:ascii="Calibri" w:hAnsi="Calibri"/>
+                <w:sz w:val="16"/>
               </w:rPr>
-              <w:t>Socket ring queues, de-jitter buffers across 32 cameras</w:t>
+              <w:t>16GB (2x 8GB) DDR5-5200 MHz CL36 Dual-Channel Kit (Kingston/Crucial)</w:t>
+            </w:r>
+          </w:p>
+        </w:tc>
+        <w:tc>
+          <w:tcPr>
+            <w:tcW w:type="dxa" w:w="2016"/>
+            <w:shd w:fill="F7FAFC"/>
+            <w:tcMar>
+              <w:top w:w="40" w:type="dxa"/>
+              <w:bottom w:w="40" w:type="dxa"/>
+              <w:left w:w="60" w:type="dxa"/>
+              <w:right w:w="60" w:type="dxa"/>
+            </w:tcMar>
+          </w:tcPr>
+          <w:p>
+            <w:pPr>
+              <w:jc w:val="right"/>
+            </w:pPr>
+            <w:r>
+              <w:rPr>
+                <w:rFonts w:ascii="Calibri" w:hAnsi="Calibri"/>
+                <w:sz w:val="16"/>
+              </w:rPr>
+              <w:t>1</w:t>
+            </w:r>
+          </w:p>
+        </w:tc>
+        <w:tc>
+          <w:tcPr>
+            <w:tcW w:type="dxa" w:w="2016"/>
+            <w:shd w:fill="F7FAFC"/>
+            <w:tcMar>
+              <w:top w:w="40" w:type="dxa"/>
+              <w:bottom w:w="40" w:type="dxa"/>
+              <w:left w:w="60" w:type="dxa"/>
+              <w:right w:w="60" w:type="dxa"/>
+            </w:tcMar>
+          </w:tcPr>
+          <w:p>
+            <w:pPr>
+              <w:jc w:val="right"/>
+            </w:pPr>
+            <w:r>
+              <w:rPr>
+                <w:rFonts w:ascii="Calibri" w:hAnsi="Calibri"/>
+                <w:b/>
+                <w:sz w:val="16"/>
+              </w:rPr>
+              <w:t>$55 – $65</w:t>
             </w:r>
           </w:p>
         </w:tc>
@@ -1196,62 +865,116 @@
       <w:tr>
         <w:tc>
           <w:tcPr>
-            <w:tcW w:type="dxa" w:w="3312"/>
+            <w:tcW w:type="dxa" w:w="2016"/>
             <w:shd w:fill="FFFFFF"/>
             <w:tcMar>
-              <w:top w:w="60" w:type="dxa"/>
-              <w:bottom w:w="60" w:type="dxa"/>
-              <w:left w:w="100" w:type="dxa"/>
-              <w:right w:w="100" w:type="dxa"/>
+              <w:top w:w="40" w:type="dxa"/>
+              <w:bottom w:w="40" w:type="dxa"/>
+              <w:left w:w="60" w:type="dxa"/>
+              <w:right w:w="60" w:type="dxa"/>
             </w:tcMar>
           </w:tcPr>
           <w:p>
             <w:r>
               <w:rPr>
-                <w:sz w:val="17"/>
+                <w:rFonts w:ascii="Calibri" w:hAnsi="Calibri"/>
+                <w:b/>
+                <w:color w:val="B45000"/>
+                <w:sz w:val="16"/>
               </w:rPr>
-              <w:t>SQLite (WAL) &amp; DuckDB Time-Series</w:t>
+              <w:t>[OPTIONAL]</w:t>
             </w:r>
           </w:p>
         </w:tc>
         <w:tc>
           <w:tcPr>
-            <w:tcW w:type="dxa" w:w="3312"/>
+            <w:tcW w:type="dxa" w:w="2016"/>
             <w:shd w:fill="FFFFFF"/>
             <w:tcMar>
-              <w:top w:w="60" w:type="dxa"/>
-              <w:bottom w:w="60" w:type="dxa"/>
-              <w:left w:w="100" w:type="dxa"/>
-              <w:right w:w="100" w:type="dxa"/>
+              <w:top w:w="40" w:type="dxa"/>
+              <w:bottom w:w="40" w:type="dxa"/>
+              <w:left w:w="60" w:type="dxa"/>
+              <w:right w:w="60" w:type="dxa"/>
             </w:tcMar>
           </w:tcPr>
           <w:p>
             <w:r>
               <w:rPr>
+                <w:rFonts w:ascii="Calibri" w:hAnsi="Calibri"/>
                 <w:b/>
-                <w:sz w:val="17"/>
+                <w:sz w:val="16"/>
               </w:rPr>
-              <w:t>0.90 – 1.20 GB</w:t>
+              <w:t>RAM Capacity Upgrade</w:t>
             </w:r>
           </w:p>
         </w:tc>
         <w:tc>
           <w:tcPr>
-            <w:tcW w:type="dxa" w:w="3312"/>
+            <w:tcW w:type="dxa" w:w="2016"/>
             <w:shd w:fill="FFFFFF"/>
             <w:tcMar>
-              <w:top w:w="60" w:type="dxa"/>
-              <w:bottom w:w="60" w:type="dxa"/>
-              <w:left w:w="100" w:type="dxa"/>
-              <w:right w:w="100" w:type="dxa"/>
+              <w:top w:w="40" w:type="dxa"/>
+              <w:bottom w:w="40" w:type="dxa"/>
+              <w:left w:w="60" w:type="dxa"/>
+              <w:right w:w="60" w:type="dxa"/>
             </w:tcMar>
           </w:tcPr>
           <w:p>
             <w:r>
               <w:rPr>
-                <w:sz w:val="17"/>
+                <w:rFonts w:ascii="Calibri" w:hAnsi="Calibri"/>
+                <w:sz w:val="16"/>
               </w:rPr>
-              <w:t>In-memory query cache, shopper tracks, theft incident logs</w:t>
+              <w:t>32GB (2x 16GB) DDR5-5600 CL30 (Enables 10GB RAM-disk pre-alarm buffer)</w:t>
+            </w:r>
+          </w:p>
+        </w:tc>
+        <w:tc>
+          <w:tcPr>
+            <w:tcW w:type="dxa" w:w="2016"/>
+            <w:shd w:fill="FFFFFF"/>
+            <w:tcMar>
+              <w:top w:w="40" w:type="dxa"/>
+              <w:bottom w:w="40" w:type="dxa"/>
+              <w:left w:w="60" w:type="dxa"/>
+              <w:right w:w="60" w:type="dxa"/>
+            </w:tcMar>
+          </w:tcPr>
+          <w:p>
+            <w:pPr>
+              <w:jc w:val="right"/>
+            </w:pPr>
+            <w:r>
+              <w:rPr>
+                <w:rFonts w:ascii="Calibri" w:hAnsi="Calibri"/>
+                <w:sz w:val="16"/>
+              </w:rPr>
+              <w:t>1</w:t>
+            </w:r>
+          </w:p>
+        </w:tc>
+        <w:tc>
+          <w:tcPr>
+            <w:tcW w:type="dxa" w:w="2016"/>
+            <w:shd w:fill="FFFFFF"/>
+            <w:tcMar>
+              <w:top w:w="40" w:type="dxa"/>
+              <w:bottom w:w="40" w:type="dxa"/>
+              <w:left w:w="60" w:type="dxa"/>
+              <w:right w:w="60" w:type="dxa"/>
+            </w:tcMar>
+          </w:tcPr>
+          <w:p>
+            <w:pPr>
+              <w:jc w:val="right"/>
+            </w:pPr>
+            <w:r>
+              <w:rPr>
+                <w:rFonts w:ascii="Calibri" w:hAnsi="Calibri"/>
+                <w:b/>
+                <w:sz w:val="16"/>
+              </w:rPr>
+              <w:t>(+$35 upgrade)</w:t>
             </w:r>
           </w:p>
         </w:tc>
@@ -1259,62 +982,116 @@
       <w:tr>
         <w:tc>
           <w:tcPr>
-            <w:tcW w:type="dxa" w:w="3312"/>
+            <w:tcW w:type="dxa" w:w="2016"/>
             <w:shd w:fill="F7FAFC"/>
             <w:tcMar>
-              <w:top w:w="60" w:type="dxa"/>
-              <w:bottom w:w="60" w:type="dxa"/>
-              <w:left w:w="100" w:type="dxa"/>
-              <w:right w:w="100" w:type="dxa"/>
+              <w:top w:w="40" w:type="dxa"/>
+              <w:bottom w:w="40" w:type="dxa"/>
+              <w:left w:w="60" w:type="dxa"/>
+              <w:right w:w="60" w:type="dxa"/>
             </w:tcMar>
           </w:tcPr>
           <w:p>
             <w:r>
               <w:rPr>
-                <w:sz w:val="17"/>
+                <w:rFonts w:ascii="Calibri" w:hAnsi="Calibri"/>
+                <w:b/>
+                <w:color w:val="107C41"/>
+                <w:sz w:val="16"/>
               </w:rPr>
-              <w:t>Temporary Frame Staging &amp; IPC Queues</w:t>
+              <w:t>[MANDATORY]</w:t>
             </w:r>
           </w:p>
         </w:tc>
         <w:tc>
           <w:tcPr>
-            <w:tcW w:type="dxa" w:w="3312"/>
+            <w:tcW w:type="dxa" w:w="2016"/>
             <w:shd w:fill="F7FAFC"/>
             <w:tcMar>
-              <w:top w:w="60" w:type="dxa"/>
-              <w:bottom w:w="60" w:type="dxa"/>
-              <w:left w:w="100" w:type="dxa"/>
-              <w:right w:w="100" w:type="dxa"/>
+              <w:top w:w="40" w:type="dxa"/>
+              <w:bottom w:w="40" w:type="dxa"/>
+              <w:left w:w="60" w:type="dxa"/>
+              <w:right w:w="60" w:type="dxa"/>
             </w:tcMar>
           </w:tcPr>
           <w:p>
             <w:r>
               <w:rPr>
+                <w:rFonts w:ascii="Calibri" w:hAnsi="Calibri"/>
                 <w:b/>
-                <w:sz w:val="17"/>
+                <w:sz w:val="16"/>
               </w:rPr>
-              <w:t>0.60 – 0.80 GB</w:t>
+              <w:t>Local Storage (SSD)</w:t>
             </w:r>
           </w:p>
         </w:tc>
         <w:tc>
           <w:tcPr>
-            <w:tcW w:type="dxa" w:w="3312"/>
+            <w:tcW w:type="dxa" w:w="2016"/>
             <w:shd w:fill="F7FAFC"/>
             <w:tcMar>
-              <w:top w:w="60" w:type="dxa"/>
-              <w:bottom w:w="60" w:type="dxa"/>
-              <w:left w:w="100" w:type="dxa"/>
-              <w:right w:w="100" w:type="dxa"/>
+              <w:top w:w="40" w:type="dxa"/>
+              <w:bottom w:w="40" w:type="dxa"/>
+              <w:left w:w="60" w:type="dxa"/>
+              <w:right w:w="60" w:type="dxa"/>
             </w:tcMar>
           </w:tcPr>
           <w:p>
             <w:r>
               <w:rPr>
-                <w:sz w:val="17"/>
+                <w:rFonts w:ascii="Calibri" w:hAnsi="Calibri"/>
+                <w:sz w:val="16"/>
               </w:rPr>
-              <w:t>Inter-process shared memory between ingest and tracker</w:t>
+              <w:t>512GB WD Blue SN580 or Crucial P3 Plus PCIe 4.0 M.2 NVMe SSD</w:t>
+            </w:r>
+          </w:p>
+        </w:tc>
+        <w:tc>
+          <w:tcPr>
+            <w:tcW w:type="dxa" w:w="2016"/>
+            <w:shd w:fill="F7FAFC"/>
+            <w:tcMar>
+              <w:top w:w="40" w:type="dxa"/>
+              <w:bottom w:w="40" w:type="dxa"/>
+              <w:left w:w="60" w:type="dxa"/>
+              <w:right w:w="60" w:type="dxa"/>
+            </w:tcMar>
+          </w:tcPr>
+          <w:p>
+            <w:pPr>
+              <w:jc w:val="right"/>
+            </w:pPr>
+            <w:r>
+              <w:rPr>
+                <w:rFonts w:ascii="Calibri" w:hAnsi="Calibri"/>
+                <w:sz w:val="16"/>
+              </w:rPr>
+              <w:t>1</w:t>
+            </w:r>
+          </w:p>
+        </w:tc>
+        <w:tc>
+          <w:tcPr>
+            <w:tcW w:type="dxa" w:w="2016"/>
+            <w:shd w:fill="F7FAFC"/>
+            <w:tcMar>
+              <w:top w:w="40" w:type="dxa"/>
+              <w:bottom w:w="40" w:type="dxa"/>
+              <w:left w:w="60" w:type="dxa"/>
+              <w:right w:w="60" w:type="dxa"/>
+            </w:tcMar>
+          </w:tcPr>
+          <w:p>
+            <w:pPr>
+              <w:jc w:val="right"/>
+            </w:pPr>
+            <w:r>
+              <w:rPr>
+                <w:rFonts w:ascii="Calibri" w:hAnsi="Calibri"/>
+                <w:b/>
+                <w:sz w:val="16"/>
+              </w:rPr>
+              <w:t>$40 – $48</w:t>
             </w:r>
           </w:p>
         </w:tc>
@@ -1322,62 +1099,467 @@
       <w:tr>
         <w:tc>
           <w:tcPr>
-            <w:tcW w:type="dxa" w:w="3312"/>
+            <w:tcW w:type="dxa" w:w="2016"/>
             <w:shd w:fill="FFFFFF"/>
             <w:tcMar>
-              <w:top w:w="60" w:type="dxa"/>
-              <w:bottom w:w="60" w:type="dxa"/>
-              <w:left w:w="100" w:type="dxa"/>
-              <w:right w:w="100" w:type="dxa"/>
+              <w:top w:w="40" w:type="dxa"/>
+              <w:bottom w:w="40" w:type="dxa"/>
+              <w:left w:w="60" w:type="dxa"/>
+              <w:right w:w="60" w:type="dxa"/>
             </w:tcMar>
           </w:tcPr>
           <w:p>
             <w:r>
               <w:rPr>
-                <w:sz w:val="17"/>
+                <w:rFonts w:ascii="Calibri" w:hAnsi="Calibri"/>
+                <w:b/>
+                <w:color w:val="107C41"/>
+                <w:sz w:val="16"/>
               </w:rPr>
-              <w:t>Linux Page Cache &amp; Disk Write Buffer</w:t>
+              <w:t>[MANDATORY]</w:t>
             </w:r>
           </w:p>
         </w:tc>
         <w:tc>
           <w:tcPr>
-            <w:tcW w:type="dxa" w:w="3312"/>
+            <w:tcW w:type="dxa" w:w="2016"/>
             <w:shd w:fill="FFFFFF"/>
             <w:tcMar>
-              <w:top w:w="60" w:type="dxa"/>
-              <w:bottom w:w="60" w:type="dxa"/>
-              <w:left w:w="100" w:type="dxa"/>
-              <w:right w:w="100" w:type="dxa"/>
+              <w:top w:w="40" w:type="dxa"/>
+              <w:bottom w:w="40" w:type="dxa"/>
+              <w:left w:w="60" w:type="dxa"/>
+              <w:right w:w="60" w:type="dxa"/>
             </w:tcMar>
           </w:tcPr>
           <w:p>
             <w:r>
               <w:rPr>
+                <w:rFonts w:ascii="Calibri" w:hAnsi="Calibri"/>
                 <w:b/>
-                <w:sz w:val="17"/>
+                <w:sz w:val="16"/>
               </w:rPr>
-              <w:t>2.00 – 2.30 GB</w:t>
+              <w:t>Power Supply (PSU)</w:t>
             </w:r>
           </w:p>
         </w:tc>
         <w:tc>
           <w:tcPr>
-            <w:tcW w:type="dxa" w:w="3312"/>
+            <w:tcW w:type="dxa" w:w="2016"/>
             <w:shd w:fill="FFFFFF"/>
             <w:tcMar>
-              <w:top w:w="60" w:type="dxa"/>
-              <w:bottom w:w="60" w:type="dxa"/>
-              <w:left w:w="100" w:type="dxa"/>
-              <w:right w:w="100" w:type="dxa"/>
+              <w:top w:w="40" w:type="dxa"/>
+              <w:bottom w:w="40" w:type="dxa"/>
+              <w:left w:w="60" w:type="dxa"/>
+              <w:right w:w="60" w:type="dxa"/>
             </w:tcMar>
           </w:tcPr>
           <w:p>
             <w:r>
               <w:rPr>
-                <w:sz w:val="17"/>
+                <w:rFonts w:ascii="Calibri" w:hAnsi="Calibri"/>
+                <w:sz w:val="16"/>
               </w:rPr>
-              <w:t>Asynchronous buffered I/O writes to NVMe and NAS</w:t>
+              <w:t>650W 80+ Bronze/Gold (MSI MAG A650BN / Corsair CX650)</w:t>
+            </w:r>
+          </w:p>
+        </w:tc>
+        <w:tc>
+          <w:tcPr>
+            <w:tcW w:type="dxa" w:w="2016"/>
+            <w:shd w:fill="FFFFFF"/>
+            <w:tcMar>
+              <w:top w:w="40" w:type="dxa"/>
+              <w:bottom w:w="40" w:type="dxa"/>
+              <w:left w:w="60" w:type="dxa"/>
+              <w:right w:w="60" w:type="dxa"/>
+            </w:tcMar>
+          </w:tcPr>
+          <w:p>
+            <w:pPr>
+              <w:jc w:val="right"/>
+            </w:pPr>
+            <w:r>
+              <w:rPr>
+                <w:rFonts w:ascii="Calibri" w:hAnsi="Calibri"/>
+                <w:sz w:val="16"/>
+              </w:rPr>
+              <w:t>1</w:t>
+            </w:r>
+          </w:p>
+        </w:tc>
+        <w:tc>
+          <w:tcPr>
+            <w:tcW w:type="dxa" w:w="2016"/>
+            <w:shd w:fill="FFFFFF"/>
+            <w:tcMar>
+              <w:top w:w="40" w:type="dxa"/>
+              <w:bottom w:w="40" w:type="dxa"/>
+              <w:left w:w="60" w:type="dxa"/>
+              <w:right w:w="60" w:type="dxa"/>
+            </w:tcMar>
+          </w:tcPr>
+          <w:p>
+            <w:pPr>
+              <w:jc w:val="right"/>
+            </w:pPr>
+            <w:r>
+              <w:rPr>
+                <w:rFonts w:ascii="Calibri" w:hAnsi="Calibri"/>
+                <w:b/>
+                <w:sz w:val="16"/>
+              </w:rPr>
+              <w:t>$55 – $65</w:t>
+            </w:r>
+          </w:p>
+        </w:tc>
+      </w:tr>
+      <w:tr>
+        <w:tc>
+          <w:tcPr>
+            <w:tcW w:type="dxa" w:w="2016"/>
+            <w:shd w:fill="F7FAFC"/>
+            <w:tcMar>
+              <w:top w:w="40" w:type="dxa"/>
+              <w:bottom w:w="40" w:type="dxa"/>
+              <w:left w:w="60" w:type="dxa"/>
+              <w:right w:w="60" w:type="dxa"/>
+            </w:tcMar>
+          </w:tcPr>
+          <w:p>
+            <w:r>
+              <w:rPr>
+                <w:rFonts w:ascii="Calibri" w:hAnsi="Calibri"/>
+                <w:b/>
+                <w:color w:val="107C41"/>
+                <w:sz w:val="16"/>
+              </w:rPr>
+              <w:t>[MANDATORY]</w:t>
+            </w:r>
+          </w:p>
+        </w:tc>
+        <w:tc>
+          <w:tcPr>
+            <w:tcW w:type="dxa" w:w="2016"/>
+            <w:shd w:fill="F7FAFC"/>
+            <w:tcMar>
+              <w:top w:w="40" w:type="dxa"/>
+              <w:bottom w:w="40" w:type="dxa"/>
+              <w:left w:w="60" w:type="dxa"/>
+              <w:right w:w="60" w:type="dxa"/>
+            </w:tcMar>
+          </w:tcPr>
+          <w:p>
+            <w:r>
+              <w:rPr>
+                <w:rFonts w:ascii="Calibri" w:hAnsi="Calibri"/>
+                <w:b/>
+                <w:sz w:val="16"/>
+              </w:rPr>
+              <w:t>Computer Chassis</w:t>
+            </w:r>
+          </w:p>
+        </w:tc>
+        <w:tc>
+          <w:tcPr>
+            <w:tcW w:type="dxa" w:w="2016"/>
+            <w:shd w:fill="F7FAFC"/>
+            <w:tcMar>
+              <w:top w:w="40" w:type="dxa"/>
+              <w:bottom w:w="40" w:type="dxa"/>
+              <w:left w:w="60" w:type="dxa"/>
+              <w:right w:w="60" w:type="dxa"/>
+            </w:tcMar>
+          </w:tcPr>
+          <w:p>
+            <w:r>
+              <w:rPr>
+                <w:rFonts w:ascii="Calibri" w:hAnsi="Calibri"/>
+                <w:sz w:val="16"/>
+              </w:rPr>
+              <w:t>Montech Air 100 Mesh or DeepCool CC360 (Micro-ATX, 4x Fans, High-Airflow)</w:t>
+            </w:r>
+          </w:p>
+        </w:tc>
+        <w:tc>
+          <w:tcPr>
+            <w:tcW w:type="dxa" w:w="2016"/>
+            <w:shd w:fill="F7FAFC"/>
+            <w:tcMar>
+              <w:top w:w="40" w:type="dxa"/>
+              <w:bottom w:w="40" w:type="dxa"/>
+              <w:left w:w="60" w:type="dxa"/>
+              <w:right w:w="60" w:type="dxa"/>
+            </w:tcMar>
+          </w:tcPr>
+          <w:p>
+            <w:pPr>
+              <w:jc w:val="right"/>
+            </w:pPr>
+            <w:r>
+              <w:rPr>
+                <w:rFonts w:ascii="Calibri" w:hAnsi="Calibri"/>
+                <w:sz w:val="16"/>
+              </w:rPr>
+              <w:t>1</w:t>
+            </w:r>
+          </w:p>
+        </w:tc>
+        <w:tc>
+          <w:tcPr>
+            <w:tcW w:type="dxa" w:w="2016"/>
+            <w:shd w:fill="F7FAFC"/>
+            <w:tcMar>
+              <w:top w:w="40" w:type="dxa"/>
+              <w:bottom w:w="40" w:type="dxa"/>
+              <w:left w:w="60" w:type="dxa"/>
+              <w:right w:w="60" w:type="dxa"/>
+            </w:tcMar>
+          </w:tcPr>
+          <w:p>
+            <w:pPr>
+              <w:jc w:val="right"/>
+            </w:pPr>
+            <w:r>
+              <w:rPr>
+                <w:rFonts w:ascii="Calibri" w:hAnsi="Calibri"/>
+                <w:b/>
+                <w:sz w:val="16"/>
+              </w:rPr>
+              <w:t>$45 – $55</w:t>
+            </w:r>
+          </w:p>
+        </w:tc>
+      </w:tr>
+      <w:tr>
+        <w:tc>
+          <w:tcPr>
+            <w:tcW w:type="dxa" w:w="2016"/>
+            <w:shd w:fill="FFFFFF"/>
+            <w:tcMar>
+              <w:top w:w="40" w:type="dxa"/>
+              <w:bottom w:w="40" w:type="dxa"/>
+              <w:left w:w="60" w:type="dxa"/>
+              <w:right w:w="60" w:type="dxa"/>
+            </w:tcMar>
+          </w:tcPr>
+          <w:p>
+            <w:r>
+              <w:rPr>
+                <w:rFonts w:ascii="Calibri" w:hAnsi="Calibri"/>
+                <w:b/>
+                <w:color w:val="107C41"/>
+                <w:sz w:val="16"/>
+              </w:rPr>
+              <w:t>[MANDATORY]</w:t>
+            </w:r>
+          </w:p>
+        </w:tc>
+        <w:tc>
+          <w:tcPr>
+            <w:tcW w:type="dxa" w:w="2016"/>
+            <w:shd w:fill="FFFFFF"/>
+            <w:tcMar>
+              <w:top w:w="40" w:type="dxa"/>
+              <w:bottom w:w="40" w:type="dxa"/>
+              <w:left w:w="60" w:type="dxa"/>
+              <w:right w:w="60" w:type="dxa"/>
+            </w:tcMar>
+          </w:tcPr>
+          <w:p>
+            <w:r>
+              <w:rPr>
+                <w:rFonts w:ascii="Calibri" w:hAnsi="Calibri"/>
+                <w:b/>
+                <w:sz w:val="16"/>
+              </w:rPr>
+              <w:t>CPU Cooler</w:t>
+            </w:r>
+          </w:p>
+        </w:tc>
+        <w:tc>
+          <w:tcPr>
+            <w:tcW w:type="dxa" w:w="2016"/>
+            <w:shd w:fill="FFFFFF"/>
+            <w:tcMar>
+              <w:top w:w="40" w:type="dxa"/>
+              <w:bottom w:w="40" w:type="dxa"/>
+              <w:left w:w="60" w:type="dxa"/>
+              <w:right w:w="60" w:type="dxa"/>
+            </w:tcMar>
+          </w:tcPr>
+          <w:p>
+            <w:r>
+              <w:rPr>
+                <w:rFonts w:ascii="Calibri" w:hAnsi="Calibri"/>
+                <w:sz w:val="16"/>
+              </w:rPr>
+              <w:t>Thermalright Assassin X 120 Refined SE (120mm Silent Tower Cooler)</w:t>
+            </w:r>
+          </w:p>
+        </w:tc>
+        <w:tc>
+          <w:tcPr>
+            <w:tcW w:type="dxa" w:w="2016"/>
+            <w:shd w:fill="FFFFFF"/>
+            <w:tcMar>
+              <w:top w:w="40" w:type="dxa"/>
+              <w:bottom w:w="40" w:type="dxa"/>
+              <w:left w:w="60" w:type="dxa"/>
+              <w:right w:w="60" w:type="dxa"/>
+            </w:tcMar>
+          </w:tcPr>
+          <w:p>
+            <w:pPr>
+              <w:jc w:val="right"/>
+            </w:pPr>
+            <w:r>
+              <w:rPr>
+                <w:rFonts w:ascii="Calibri" w:hAnsi="Calibri"/>
+                <w:sz w:val="16"/>
+              </w:rPr>
+              <w:t>1</w:t>
+            </w:r>
+          </w:p>
+        </w:tc>
+        <w:tc>
+          <w:tcPr>
+            <w:tcW w:type="dxa" w:w="2016"/>
+            <w:shd w:fill="FFFFFF"/>
+            <w:tcMar>
+              <w:top w:w="40" w:type="dxa"/>
+              <w:bottom w:w="40" w:type="dxa"/>
+              <w:left w:w="60" w:type="dxa"/>
+              <w:right w:w="60" w:type="dxa"/>
+            </w:tcMar>
+          </w:tcPr>
+          <w:p>
+            <w:pPr>
+              <w:jc w:val="right"/>
+            </w:pPr>
+            <w:r>
+              <w:rPr>
+                <w:rFonts w:ascii="Calibri" w:hAnsi="Calibri"/>
+                <w:b/>
+                <w:sz w:val="16"/>
+              </w:rPr>
+              <w:t>$18 – $20</w:t>
+            </w:r>
+          </w:p>
+        </w:tc>
+      </w:tr>
+      <w:tr>
+        <w:tc>
+          <w:tcPr>
+            <w:tcW w:type="dxa" w:w="2016"/>
+            <w:shd w:fill="F7FAFC"/>
+            <w:tcMar>
+              <w:top w:w="40" w:type="dxa"/>
+              <w:bottom w:w="40" w:type="dxa"/>
+              <w:left w:w="60" w:type="dxa"/>
+              <w:right w:w="60" w:type="dxa"/>
+            </w:tcMar>
+          </w:tcPr>
+          <w:p>
+            <w:r>
+              <w:rPr>
+                <w:rFonts w:ascii="Calibri" w:hAnsi="Calibri"/>
+                <w:b/>
+                <w:color w:val="107C41"/>
+                <w:sz w:val="16"/>
+              </w:rPr>
+              <w:t>[MANDATORY]</w:t>
+            </w:r>
+          </w:p>
+        </w:tc>
+        <w:tc>
+          <w:tcPr>
+            <w:tcW w:type="dxa" w:w="2016"/>
+            <w:shd w:fill="F7FAFC"/>
+            <w:tcMar>
+              <w:top w:w="40" w:type="dxa"/>
+              <w:bottom w:w="40" w:type="dxa"/>
+              <w:left w:w="60" w:type="dxa"/>
+              <w:right w:w="60" w:type="dxa"/>
+            </w:tcMar>
+          </w:tcPr>
+          <w:p>
+            <w:r>
+              <w:rPr>
+                <w:rFonts w:ascii="Calibri" w:hAnsi="Calibri"/>
+                <w:b/>
+                <w:sz w:val="16"/>
+              </w:rPr>
+              <w:t>Secondary Network Card</w:t>
+            </w:r>
+          </w:p>
+        </w:tc>
+        <w:tc>
+          <w:tcPr>
+            <w:tcW w:type="dxa" w:w="2016"/>
+            <w:shd w:fill="F7FAFC"/>
+            <w:tcMar>
+              <w:top w:w="40" w:type="dxa"/>
+              <w:bottom w:w="40" w:type="dxa"/>
+              <w:left w:w="60" w:type="dxa"/>
+              <w:right w:w="60" w:type="dxa"/>
+            </w:tcMar>
+          </w:tcPr>
+          <w:p>
+            <w:r>
+              <w:rPr>
+                <w:rFonts w:ascii="Calibri" w:hAnsi="Calibri"/>
+                <w:sz w:val="16"/>
+              </w:rPr>
+              <w:t>PCIe 2.5 GbE Network Card (Realtek RTL8125B) for CCTV isolated VLAN</w:t>
+            </w:r>
+          </w:p>
+        </w:tc>
+        <w:tc>
+          <w:tcPr>
+            <w:tcW w:type="dxa" w:w="2016"/>
+            <w:shd w:fill="F7FAFC"/>
+            <w:tcMar>
+              <w:top w:w="40" w:type="dxa"/>
+              <w:bottom w:w="40" w:type="dxa"/>
+              <w:left w:w="60" w:type="dxa"/>
+              <w:right w:w="60" w:type="dxa"/>
+            </w:tcMar>
+          </w:tcPr>
+          <w:p>
+            <w:pPr>
+              <w:jc w:val="right"/>
+            </w:pPr>
+            <w:r>
+              <w:rPr>
+                <w:rFonts w:ascii="Calibri" w:hAnsi="Calibri"/>
+                <w:sz w:val="16"/>
+              </w:rPr>
+              <w:t>1</w:t>
+            </w:r>
+          </w:p>
+        </w:tc>
+        <w:tc>
+          <w:tcPr>
+            <w:tcW w:type="dxa" w:w="2016"/>
+            <w:shd w:fill="F7FAFC"/>
+            <w:tcMar>
+              <w:top w:w="40" w:type="dxa"/>
+              <w:bottom w:w="40" w:type="dxa"/>
+              <w:left w:w="60" w:type="dxa"/>
+              <w:right w:w="60" w:type="dxa"/>
+            </w:tcMar>
+          </w:tcPr>
+          <w:p>
+            <w:pPr>
+              <w:jc w:val="right"/>
+            </w:pPr>
+            <w:r>
+              <w:rPr>
+                <w:rFonts w:ascii="Calibri" w:hAnsi="Calibri"/>
+                <w:b/>
+                <w:sz w:val="16"/>
+              </w:rPr>
+              <w:t>$15 – $20</w:t>
             </w:r>
           </w:p>
         </w:tc>
@@ -1385,169 +1567,15 @@
     </w:tbl>
     <w:p>
       <w:pPr>
-        <w:spacing w:line="276" w:lineRule="auto" w:before="120"/>
+        <w:spacing w:after="80"/>
       </w:pPr>
-      <w:r>
-        <w:rPr>
-          <w:b/>
-        </w:rPr>
-        <w:t xml:space="preserve">• Total Baseline Active RAM: </w:t>
-      </w:r>
-      <w:r>
-        <w:t>6.90 GB to 8.50 GB</w:t>
-        <w:br/>
-      </w:r>
-      <w:r>
-        <w:rPr>
-          <w:b/>
-        </w:rPr>
-        <w:t xml:space="preserve">• Free Safety Margin (with 16GB Installed): </w:t>
-      </w:r>
-      <w:r>
-        <w:rPr>
-          <w:b/>
-        </w:rPr>
-        <w:t>7.50 GB to 9.10 GB (47% to 57% Headroom)</w:t>
-        <w:br/>
-      </w:r>
-      <w:r>
-        <w:rPr>
-          <w:b/>
-        </w:rPr>
-        <w:t xml:space="preserve">• Conclusion: </w:t>
-      </w:r>
-      <w:r>
-        <w:t>16GB DDR5-5200 CL36 installed in Dual-Channel (2x 8GB) is completely crash-free, stable, and meets all operational requirements.</w:t>
-      </w:r>
     </w:p>
     <w:p>
       <w:pPr>
         <w:pStyle w:val="Heading2"/>
       </w:pPr>
       <w:r>
-        <w:t>2.5 Local Storage Allocation (512GB M.2 NVMe SSD)</w:t>
-      </w:r>
-    </w:p>
-    <w:p>
-      <w:pPr>
-        <w:spacing w:line="276" w:lineRule="auto"/>
-      </w:pPr>
-      <w:r>
-        <w:t>Because continuous 24/7 video is routed to the NAS server, the local 512GB NVMe drive is reserved strictly for high-speed OS, AI models, and local databases:</w:t>
-        <w:br/>
-      </w:r>
-      <w:r>
-        <w:rPr>
-          <w:b/>
-        </w:rPr>
-        <w:t xml:space="preserve">• Linux OS, Kernel, Drivers &amp; Docker: </w:t>
-      </w:r>
-      <w:r>
-        <w:t>25 GB</w:t>
-        <w:br/>
-      </w:r>
-      <w:r>
-        <w:rPr>
-          <w:b/>
-        </w:rPr>
-        <w:t xml:space="preserve">• Python Virtualenv, Dependencies &amp; Toolchain: </w:t>
-      </w:r>
-      <w:r>
-        <w:t>15 GB</w:t>
-        <w:br/>
-      </w:r>
-      <w:r>
-        <w:rPr>
-          <w:b/>
-        </w:rPr>
-        <w:t xml:space="preserve">• AI Vision Models &amp; Ollama Weights (YOLO, Pose, 8B LLM): </w:t>
-      </w:r>
-      <w:r>
-        <w:t>20 GB</w:t>
-        <w:br/>
-      </w:r>
-      <w:r>
-        <w:rPr>
-          <w:b/>
-        </w:rPr>
-        <w:t xml:space="preserve">• SQLite Database &amp; DuckDB Metadata: </w:t>
-      </w:r>
-      <w:r>
-        <w:t>30 GB</w:t>
-        <w:br/>
-      </w:r>
-      <w:r>
-        <w:rPr>
-          <w:b/>
-        </w:rPr>
-        <w:t xml:space="preserve">• Local Emergency Failover Ring Buffer: </w:t>
-      </w:r>
-      <w:r>
-        <w:t>50 GB (stores up to 35 minutes of full 32-camera video locally if NAS drops)</w:t>
-        <w:br/>
-      </w:r>
-      <w:r>
-        <w:rPr>
-          <w:b/>
-        </w:rPr>
-        <w:t xml:space="preserve">• Free Unallocated Drive Space (Wear-Leveling): </w:t>
-      </w:r>
-      <w:r>
-        <w:rPr>
-          <w:b/>
-        </w:rPr>
-        <w:t>~372 GB (&gt;72% free space, ensuring 10+ years NVMe lifespan)</w:t>
-        <w:br/>
-      </w:r>
-    </w:p>
-    <w:p>
-      <w:pPr>
-        <w:pStyle w:val="Heading2"/>
-      </w:pPr>
-      <w:r>
-        <w:t>2.6 NAS Server Storage Throughput &amp; Retention</w:t>
-      </w:r>
-    </w:p>
-    <w:p>
-      <w:pPr>
-        <w:spacing w:line="276" w:lineRule="auto"/>
-      </w:pPr>
-      <w:r>
-        <w:rPr>
-          <w:b/>
-        </w:rPr>
-        <w:t xml:space="preserve">• Continuous Write Bandwidth to NAS: </w:t>
-      </w:r>
-      <w:r>
-        <w:t>32 cameras × 6 Mbps = 192 Mbps (~24.0 MB/s).</w:t>
-        <w:br/>
-      </w:r>
-      <w:r>
-        <w:rPr>
-          <w:b/>
-        </w:rPr>
-        <w:t xml:space="preserve">• NAS Network Headroom: </w:t>
-      </w:r>
-      <w:r>
-        <w:t>24.0 MB/s utilizes only 21% of a standard 1 GbE NAS link (or 7.7% of a 2.5 GbE NAS link).</w:t>
-        <w:br/>
-      </w:r>
-      <w:r>
-        <w:rPr>
-          <w:b/>
-        </w:rPr>
-        <w:t xml:space="preserve">• Storage Capacity Required on NAS: </w:t>
-      </w:r>
-      <w:r>
-        <w:t>24.0 MB/s = ~86.4 GB/hour = ~2.07 TB/day. For a standard 30-day supermarket retention cycle, 62 TB of RAID-protected NAS capacity is required.</w:t>
-      </w:r>
-    </w:p>
-    <w:p>
-      <w:pPr>
-        <w:pStyle w:val="Heading1"/>
-      </w:pPr>
-      <w:r>
-        <w:t>3. Itemized Bill of Materials (BOM) &amp; Cost Breakdown</w:t>
+        <w:t>3.2 Network Infrastructure (Switching &amp; Routing)</w:t>
       </w:r>
     </w:p>
     <w:tbl>
@@ -1557,73 +1585,103 @@
         <w:tblLook w:firstColumn="1" w:firstRow="1" w:lastColumn="0" w:lastRow="0" w:noHBand="0" w:noVBand="1" w:val="04A0"/>
       </w:tblPr>
       <w:tblGrid>
-        <w:gridCol w:w="2484"/>
-        <w:gridCol w:w="2484"/>
-        <w:gridCol w:w="2484"/>
-        <w:gridCol w:w="2484"/>
+        <w:gridCol w:w="2016"/>
+        <w:gridCol w:w="2016"/>
+        <w:gridCol w:w="2016"/>
+        <w:gridCol w:w="2016"/>
+        <w:gridCol w:w="2016"/>
       </w:tblGrid>
       <w:tr>
         <w:tc>
           <w:tcPr>
-            <w:tcW w:type="dxa" w:w="2484"/>
+            <w:tcW w:type="dxa" w:w="2016"/>
             <w:shd w:fill="1A365D"/>
             <w:tcMar>
-              <w:top w:w="80" w:type="dxa"/>
-              <w:bottom w:w="80" w:type="dxa"/>
-              <w:left w:w="100" w:type="dxa"/>
-              <w:right w:w="100" w:type="dxa"/>
+              <w:top w:w="45" w:type="dxa"/>
+              <w:bottom w:w="45" w:type="dxa"/>
+              <w:left w:w="60" w:type="dxa"/>
+              <w:right w:w="60" w:type="dxa"/>
             </w:tcMar>
           </w:tcPr>
           <w:p>
             <w:r>
               <w:rPr>
+                <w:rFonts w:ascii="Calibri" w:hAnsi="Calibri"/>
                 <w:b/>
                 <w:color w:val="FFFFFF"/>
-                <w:sz w:val="18"/>
+                <w:sz w:val="17"/>
               </w:rPr>
-              <w:t>Component</w:t>
+              <w:t>Status</w:t>
             </w:r>
           </w:p>
         </w:tc>
         <w:tc>
           <w:tcPr>
-            <w:tcW w:type="dxa" w:w="2484"/>
+            <w:tcW w:type="dxa" w:w="2016"/>
             <w:shd w:fill="1A365D"/>
             <w:tcMar>
-              <w:top w:w="80" w:type="dxa"/>
-              <w:bottom w:w="80" w:type="dxa"/>
-              <w:left w:w="100" w:type="dxa"/>
-              <w:right w:w="100" w:type="dxa"/>
+              <w:top w:w="45" w:type="dxa"/>
+              <w:bottom w:w="45" w:type="dxa"/>
+              <w:left w:w="60" w:type="dxa"/>
+              <w:right w:w="60" w:type="dxa"/>
             </w:tcMar>
           </w:tcPr>
           <w:p>
             <w:r>
               <w:rPr>
+                <w:rFonts w:ascii="Calibri" w:hAnsi="Calibri"/>
                 <w:b/>
                 <w:color w:val="FFFFFF"/>
-                <w:sz w:val="18"/>
+                <w:sz w:val="17"/>
               </w:rPr>
-              <w:t>Recommended Part Specification</w:t>
+              <w:t>Component / Material</w:t>
             </w:r>
           </w:p>
         </w:tc>
         <w:tc>
           <w:tcPr>
-            <w:tcW w:type="dxa" w:w="2484"/>
+            <w:tcW w:type="dxa" w:w="2016"/>
             <w:shd w:fill="1A365D"/>
             <w:tcMar>
-              <w:top w:w="80" w:type="dxa"/>
-              <w:bottom w:w="80" w:type="dxa"/>
-              <w:left w:w="100" w:type="dxa"/>
-              <w:right w:w="100" w:type="dxa"/>
+              <w:top w:w="45" w:type="dxa"/>
+              <w:bottom w:w="45" w:type="dxa"/>
+              <w:left w:w="60" w:type="dxa"/>
+              <w:right w:w="60" w:type="dxa"/>
             </w:tcMar>
           </w:tcPr>
           <w:p>
             <w:r>
               <w:rPr>
+                <w:rFonts w:ascii="Calibri" w:hAnsi="Calibri"/>
                 <w:b/>
                 <w:color w:val="FFFFFF"/>
-                <w:sz w:val="18"/>
+                <w:sz w:val="17"/>
+              </w:rPr>
+              <w:t>Verified Part Specification</w:t>
+            </w:r>
+          </w:p>
+        </w:tc>
+        <w:tc>
+          <w:tcPr>
+            <w:tcW w:type="dxa" w:w="2016"/>
+            <w:shd w:fill="1A365D"/>
+            <w:tcMar>
+              <w:top w:w="45" w:type="dxa"/>
+              <w:bottom w:w="45" w:type="dxa"/>
+              <w:left w:w="60" w:type="dxa"/>
+              <w:right w:w="60" w:type="dxa"/>
+            </w:tcMar>
+          </w:tcPr>
+          <w:p>
+            <w:pPr>
+              <w:jc w:val="right"/>
+            </w:pPr>
+            <w:r>
+              <w:rPr>
+                <w:rFonts w:ascii="Calibri" w:hAnsi="Calibri"/>
+                <w:b/>
+                <w:color w:val="FFFFFF"/>
+                <w:sz w:val="17"/>
               </w:rPr>
               <w:t>Qty</w:t>
             </w:r>
@@ -1631,21 +1689,25 @@
         </w:tc>
         <w:tc>
           <w:tcPr>
-            <w:tcW w:type="dxa" w:w="2484"/>
+            <w:tcW w:type="dxa" w:w="2016"/>
             <w:shd w:fill="1A365D"/>
             <w:tcMar>
-              <w:top w:w="80" w:type="dxa"/>
-              <w:bottom w:w="80" w:type="dxa"/>
-              <w:left w:w="100" w:type="dxa"/>
-              <w:right w:w="100" w:type="dxa"/>
+              <w:top w:w="45" w:type="dxa"/>
+              <w:bottom w:w="45" w:type="dxa"/>
+              <w:left w:w="60" w:type="dxa"/>
+              <w:right w:w="60" w:type="dxa"/>
             </w:tcMar>
           </w:tcPr>
           <w:p>
+            <w:pPr>
+              <w:jc w:val="right"/>
+            </w:pPr>
             <w:r>
               <w:rPr>
+                <w:rFonts w:ascii="Calibri" w:hAnsi="Calibri"/>
                 <w:b/>
                 <w:color w:val="FFFFFF"/>
-                <w:sz w:val="18"/>
+                <w:sz w:val="17"/>
               </w:rPr>
               <w:t>Est. Price (USD)</w:t>
             </w:r>
@@ -1655,73 +1717,79 @@
       <w:tr>
         <w:tc>
           <w:tcPr>
-            <w:tcW w:type="dxa" w:w="2484"/>
+            <w:tcW w:type="dxa" w:w="2016"/>
             <w:shd w:fill="FFFFFF"/>
             <w:tcMar>
-              <w:top w:w="60" w:type="dxa"/>
-              <w:bottom w:w="60" w:type="dxa"/>
-              <w:left w:w="100" w:type="dxa"/>
-              <w:right w:w="100" w:type="dxa"/>
+              <w:top w:w="40" w:type="dxa"/>
+              <w:bottom w:w="40" w:type="dxa"/>
+              <w:left w:w="60" w:type="dxa"/>
+              <w:right w:w="60" w:type="dxa"/>
             </w:tcMar>
           </w:tcPr>
           <w:p>
             <w:r>
               <w:rPr>
-                <w:sz w:val="17"/>
+                <w:rFonts w:ascii="Calibri" w:hAnsi="Calibri"/>
+                <w:b/>
+                <w:color w:val="107C41"/>
+                <w:sz w:val="16"/>
               </w:rPr>
-              <w:t>1. Dedicated GPU</w:t>
+              <w:t>[MANDATORY]</w:t>
             </w:r>
           </w:p>
         </w:tc>
         <w:tc>
           <w:tcPr>
-            <w:tcW w:type="dxa" w:w="2484"/>
+            <w:tcW w:type="dxa" w:w="2016"/>
             <w:shd w:fill="FFFFFF"/>
             <w:tcMar>
-              <w:top w:w="60" w:type="dxa"/>
-              <w:bottom w:w="60" w:type="dxa"/>
-              <w:left w:w="100" w:type="dxa"/>
-              <w:right w:w="100" w:type="dxa"/>
+              <w:top w:w="40" w:type="dxa"/>
+              <w:bottom w:w="40" w:type="dxa"/>
+              <w:left w:w="60" w:type="dxa"/>
+              <w:right w:w="60" w:type="dxa"/>
             </w:tcMar>
           </w:tcPr>
           <w:p>
             <w:r>
               <w:rPr>
-                <w:sz w:val="17"/>
+                <w:rFonts w:ascii="Calibri" w:hAnsi="Calibri"/>
+                <w:b/>
+                <w:sz w:val="16"/>
               </w:rPr>
-              <w:t>AMD Radeon™ RX 9060 XT (16GB GDDR6, 128-bit) [Alt: RX 7600 XT 16GB]</w:t>
+              <w:t>48-Port PoE+ Managed Switch</w:t>
             </w:r>
           </w:p>
         </w:tc>
         <w:tc>
           <w:tcPr>
-            <w:tcW w:type="dxa" w:w="2484"/>
+            <w:tcW w:type="dxa" w:w="2016"/>
             <w:shd w:fill="FFFFFF"/>
             <w:tcMar>
-              <w:top w:w="60" w:type="dxa"/>
-              <w:bottom w:w="60" w:type="dxa"/>
-              <w:left w:w="100" w:type="dxa"/>
-              <w:right w:w="100" w:type="dxa"/>
+              <w:top w:w="40" w:type="dxa"/>
+              <w:bottom w:w="40" w:type="dxa"/>
+              <w:left w:w="60" w:type="dxa"/>
+              <w:right w:w="60" w:type="dxa"/>
             </w:tcMar>
           </w:tcPr>
           <w:p>
             <w:r>
               <w:rPr>
-                <w:sz w:val="17"/>
+                <w:rFonts w:ascii="Calibri" w:hAnsi="Calibri"/>
+                <w:sz w:val="16"/>
               </w:rPr>
-              <w:t>1</w:t>
+              <w:t>TP-Link Omada TL-SG3452P (48x GbE PoE+, 384W power budget, 4x SFP)</w:t>
             </w:r>
           </w:p>
         </w:tc>
         <w:tc>
           <w:tcPr>
-            <w:tcW w:type="dxa" w:w="2484"/>
+            <w:tcW w:type="dxa" w:w="2016"/>
             <w:shd w:fill="FFFFFF"/>
             <w:tcMar>
-              <w:top w:w="60" w:type="dxa"/>
-              <w:bottom w:w="60" w:type="dxa"/>
-              <w:left w:w="100" w:type="dxa"/>
-              <w:right w:w="100" w:type="dxa"/>
+              <w:top w:w="40" w:type="dxa"/>
+              <w:bottom w:w="40" w:type="dxa"/>
+              <w:left w:w="60" w:type="dxa"/>
+              <w:right w:w="60" w:type="dxa"/>
             </w:tcMar>
           </w:tcPr>
           <w:p>
@@ -1730,70 +1798,8 @@
             </w:pPr>
             <w:r>
               <w:rPr>
-                <w:b/>
-                <w:sz w:val="17"/>
-              </w:rPr>
-              <w:t>$330 – $360</w:t>
-            </w:r>
-          </w:p>
-        </w:tc>
-      </w:tr>
-      <w:tr>
-        <w:tc>
-          <w:tcPr>
-            <w:tcW w:type="dxa" w:w="2484"/>
-            <w:shd w:fill="F7FAFC"/>
-            <w:tcMar>
-              <w:top w:w="60" w:type="dxa"/>
-              <w:bottom w:w="60" w:type="dxa"/>
-              <w:left w:w="100" w:type="dxa"/>
-              <w:right w:w="100" w:type="dxa"/>
-            </w:tcMar>
-          </w:tcPr>
-          <w:p>
-            <w:r>
-              <w:rPr>
-                <w:sz w:val="17"/>
-              </w:rPr>
-              <w:t>2. Host Processor (CPU)</w:t>
-            </w:r>
-          </w:p>
-        </w:tc>
-        <w:tc>
-          <w:tcPr>
-            <w:tcW w:type="dxa" w:w="2484"/>
-            <w:shd w:fill="F7FAFC"/>
-            <w:tcMar>
-              <w:top w:w="60" w:type="dxa"/>
-              <w:bottom w:w="60" w:type="dxa"/>
-              <w:left w:w="100" w:type="dxa"/>
-              <w:right w:w="100" w:type="dxa"/>
-            </w:tcMar>
-          </w:tcPr>
-          <w:p>
-            <w:r>
-              <w:rPr>
-                <w:sz w:val="17"/>
-              </w:rPr>
-              <w:t>Intel Core i5-13400F or i5-14400F (10 Cores, 16 Threads, 65W TDP)</w:t>
-            </w:r>
-          </w:p>
-        </w:tc>
-        <w:tc>
-          <w:tcPr>
-            <w:tcW w:type="dxa" w:w="2484"/>
-            <w:shd w:fill="F7FAFC"/>
-            <w:tcMar>
-              <w:top w:w="60" w:type="dxa"/>
-              <w:bottom w:w="60" w:type="dxa"/>
-              <w:left w:w="100" w:type="dxa"/>
-              <w:right w:w="100" w:type="dxa"/>
-            </w:tcMar>
-          </w:tcPr>
-          <w:p>
-            <w:r>
-              <w:rPr>
-                <w:sz w:val="17"/>
+                <w:rFonts w:ascii="Calibri" w:hAnsi="Calibri"/>
+                <w:sz w:val="16"/>
               </w:rPr>
               <w:t>1</w:t>
             </w:r>
@@ -1801,13 +1807,13 @@
         </w:tc>
         <w:tc>
           <w:tcPr>
-            <w:tcW w:type="dxa" w:w="2484"/>
-            <w:shd w:fill="F7FAFC"/>
+            <w:tcW w:type="dxa" w:w="2016"/>
+            <w:shd w:fill="FFFFFF"/>
             <w:tcMar>
-              <w:top w:w="60" w:type="dxa"/>
-              <w:bottom w:w="60" w:type="dxa"/>
-              <w:left w:w="100" w:type="dxa"/>
-              <w:right w:w="100" w:type="dxa"/>
+              <w:top w:w="40" w:type="dxa"/>
+              <w:bottom w:w="40" w:type="dxa"/>
+              <w:left w:w="60" w:type="dxa"/>
+              <w:right w:w="60" w:type="dxa"/>
             </w:tcMar>
           </w:tcPr>
           <w:p>
@@ -1816,8 +1822,126 @@
             </w:pPr>
             <w:r>
               <w:rPr>
+                <w:rFonts w:ascii="Calibri" w:hAnsi="Calibri"/>
                 <w:b/>
-                <w:sz w:val="17"/>
+                <w:sz w:val="16"/>
+              </w:rPr>
+              <w:t>$480 – $520</w:t>
+            </w:r>
+          </w:p>
+        </w:tc>
+      </w:tr>
+      <w:tr>
+        <w:tc>
+          <w:tcPr>
+            <w:tcW w:type="dxa" w:w="2016"/>
+            <w:shd w:fill="F7FAFC"/>
+            <w:tcMar>
+              <w:top w:w="40" w:type="dxa"/>
+              <w:bottom w:w="40" w:type="dxa"/>
+              <w:left w:w="60" w:type="dxa"/>
+              <w:right w:w="60" w:type="dxa"/>
+            </w:tcMar>
+          </w:tcPr>
+          <w:p>
+            <w:r>
+              <w:rPr>
+                <w:rFonts w:ascii="Calibri" w:hAnsi="Calibri"/>
+                <w:b/>
+                <w:color w:val="B45000"/>
+                <w:sz w:val="16"/>
+              </w:rPr>
+              <w:t>[OPTIONAL]</w:t>
+            </w:r>
+          </w:p>
+        </w:tc>
+        <w:tc>
+          <w:tcPr>
+            <w:tcW w:type="dxa" w:w="2016"/>
+            <w:shd w:fill="F7FAFC"/>
+            <w:tcMar>
+              <w:top w:w="40" w:type="dxa"/>
+              <w:bottom w:w="40" w:type="dxa"/>
+              <w:left w:w="60" w:type="dxa"/>
+              <w:right w:w="60" w:type="dxa"/>
+            </w:tcMar>
+          </w:tcPr>
+          <w:p>
+            <w:r>
+              <w:rPr>
+                <w:rFonts w:ascii="Calibri" w:hAnsi="Calibri"/>
+                <w:b/>
+                <w:sz w:val="16"/>
+              </w:rPr>
+              <w:t>Commercial 2.5GbE Router</w:t>
+            </w:r>
+          </w:p>
+        </w:tc>
+        <w:tc>
+          <w:tcPr>
+            <w:tcW w:type="dxa" w:w="2016"/>
+            <w:shd w:fill="F7FAFC"/>
+            <w:tcMar>
+              <w:top w:w="40" w:type="dxa"/>
+              <w:bottom w:w="40" w:type="dxa"/>
+              <w:left w:w="60" w:type="dxa"/>
+              <w:right w:w="60" w:type="dxa"/>
+            </w:tcMar>
+          </w:tcPr>
+          <w:p>
+            <w:r>
+              <w:rPr>
+                <w:rFonts w:ascii="Calibri" w:hAnsi="Calibri"/>
+                <w:sz w:val="16"/>
+              </w:rPr>
+              <w:t>TP-Link Omada ER707-M2 (2x 2.5GbE, 4x GbE, 802.1Q VLANs, Multi-WAN) [Procure if existing router lacks 2.5GbE/VLANs]</w:t>
+            </w:r>
+          </w:p>
+        </w:tc>
+        <w:tc>
+          <w:tcPr>
+            <w:tcW w:type="dxa" w:w="2016"/>
+            <w:shd w:fill="F7FAFC"/>
+            <w:tcMar>
+              <w:top w:w="40" w:type="dxa"/>
+              <w:bottom w:w="40" w:type="dxa"/>
+              <w:left w:w="60" w:type="dxa"/>
+              <w:right w:w="60" w:type="dxa"/>
+            </w:tcMar>
+          </w:tcPr>
+          <w:p>
+            <w:pPr>
+              <w:jc w:val="right"/>
+            </w:pPr>
+            <w:r>
+              <w:rPr>
+                <w:rFonts w:ascii="Calibri" w:hAnsi="Calibri"/>
+                <w:sz w:val="16"/>
+              </w:rPr>
+              <w:t>1</w:t>
+            </w:r>
+          </w:p>
+        </w:tc>
+        <w:tc>
+          <w:tcPr>
+            <w:tcW w:type="dxa" w:w="2016"/>
+            <w:shd w:fill="F7FAFC"/>
+            <w:tcMar>
+              <w:top w:w="40" w:type="dxa"/>
+              <w:bottom w:w="40" w:type="dxa"/>
+              <w:left w:w="60" w:type="dxa"/>
+              <w:right w:w="60" w:type="dxa"/>
+            </w:tcMar>
+          </w:tcPr>
+          <w:p>
+            <w:pPr>
+              <w:jc w:val="right"/>
+            </w:pPr>
+            <w:r>
+              <w:rPr>
+                <w:rFonts w:ascii="Calibri" w:hAnsi="Calibri"/>
+                <w:b/>
+                <w:sz w:val="16"/>
               </w:rPr>
               <w:t>$165 – $190</w:t>
             </w:r>
@@ -1827,73 +1951,79 @@
       <w:tr>
         <w:tc>
           <w:tcPr>
-            <w:tcW w:type="dxa" w:w="2484"/>
+            <w:tcW w:type="dxa" w:w="2016"/>
             <w:shd w:fill="FFFFFF"/>
             <w:tcMar>
-              <w:top w:w="60" w:type="dxa"/>
-              <w:bottom w:w="60" w:type="dxa"/>
-              <w:left w:w="100" w:type="dxa"/>
-              <w:right w:w="100" w:type="dxa"/>
+              <w:top w:w="40" w:type="dxa"/>
+              <w:bottom w:w="40" w:type="dxa"/>
+              <w:left w:w="60" w:type="dxa"/>
+              <w:right w:w="60" w:type="dxa"/>
             </w:tcMar>
           </w:tcPr>
           <w:p>
             <w:r>
               <w:rPr>
-                <w:sz w:val="17"/>
+                <w:rFonts w:ascii="Calibri" w:hAnsi="Calibri"/>
+                <w:b/>
+                <w:color w:val="B45000"/>
+                <w:sz w:val="16"/>
               </w:rPr>
-              <w:t>3. Motherboard</w:t>
+              <w:t>[OPTIONAL]</w:t>
             </w:r>
           </w:p>
         </w:tc>
         <w:tc>
           <w:tcPr>
-            <w:tcW w:type="dxa" w:w="2484"/>
+            <w:tcW w:type="dxa" w:w="2016"/>
             <w:shd w:fill="FFFFFF"/>
             <w:tcMar>
-              <w:top w:w="60" w:type="dxa"/>
-              <w:bottom w:w="60" w:type="dxa"/>
-              <w:left w:w="100" w:type="dxa"/>
-              <w:right w:w="100" w:type="dxa"/>
+              <w:top w:w="40" w:type="dxa"/>
+              <w:bottom w:w="40" w:type="dxa"/>
+              <w:left w:w="60" w:type="dxa"/>
+              <w:right w:w="60" w:type="dxa"/>
             </w:tcMar>
           </w:tcPr>
           <w:p>
             <w:r>
               <w:rPr>
-                <w:sz w:val="17"/>
+                <w:rFonts w:ascii="Calibri" w:hAnsi="Calibri"/>
+                <w:b/>
+                <w:sz w:val="16"/>
               </w:rPr>
-              <w:t>ASRock B760M Pro RS or MSI PRO B760M-A (Micro-ATX, 2.5GbE, Dual M.2)</w:t>
+              <w:t>Cellular Failover Modem</w:t>
             </w:r>
           </w:p>
         </w:tc>
         <w:tc>
           <w:tcPr>
-            <w:tcW w:type="dxa" w:w="2484"/>
+            <w:tcW w:type="dxa" w:w="2016"/>
             <w:shd w:fill="FFFFFF"/>
             <w:tcMar>
-              <w:top w:w="60" w:type="dxa"/>
-              <w:bottom w:w="60" w:type="dxa"/>
-              <w:left w:w="100" w:type="dxa"/>
-              <w:right w:w="100" w:type="dxa"/>
+              <w:top w:w="40" w:type="dxa"/>
+              <w:bottom w:w="40" w:type="dxa"/>
+              <w:left w:w="60" w:type="dxa"/>
+              <w:right w:w="60" w:type="dxa"/>
             </w:tcMar>
           </w:tcPr>
           <w:p>
             <w:r>
               <w:rPr>
-                <w:sz w:val="17"/>
+                <w:rFonts w:ascii="Calibri" w:hAnsi="Calibri"/>
+                <w:sz w:val="16"/>
               </w:rPr>
-              <w:t>1</w:t>
+              <w:t>4G/5G USB Dongle (Plugs into router for automatic internet failover)</w:t>
             </w:r>
           </w:p>
         </w:tc>
         <w:tc>
           <w:tcPr>
-            <w:tcW w:type="dxa" w:w="2484"/>
+            <w:tcW w:type="dxa" w:w="2016"/>
             <w:shd w:fill="FFFFFF"/>
             <w:tcMar>
-              <w:top w:w="60" w:type="dxa"/>
-              <w:bottom w:w="60" w:type="dxa"/>
-              <w:left w:w="100" w:type="dxa"/>
-              <w:right w:w="100" w:type="dxa"/>
+              <w:top w:w="40" w:type="dxa"/>
+              <w:bottom w:w="40" w:type="dxa"/>
+              <w:left w:w="60" w:type="dxa"/>
+              <w:right w:w="60" w:type="dxa"/>
             </w:tcMar>
           </w:tcPr>
           <w:p>
@@ -1902,70 +2032,8 @@
             </w:pPr>
             <w:r>
               <w:rPr>
-                <w:b/>
-                <w:sz w:val="17"/>
-              </w:rPr>
-              <w:t>$110 – $130</w:t>
-            </w:r>
-          </w:p>
-        </w:tc>
-      </w:tr>
-      <w:tr>
-        <w:tc>
-          <w:tcPr>
-            <w:tcW w:type="dxa" w:w="2484"/>
-            <w:shd w:fill="F7FAFC"/>
-            <w:tcMar>
-              <w:top w:w="60" w:type="dxa"/>
-              <w:bottom w:w="60" w:type="dxa"/>
-              <w:left w:w="100" w:type="dxa"/>
-              <w:right w:w="100" w:type="dxa"/>
-            </w:tcMar>
-          </w:tcPr>
-          <w:p>
-            <w:r>
-              <w:rPr>
-                <w:sz w:val="17"/>
-              </w:rPr>
-              <w:t>4. System Memory (RAM)</w:t>
-            </w:r>
-          </w:p>
-        </w:tc>
-        <w:tc>
-          <w:tcPr>
-            <w:tcW w:type="dxa" w:w="2484"/>
-            <w:shd w:fill="F7FAFC"/>
-            <w:tcMar>
-              <w:top w:w="60" w:type="dxa"/>
-              <w:bottom w:w="60" w:type="dxa"/>
-              <w:left w:w="100" w:type="dxa"/>
-              <w:right w:w="100" w:type="dxa"/>
-            </w:tcMar>
-          </w:tcPr>
-          <w:p>
-            <w:r>
-              <w:rPr>
-                <w:sz w:val="17"/>
-              </w:rPr>
-              <w:t>16GB (2x 8GB) Crucial / Kingston DDR5-5200 MHz CL36 (Dual-Channel)</w:t>
-            </w:r>
-          </w:p>
-        </w:tc>
-        <w:tc>
-          <w:tcPr>
-            <w:tcW w:type="dxa" w:w="2484"/>
-            <w:shd w:fill="F7FAFC"/>
-            <w:tcMar>
-              <w:top w:w="60" w:type="dxa"/>
-              <w:bottom w:w="60" w:type="dxa"/>
-              <w:left w:w="100" w:type="dxa"/>
-              <w:right w:w="100" w:type="dxa"/>
-            </w:tcMar>
-          </w:tcPr>
-          <w:p>
-            <w:r>
-              <w:rPr>
-                <w:sz w:val="17"/>
+                <w:rFonts w:ascii="Calibri" w:hAnsi="Calibri"/>
+                <w:sz w:val="16"/>
               </w:rPr>
               <w:t>1</w:t>
             </w:r>
@@ -1973,13 +2041,13 @@
         </w:tc>
         <w:tc>
           <w:tcPr>
-            <w:tcW w:type="dxa" w:w="2484"/>
-            <w:shd w:fill="F7FAFC"/>
+            <w:tcW w:type="dxa" w:w="2016"/>
+            <w:shd w:fill="FFFFFF"/>
             <w:tcMar>
-              <w:top w:w="60" w:type="dxa"/>
-              <w:bottom w:w="60" w:type="dxa"/>
-              <w:left w:w="100" w:type="dxa"/>
-              <w:right w:w="100" w:type="dxa"/>
+              <w:top w:w="40" w:type="dxa"/>
+              <w:bottom w:w="40" w:type="dxa"/>
+              <w:left w:w="60" w:type="dxa"/>
+              <w:right w:w="60" w:type="dxa"/>
             </w:tcMar>
           </w:tcPr>
           <w:p>
@@ -1988,84 +2056,121 @@
             </w:pPr>
             <w:r>
               <w:rPr>
+                <w:rFonts w:ascii="Calibri" w:hAnsi="Calibri"/>
                 <w:b/>
-                <w:sz w:val="17"/>
+                <w:sz w:val="16"/>
               </w:rPr>
-              <w:t>$55 – $65</w:t>
+              <w:t>$45 – $70</w:t>
             </w:r>
           </w:p>
         </w:tc>
       </w:tr>
+    </w:tbl>
+    <w:p>
+      <w:pPr>
+        <w:spacing w:after="80"/>
+      </w:pPr>
+    </w:p>
+    <w:p>
+      <w:pPr>
+        <w:pStyle w:val="Heading2"/>
+      </w:pPr>
+      <w:r>
+        <w:t>3.3 Power Protection &amp; Battery Backup (UPS)</w:t>
+      </w:r>
+    </w:p>
+    <w:tbl>
+      <w:tblPr>
+        <w:tblW w:type="auto" w:w="0"/>
+        <w:jc w:val="center"/>
+        <w:tblLook w:firstColumn="1" w:firstRow="1" w:lastColumn="0" w:lastRow="0" w:noHBand="0" w:noVBand="1" w:val="04A0"/>
+      </w:tblPr>
+      <w:tblGrid>
+        <w:gridCol w:w="2016"/>
+        <w:gridCol w:w="2016"/>
+        <w:gridCol w:w="2016"/>
+        <w:gridCol w:w="2016"/>
+        <w:gridCol w:w="2016"/>
+      </w:tblGrid>
       <w:tr>
         <w:tc>
           <w:tcPr>
-            <w:tcW w:type="dxa" w:w="2484"/>
-            <w:shd w:fill="FFFFFF"/>
+            <w:tcW w:type="dxa" w:w="2016"/>
+            <w:shd w:fill="1A365D"/>
             <w:tcMar>
-              <w:top w:w="60" w:type="dxa"/>
-              <w:bottom w:w="60" w:type="dxa"/>
-              <w:left w:w="100" w:type="dxa"/>
-              <w:right w:w="100" w:type="dxa"/>
+              <w:top w:w="45" w:type="dxa"/>
+              <w:bottom w:w="45" w:type="dxa"/>
+              <w:left w:w="60" w:type="dxa"/>
+              <w:right w:w="60" w:type="dxa"/>
             </w:tcMar>
           </w:tcPr>
           <w:p>
             <w:r>
               <w:rPr>
+                <w:rFonts w:ascii="Calibri" w:hAnsi="Calibri"/>
+                <w:b/>
+                <w:color w:val="FFFFFF"/>
                 <w:sz w:val="17"/>
               </w:rPr>
-              <w:t>5. Local Storage (SSD)</w:t>
+              <w:t>Status</w:t>
             </w:r>
           </w:p>
         </w:tc>
         <w:tc>
           <w:tcPr>
-            <w:tcW w:type="dxa" w:w="2484"/>
-            <w:shd w:fill="FFFFFF"/>
+            <w:tcW w:type="dxa" w:w="2016"/>
+            <w:shd w:fill="1A365D"/>
             <w:tcMar>
-              <w:top w:w="60" w:type="dxa"/>
-              <w:bottom w:w="60" w:type="dxa"/>
-              <w:left w:w="100" w:type="dxa"/>
-              <w:right w:w="100" w:type="dxa"/>
+              <w:top w:w="45" w:type="dxa"/>
+              <w:bottom w:w="45" w:type="dxa"/>
+              <w:left w:w="60" w:type="dxa"/>
+              <w:right w:w="60" w:type="dxa"/>
             </w:tcMar>
           </w:tcPr>
           <w:p>
             <w:r>
               <w:rPr>
+                <w:rFonts w:ascii="Calibri" w:hAnsi="Calibri"/>
+                <w:b/>
+                <w:color w:val="FFFFFF"/>
                 <w:sz w:val="17"/>
               </w:rPr>
-              <w:t>512GB WD Blue SN580 or Crucial P3 Plus PCIe 4.0 M.2 NVMe</w:t>
+              <w:t>Component / Material</w:t>
             </w:r>
           </w:p>
         </w:tc>
         <w:tc>
           <w:tcPr>
-            <w:tcW w:type="dxa" w:w="2484"/>
-            <w:shd w:fill="FFFFFF"/>
+            <w:tcW w:type="dxa" w:w="2016"/>
+            <w:shd w:fill="1A365D"/>
             <w:tcMar>
-              <w:top w:w="60" w:type="dxa"/>
-              <w:bottom w:w="60" w:type="dxa"/>
-              <w:left w:w="100" w:type="dxa"/>
-              <w:right w:w="100" w:type="dxa"/>
+              <w:top w:w="45" w:type="dxa"/>
+              <w:bottom w:w="45" w:type="dxa"/>
+              <w:left w:w="60" w:type="dxa"/>
+              <w:right w:w="60" w:type="dxa"/>
             </w:tcMar>
           </w:tcPr>
           <w:p>
             <w:r>
               <w:rPr>
+                <w:rFonts w:ascii="Calibri" w:hAnsi="Calibri"/>
+                <w:b/>
+                <w:color w:val="FFFFFF"/>
                 <w:sz w:val="17"/>
               </w:rPr>
-              <w:t>1</w:t>
+              <w:t>Verified Part Specification</w:t>
             </w:r>
           </w:p>
         </w:tc>
         <w:tc>
           <w:tcPr>
-            <w:tcW w:type="dxa" w:w="2484"/>
-            <w:shd w:fill="FFFFFF"/>
+            <w:tcW w:type="dxa" w:w="2016"/>
+            <w:shd w:fill="1A365D"/>
             <w:tcMar>
-              <w:top w:w="60" w:type="dxa"/>
-              <w:bottom w:w="60" w:type="dxa"/>
-              <w:left w:w="100" w:type="dxa"/>
-              <w:right w:w="100" w:type="dxa"/>
+              <w:top w:w="45" w:type="dxa"/>
+              <w:bottom w:w="45" w:type="dxa"/>
+              <w:left w:w="60" w:type="dxa"/>
+              <w:right w:w="60" w:type="dxa"/>
             </w:tcMar>
           </w:tcPr>
           <w:p>
@@ -2074,84 +2179,24 @@
             </w:pPr>
             <w:r>
               <w:rPr>
+                <w:rFonts w:ascii="Calibri" w:hAnsi="Calibri"/>
                 <w:b/>
+                <w:color w:val="FFFFFF"/>
                 <w:sz w:val="17"/>
               </w:rPr>
-              <w:t>$40 – $48</w:t>
-            </w:r>
-          </w:p>
-        </w:tc>
-      </w:tr>
-      <w:tr>
-        <w:tc>
-          <w:tcPr>
-            <w:tcW w:type="dxa" w:w="2484"/>
-            <w:shd w:fill="F7FAFC"/>
-            <w:tcMar>
-              <w:top w:w="60" w:type="dxa"/>
-              <w:bottom w:w="60" w:type="dxa"/>
-              <w:left w:w="100" w:type="dxa"/>
-              <w:right w:w="100" w:type="dxa"/>
-            </w:tcMar>
-          </w:tcPr>
-          <w:p>
-            <w:r>
-              <w:rPr>
-                <w:sz w:val="17"/>
-              </w:rPr>
-              <w:t>6. 24/7 DVR Storage</w:t>
+              <w:t>Qty</w:t>
             </w:r>
           </w:p>
         </w:tc>
         <w:tc>
           <w:tcPr>
-            <w:tcW w:type="dxa" w:w="2484"/>
-            <w:shd w:fill="F7FAFC"/>
+            <w:tcW w:type="dxa" w:w="2016"/>
+            <w:shd w:fill="1A365D"/>
             <w:tcMar>
-              <w:top w:w="60" w:type="dxa"/>
-              <w:bottom w:w="60" w:type="dxa"/>
-              <w:left w:w="100" w:type="dxa"/>
-              <w:right w:w="100" w:type="dxa"/>
-            </w:tcMar>
-          </w:tcPr>
-          <w:p>
-            <w:r>
-              <w:rPr>
-                <w:sz w:val="17"/>
-              </w:rPr>
-              <w:t>Existing Supermarket NAS Server (NFS / SMB Mount over Ethernet)</w:t>
-            </w:r>
-          </w:p>
-        </w:tc>
-        <w:tc>
-          <w:tcPr>
-            <w:tcW w:type="dxa" w:w="2484"/>
-            <w:shd w:fill="F7FAFC"/>
-            <w:tcMar>
-              <w:top w:w="60" w:type="dxa"/>
-              <w:bottom w:w="60" w:type="dxa"/>
-              <w:left w:w="100" w:type="dxa"/>
-              <w:right w:w="100" w:type="dxa"/>
-            </w:tcMar>
-          </w:tcPr>
-          <w:p>
-            <w:r>
-              <w:rPr>
-                <w:sz w:val="17"/>
-              </w:rPr>
-              <w:t>1</w:t>
-            </w:r>
-          </w:p>
-        </w:tc>
-        <w:tc>
-          <w:tcPr>
-            <w:tcW w:type="dxa" w:w="2484"/>
-            <w:shd w:fill="F7FAFC"/>
-            <w:tcMar>
-              <w:top w:w="60" w:type="dxa"/>
-              <w:bottom w:w="60" w:type="dxa"/>
-              <w:left w:w="100" w:type="dxa"/>
-              <w:right w:w="100" w:type="dxa"/>
+              <w:top w:w="45" w:type="dxa"/>
+              <w:bottom w:w="45" w:type="dxa"/>
+              <w:left w:w="60" w:type="dxa"/>
+              <w:right w:w="60" w:type="dxa"/>
             </w:tcMar>
           </w:tcPr>
           <w:p>
@@ -2160,8 +2205,2332 @@
             </w:pPr>
             <w:r>
               <w:rPr>
+                <w:rFonts w:ascii="Calibri" w:hAnsi="Calibri"/>
                 <w:b/>
+                <w:color w:val="FFFFFF"/>
                 <w:sz w:val="17"/>
+              </w:rPr>
+              <w:t>Est. Price (USD)</w:t>
+            </w:r>
+          </w:p>
+        </w:tc>
+      </w:tr>
+      <w:tr>
+        <w:tc>
+          <w:tcPr>
+            <w:tcW w:type="dxa" w:w="2016"/>
+            <w:shd w:fill="FFFFFF"/>
+            <w:tcMar>
+              <w:top w:w="40" w:type="dxa"/>
+              <w:bottom w:w="40" w:type="dxa"/>
+              <w:left w:w="60" w:type="dxa"/>
+              <w:right w:w="60" w:type="dxa"/>
+            </w:tcMar>
+          </w:tcPr>
+          <w:p>
+            <w:r>
+              <w:rPr>
+                <w:rFonts w:ascii="Calibri" w:hAnsi="Calibri"/>
+                <w:b/>
+                <w:color w:val="B45000"/>
+                <w:sz w:val="16"/>
+              </w:rPr>
+              <w:t>[OPTIONAL]</w:t>
+            </w:r>
+          </w:p>
+        </w:tc>
+        <w:tc>
+          <w:tcPr>
+            <w:tcW w:type="dxa" w:w="2016"/>
+            <w:shd w:fill="FFFFFF"/>
+            <w:tcMar>
+              <w:top w:w="40" w:type="dxa"/>
+              <w:bottom w:w="40" w:type="dxa"/>
+              <w:left w:w="60" w:type="dxa"/>
+              <w:right w:w="60" w:type="dxa"/>
+            </w:tcMar>
+          </w:tcPr>
+          <w:p>
+            <w:r>
+              <w:rPr>
+                <w:rFonts w:ascii="Calibri" w:hAnsi="Calibri"/>
+                <w:b/>
+                <w:sz w:val="16"/>
+              </w:rPr>
+              <w:t>1500VA Pure Sine Wave UPS</w:t>
+            </w:r>
+          </w:p>
+        </w:tc>
+        <w:tc>
+          <w:tcPr>
+            <w:tcW w:type="dxa" w:w="2016"/>
+            <w:shd w:fill="FFFFFF"/>
+            <w:tcMar>
+              <w:top w:w="40" w:type="dxa"/>
+              <w:bottom w:w="40" w:type="dxa"/>
+              <w:left w:w="60" w:type="dxa"/>
+              <w:right w:w="60" w:type="dxa"/>
+            </w:tcMar>
+          </w:tcPr>
+          <w:p>
+            <w:r>
+              <w:rPr>
+                <w:rFonts w:ascii="Calibri" w:hAnsi="Calibri"/>
+                <w:sz w:val="16"/>
+              </w:rPr>
+              <w:t>APC Smart-UPS SMT1500IC (1500VA/1000W, LCD, USB) [Procure if site lacks 1500VA UPS with USB auto-shutdown]</w:t>
+            </w:r>
+          </w:p>
+        </w:tc>
+        <w:tc>
+          <w:tcPr>
+            <w:tcW w:type="dxa" w:w="2016"/>
+            <w:shd w:fill="FFFFFF"/>
+            <w:tcMar>
+              <w:top w:w="40" w:type="dxa"/>
+              <w:bottom w:w="40" w:type="dxa"/>
+              <w:left w:w="60" w:type="dxa"/>
+              <w:right w:w="60" w:type="dxa"/>
+            </w:tcMar>
+          </w:tcPr>
+          <w:p>
+            <w:pPr>
+              <w:jc w:val="right"/>
+            </w:pPr>
+            <w:r>
+              <w:rPr>
+                <w:rFonts w:ascii="Calibri" w:hAnsi="Calibri"/>
+                <w:sz w:val="16"/>
+              </w:rPr>
+              <w:t>1</w:t>
+            </w:r>
+          </w:p>
+        </w:tc>
+        <w:tc>
+          <w:tcPr>
+            <w:tcW w:type="dxa" w:w="2016"/>
+            <w:shd w:fill="FFFFFF"/>
+            <w:tcMar>
+              <w:top w:w="40" w:type="dxa"/>
+              <w:bottom w:w="40" w:type="dxa"/>
+              <w:left w:w="60" w:type="dxa"/>
+              <w:right w:w="60" w:type="dxa"/>
+            </w:tcMar>
+          </w:tcPr>
+          <w:p>
+            <w:pPr>
+              <w:jc w:val="right"/>
+            </w:pPr>
+            <w:r>
+              <w:rPr>
+                <w:rFonts w:ascii="Calibri" w:hAnsi="Calibri"/>
+                <w:b/>
+                <w:sz w:val="16"/>
+              </w:rPr>
+              <w:t>$550 – $620</w:t>
+            </w:r>
+          </w:p>
+        </w:tc>
+      </w:tr>
+      <w:tr>
+        <w:tc>
+          <w:tcPr>
+            <w:tcW w:type="dxa" w:w="2016"/>
+            <w:shd w:fill="F7FAFC"/>
+            <w:tcMar>
+              <w:top w:w="40" w:type="dxa"/>
+              <w:bottom w:w="40" w:type="dxa"/>
+              <w:left w:w="60" w:type="dxa"/>
+              <w:right w:w="60" w:type="dxa"/>
+            </w:tcMar>
+          </w:tcPr>
+          <w:p>
+            <w:r>
+              <w:rPr>
+                <w:rFonts w:ascii="Calibri" w:hAnsi="Calibri"/>
+                <w:b/>
+                <w:color w:val="B45000"/>
+                <w:sz w:val="16"/>
+              </w:rPr>
+              <w:t>[OPTIONAL]</w:t>
+            </w:r>
+          </w:p>
+        </w:tc>
+        <w:tc>
+          <w:tcPr>
+            <w:tcW w:type="dxa" w:w="2016"/>
+            <w:shd w:fill="F7FAFC"/>
+            <w:tcMar>
+              <w:top w:w="40" w:type="dxa"/>
+              <w:bottom w:w="40" w:type="dxa"/>
+              <w:left w:w="60" w:type="dxa"/>
+              <w:right w:w="60" w:type="dxa"/>
+            </w:tcMar>
+          </w:tcPr>
+          <w:p>
+            <w:r>
+              <w:rPr>
+                <w:rFonts w:ascii="Calibri" w:hAnsi="Calibri"/>
+                <w:b/>
+                <w:sz w:val="16"/>
+              </w:rPr>
+              <w:t>Alternative UPS (Budget)</w:t>
+            </w:r>
+          </w:p>
+        </w:tc>
+        <w:tc>
+          <w:tcPr>
+            <w:tcW w:type="dxa" w:w="2016"/>
+            <w:shd w:fill="F7FAFC"/>
+            <w:tcMar>
+              <w:top w:w="40" w:type="dxa"/>
+              <w:bottom w:w="40" w:type="dxa"/>
+              <w:left w:w="60" w:type="dxa"/>
+              <w:right w:w="60" w:type="dxa"/>
+            </w:tcMar>
+          </w:tcPr>
+          <w:p>
+            <w:r>
+              <w:rPr>
+                <w:rFonts w:ascii="Calibri" w:hAnsi="Calibri"/>
+                <w:sz w:val="16"/>
+              </w:rPr>
+              <w:t>CyberPower PR1500ELCD (1500VA/1500W Pure Sine Wave, LCD, USB)</w:t>
+            </w:r>
+          </w:p>
+        </w:tc>
+        <w:tc>
+          <w:tcPr>
+            <w:tcW w:type="dxa" w:w="2016"/>
+            <w:shd w:fill="F7FAFC"/>
+            <w:tcMar>
+              <w:top w:w="40" w:type="dxa"/>
+              <w:bottom w:w="40" w:type="dxa"/>
+              <w:left w:w="60" w:type="dxa"/>
+              <w:right w:w="60" w:type="dxa"/>
+            </w:tcMar>
+          </w:tcPr>
+          <w:p>
+            <w:pPr>
+              <w:jc w:val="right"/>
+            </w:pPr>
+            <w:r>
+              <w:rPr>
+                <w:rFonts w:ascii="Calibri" w:hAnsi="Calibri"/>
+                <w:sz w:val="16"/>
+              </w:rPr>
+              <w:t>1</w:t>
+            </w:r>
+          </w:p>
+        </w:tc>
+        <w:tc>
+          <w:tcPr>
+            <w:tcW w:type="dxa" w:w="2016"/>
+            <w:shd w:fill="F7FAFC"/>
+            <w:tcMar>
+              <w:top w:w="40" w:type="dxa"/>
+              <w:bottom w:w="40" w:type="dxa"/>
+              <w:left w:w="60" w:type="dxa"/>
+              <w:right w:w="60" w:type="dxa"/>
+            </w:tcMar>
+          </w:tcPr>
+          <w:p>
+            <w:pPr>
+              <w:jc w:val="right"/>
+            </w:pPr>
+            <w:r>
+              <w:rPr>
+                <w:rFonts w:ascii="Calibri" w:hAnsi="Calibri"/>
+                <w:b/>
+                <w:sz w:val="16"/>
+              </w:rPr>
+              <w:t>$460 – $510</w:t>
+            </w:r>
+          </w:p>
+        </w:tc>
+      </w:tr>
+      <w:tr>
+        <w:tc>
+          <w:tcPr>
+            <w:tcW w:type="dxa" w:w="2016"/>
+            <w:shd w:fill="FFFFFF"/>
+            <w:tcMar>
+              <w:top w:w="40" w:type="dxa"/>
+              <w:bottom w:w="40" w:type="dxa"/>
+              <w:left w:w="60" w:type="dxa"/>
+              <w:right w:w="60" w:type="dxa"/>
+            </w:tcMar>
+          </w:tcPr>
+          <w:p>
+            <w:r>
+              <w:rPr>
+                <w:rFonts w:ascii="Calibri" w:hAnsi="Calibri"/>
+                <w:b/>
+                <w:color w:val="107C41"/>
+                <w:sz w:val="16"/>
+              </w:rPr>
+              <w:t>[MANDATORY]</w:t>
+            </w:r>
+          </w:p>
+        </w:tc>
+        <w:tc>
+          <w:tcPr>
+            <w:tcW w:type="dxa" w:w="2016"/>
+            <w:shd w:fill="FFFFFF"/>
+            <w:tcMar>
+              <w:top w:w="40" w:type="dxa"/>
+              <w:bottom w:w="40" w:type="dxa"/>
+              <w:left w:w="60" w:type="dxa"/>
+              <w:right w:w="60" w:type="dxa"/>
+            </w:tcMar>
+          </w:tcPr>
+          <w:p>
+            <w:r>
+              <w:rPr>
+                <w:rFonts w:ascii="Calibri" w:hAnsi="Calibri"/>
+                <w:b/>
+                <w:sz w:val="16"/>
+              </w:rPr>
+              <w:t>UPS USB Signaling Cable</w:t>
+            </w:r>
+          </w:p>
+        </w:tc>
+        <w:tc>
+          <w:tcPr>
+            <w:tcW w:type="dxa" w:w="2016"/>
+            <w:shd w:fill="FFFFFF"/>
+            <w:tcMar>
+              <w:top w:w="40" w:type="dxa"/>
+              <w:bottom w:w="40" w:type="dxa"/>
+              <w:left w:w="60" w:type="dxa"/>
+              <w:right w:w="60" w:type="dxa"/>
+            </w:tcMar>
+          </w:tcPr>
+          <w:p>
+            <w:r>
+              <w:rPr>
+                <w:rFonts w:ascii="Calibri" w:hAnsi="Calibri"/>
+                <w:sz w:val="16"/>
+              </w:rPr>
+              <w:t>Type-A to Type-B Cable (Connects UPS to Edge PC for Linux auto-shutdown daemon)</w:t>
+            </w:r>
+          </w:p>
+        </w:tc>
+        <w:tc>
+          <w:tcPr>
+            <w:tcW w:type="dxa" w:w="2016"/>
+            <w:shd w:fill="FFFFFF"/>
+            <w:tcMar>
+              <w:top w:w="40" w:type="dxa"/>
+              <w:bottom w:w="40" w:type="dxa"/>
+              <w:left w:w="60" w:type="dxa"/>
+              <w:right w:w="60" w:type="dxa"/>
+            </w:tcMar>
+          </w:tcPr>
+          <w:p>
+            <w:pPr>
+              <w:jc w:val="right"/>
+            </w:pPr>
+            <w:r>
+              <w:rPr>
+                <w:rFonts w:ascii="Calibri" w:hAnsi="Calibri"/>
+                <w:sz w:val="16"/>
+              </w:rPr>
+              <w:t>1</w:t>
+            </w:r>
+          </w:p>
+        </w:tc>
+        <w:tc>
+          <w:tcPr>
+            <w:tcW w:type="dxa" w:w="2016"/>
+            <w:shd w:fill="FFFFFF"/>
+            <w:tcMar>
+              <w:top w:w="40" w:type="dxa"/>
+              <w:bottom w:w="40" w:type="dxa"/>
+              <w:left w:w="60" w:type="dxa"/>
+              <w:right w:w="60" w:type="dxa"/>
+            </w:tcMar>
+          </w:tcPr>
+          <w:p>
+            <w:pPr>
+              <w:jc w:val="right"/>
+            </w:pPr>
+            <w:r>
+              <w:rPr>
+                <w:rFonts w:ascii="Calibri" w:hAnsi="Calibri"/>
+                <w:b/>
+                <w:sz w:val="16"/>
+              </w:rPr>
+              <w:t>Included in box</w:t>
+            </w:r>
+          </w:p>
+        </w:tc>
+      </w:tr>
+    </w:tbl>
+    <w:p>
+      <w:pPr>
+        <w:spacing w:after="80"/>
+      </w:pPr>
+    </w:p>
+    <w:p>
+      <w:pPr>
+        <w:pStyle w:val="Heading2"/>
+      </w:pPr>
+      <w:r>
+        <w:t>3.4 Cameras (32 Channels — Optional if existing cameras are retained)</w:t>
+      </w:r>
+    </w:p>
+    <w:tbl>
+      <w:tblPr>
+        <w:tblW w:type="auto" w:w="0"/>
+        <w:jc w:val="center"/>
+        <w:tblLook w:firstColumn="1" w:firstRow="1" w:lastColumn="0" w:lastRow="0" w:noHBand="0" w:noVBand="1" w:val="04A0"/>
+      </w:tblPr>
+      <w:tblGrid>
+        <w:gridCol w:w="2016"/>
+        <w:gridCol w:w="2016"/>
+        <w:gridCol w:w="2016"/>
+        <w:gridCol w:w="2016"/>
+        <w:gridCol w:w="2016"/>
+      </w:tblGrid>
+      <w:tr>
+        <w:tc>
+          <w:tcPr>
+            <w:tcW w:type="dxa" w:w="2016"/>
+            <w:shd w:fill="1A365D"/>
+            <w:tcMar>
+              <w:top w:w="45" w:type="dxa"/>
+              <w:bottom w:w="45" w:type="dxa"/>
+              <w:left w:w="60" w:type="dxa"/>
+              <w:right w:w="60" w:type="dxa"/>
+            </w:tcMar>
+          </w:tcPr>
+          <w:p>
+            <w:r>
+              <w:rPr>
+                <w:rFonts w:ascii="Calibri" w:hAnsi="Calibri"/>
+                <w:b/>
+                <w:color w:val="FFFFFF"/>
+                <w:sz w:val="17"/>
+              </w:rPr>
+              <w:t>Status</w:t>
+            </w:r>
+          </w:p>
+        </w:tc>
+        <w:tc>
+          <w:tcPr>
+            <w:tcW w:type="dxa" w:w="2016"/>
+            <w:shd w:fill="1A365D"/>
+            <w:tcMar>
+              <w:top w:w="45" w:type="dxa"/>
+              <w:bottom w:w="45" w:type="dxa"/>
+              <w:left w:w="60" w:type="dxa"/>
+              <w:right w:w="60" w:type="dxa"/>
+            </w:tcMar>
+          </w:tcPr>
+          <w:p>
+            <w:r>
+              <w:rPr>
+                <w:rFonts w:ascii="Calibri" w:hAnsi="Calibri"/>
+                <w:b/>
+                <w:color w:val="FFFFFF"/>
+                <w:sz w:val="17"/>
+              </w:rPr>
+              <w:t>Component / Material</w:t>
+            </w:r>
+          </w:p>
+        </w:tc>
+        <w:tc>
+          <w:tcPr>
+            <w:tcW w:type="dxa" w:w="2016"/>
+            <w:shd w:fill="1A365D"/>
+            <w:tcMar>
+              <w:top w:w="45" w:type="dxa"/>
+              <w:bottom w:w="45" w:type="dxa"/>
+              <w:left w:w="60" w:type="dxa"/>
+              <w:right w:w="60" w:type="dxa"/>
+            </w:tcMar>
+          </w:tcPr>
+          <w:p>
+            <w:r>
+              <w:rPr>
+                <w:rFonts w:ascii="Calibri" w:hAnsi="Calibri"/>
+                <w:b/>
+                <w:color w:val="FFFFFF"/>
+                <w:sz w:val="17"/>
+              </w:rPr>
+              <w:t>Verified Part Specification</w:t>
+            </w:r>
+          </w:p>
+        </w:tc>
+        <w:tc>
+          <w:tcPr>
+            <w:tcW w:type="dxa" w:w="2016"/>
+            <w:shd w:fill="1A365D"/>
+            <w:tcMar>
+              <w:top w:w="45" w:type="dxa"/>
+              <w:bottom w:w="45" w:type="dxa"/>
+              <w:left w:w="60" w:type="dxa"/>
+              <w:right w:w="60" w:type="dxa"/>
+            </w:tcMar>
+          </w:tcPr>
+          <w:p>
+            <w:pPr>
+              <w:jc w:val="right"/>
+            </w:pPr>
+            <w:r>
+              <w:rPr>
+                <w:rFonts w:ascii="Calibri" w:hAnsi="Calibri"/>
+                <w:b/>
+                <w:color w:val="FFFFFF"/>
+                <w:sz w:val="17"/>
+              </w:rPr>
+              <w:t>Qty</w:t>
+            </w:r>
+          </w:p>
+        </w:tc>
+        <w:tc>
+          <w:tcPr>
+            <w:tcW w:type="dxa" w:w="2016"/>
+            <w:shd w:fill="1A365D"/>
+            <w:tcMar>
+              <w:top w:w="45" w:type="dxa"/>
+              <w:bottom w:w="45" w:type="dxa"/>
+              <w:left w:w="60" w:type="dxa"/>
+              <w:right w:w="60" w:type="dxa"/>
+            </w:tcMar>
+          </w:tcPr>
+          <w:p>
+            <w:pPr>
+              <w:jc w:val="right"/>
+            </w:pPr>
+            <w:r>
+              <w:rPr>
+                <w:rFonts w:ascii="Calibri" w:hAnsi="Calibri"/>
+                <w:b/>
+                <w:color w:val="FFFFFF"/>
+                <w:sz w:val="17"/>
+              </w:rPr>
+              <w:t>Est. Price (USD)</w:t>
+            </w:r>
+          </w:p>
+        </w:tc>
+      </w:tr>
+      <w:tr>
+        <w:tc>
+          <w:tcPr>
+            <w:tcW w:type="dxa" w:w="2016"/>
+            <w:shd w:fill="FFFFFF"/>
+            <w:tcMar>
+              <w:top w:w="40" w:type="dxa"/>
+              <w:bottom w:w="40" w:type="dxa"/>
+              <w:left w:w="60" w:type="dxa"/>
+              <w:right w:w="60" w:type="dxa"/>
+            </w:tcMar>
+          </w:tcPr>
+          <w:p>
+            <w:r>
+              <w:rPr>
+                <w:rFonts w:ascii="Calibri" w:hAnsi="Calibri"/>
+                <w:b/>
+                <w:color w:val="B45000"/>
+                <w:sz w:val="16"/>
+              </w:rPr>
+              <w:t>[OPTIONAL]</w:t>
+            </w:r>
+          </w:p>
+        </w:tc>
+        <w:tc>
+          <w:tcPr>
+            <w:tcW w:type="dxa" w:w="2016"/>
+            <w:shd w:fill="FFFFFF"/>
+            <w:tcMar>
+              <w:top w:w="40" w:type="dxa"/>
+              <w:bottom w:w="40" w:type="dxa"/>
+              <w:left w:w="60" w:type="dxa"/>
+              <w:right w:w="60" w:type="dxa"/>
+            </w:tcMar>
+          </w:tcPr>
+          <w:p>
+            <w:r>
+              <w:rPr>
+                <w:rFonts w:ascii="Calibri" w:hAnsi="Calibri"/>
+                <w:b/>
+                <w:sz w:val="16"/>
+              </w:rPr>
+              <w:t>Aisle Cameras (1–12)</w:t>
+            </w:r>
+          </w:p>
+        </w:tc>
+        <w:tc>
+          <w:tcPr>
+            <w:tcW w:type="dxa" w:w="2016"/>
+            <w:shd w:fill="FFFFFF"/>
+            <w:tcMar>
+              <w:top w:w="40" w:type="dxa"/>
+              <w:bottom w:w="40" w:type="dxa"/>
+              <w:left w:w="60" w:type="dxa"/>
+              <w:right w:w="60" w:type="dxa"/>
+            </w:tcMar>
+          </w:tcPr>
+          <w:p>
+            <w:r>
+              <w:rPr>
+                <w:rFonts w:ascii="Calibri" w:hAnsi="Calibri"/>
+                <w:sz w:val="16"/>
+              </w:rPr>
+              <w:t>Dahua IPC-HDW2441T-S (3.6mm Lens, 4MP Starlight, 120dB WDR, IP67) [Optional if existing cameras reused]</w:t>
+            </w:r>
+          </w:p>
+        </w:tc>
+        <w:tc>
+          <w:tcPr>
+            <w:tcW w:type="dxa" w:w="2016"/>
+            <w:shd w:fill="FFFFFF"/>
+            <w:tcMar>
+              <w:top w:w="40" w:type="dxa"/>
+              <w:bottom w:w="40" w:type="dxa"/>
+              <w:left w:w="60" w:type="dxa"/>
+              <w:right w:w="60" w:type="dxa"/>
+            </w:tcMar>
+          </w:tcPr>
+          <w:p>
+            <w:pPr>
+              <w:jc w:val="right"/>
+            </w:pPr>
+            <w:r>
+              <w:rPr>
+                <w:rFonts w:ascii="Calibri" w:hAnsi="Calibri"/>
+                <w:sz w:val="16"/>
+              </w:rPr>
+              <w:t>12</w:t>
+            </w:r>
+          </w:p>
+        </w:tc>
+        <w:tc>
+          <w:tcPr>
+            <w:tcW w:type="dxa" w:w="2016"/>
+            <w:shd w:fill="FFFFFF"/>
+            <w:tcMar>
+              <w:top w:w="40" w:type="dxa"/>
+              <w:bottom w:w="40" w:type="dxa"/>
+              <w:left w:w="60" w:type="dxa"/>
+              <w:right w:w="60" w:type="dxa"/>
+            </w:tcMar>
+          </w:tcPr>
+          <w:p>
+            <w:pPr>
+              <w:jc w:val="right"/>
+            </w:pPr>
+            <w:r>
+              <w:rPr>
+                <w:rFonts w:ascii="Calibri" w:hAnsi="Calibri"/>
+                <w:b/>
+                <w:sz w:val="16"/>
+              </w:rPr>
+              <w:t>$900 – $1,020</w:t>
+            </w:r>
+          </w:p>
+        </w:tc>
+      </w:tr>
+      <w:tr>
+        <w:tc>
+          <w:tcPr>
+            <w:tcW w:type="dxa" w:w="2016"/>
+            <w:shd w:fill="F7FAFC"/>
+            <w:tcMar>
+              <w:top w:w="40" w:type="dxa"/>
+              <w:bottom w:w="40" w:type="dxa"/>
+              <w:left w:w="60" w:type="dxa"/>
+              <w:right w:w="60" w:type="dxa"/>
+            </w:tcMar>
+          </w:tcPr>
+          <w:p>
+            <w:r>
+              <w:rPr>
+                <w:rFonts w:ascii="Calibri" w:hAnsi="Calibri"/>
+                <w:b/>
+                <w:color w:val="B45000"/>
+                <w:sz w:val="16"/>
+              </w:rPr>
+              <w:t>[OPTIONAL]</w:t>
+            </w:r>
+          </w:p>
+        </w:tc>
+        <w:tc>
+          <w:tcPr>
+            <w:tcW w:type="dxa" w:w="2016"/>
+            <w:shd w:fill="F7FAFC"/>
+            <w:tcMar>
+              <w:top w:w="40" w:type="dxa"/>
+              <w:bottom w:w="40" w:type="dxa"/>
+              <w:left w:w="60" w:type="dxa"/>
+              <w:right w:w="60" w:type="dxa"/>
+            </w:tcMar>
+          </w:tcPr>
+          <w:p>
+            <w:r>
+              <w:rPr>
+                <w:rFonts w:ascii="Calibri" w:hAnsi="Calibri"/>
+                <w:b/>
+                <w:sz w:val="16"/>
+              </w:rPr>
+              <w:t>Produce &amp; Bakery Cameras</w:t>
+            </w:r>
+          </w:p>
+        </w:tc>
+        <w:tc>
+          <w:tcPr>
+            <w:tcW w:type="dxa" w:w="2016"/>
+            <w:shd w:fill="F7FAFC"/>
+            <w:tcMar>
+              <w:top w:w="40" w:type="dxa"/>
+              <w:bottom w:w="40" w:type="dxa"/>
+              <w:left w:w="60" w:type="dxa"/>
+              <w:right w:w="60" w:type="dxa"/>
+            </w:tcMar>
+          </w:tcPr>
+          <w:p>
+            <w:r>
+              <w:rPr>
+                <w:rFonts w:ascii="Calibri" w:hAnsi="Calibri"/>
+                <w:sz w:val="16"/>
+              </w:rPr>
+              <w:t>Dahua IPC-HDW2441T-S (2.8mm Wide Lens, 4MP Starlight, 120dB WDR) [Optional if existing cameras reused]</w:t>
+            </w:r>
+          </w:p>
+        </w:tc>
+        <w:tc>
+          <w:tcPr>
+            <w:tcW w:type="dxa" w:w="2016"/>
+            <w:shd w:fill="F7FAFC"/>
+            <w:tcMar>
+              <w:top w:w="40" w:type="dxa"/>
+              <w:bottom w:w="40" w:type="dxa"/>
+              <w:left w:w="60" w:type="dxa"/>
+              <w:right w:w="60" w:type="dxa"/>
+            </w:tcMar>
+          </w:tcPr>
+          <w:p>
+            <w:pPr>
+              <w:jc w:val="right"/>
+            </w:pPr>
+            <w:r>
+              <w:rPr>
+                <w:rFonts w:ascii="Calibri" w:hAnsi="Calibri"/>
+                <w:sz w:val="16"/>
+              </w:rPr>
+              <w:t>4</w:t>
+            </w:r>
+          </w:p>
+        </w:tc>
+        <w:tc>
+          <w:tcPr>
+            <w:tcW w:type="dxa" w:w="2016"/>
+            <w:shd w:fill="F7FAFC"/>
+            <w:tcMar>
+              <w:top w:w="40" w:type="dxa"/>
+              <w:bottom w:w="40" w:type="dxa"/>
+              <w:left w:w="60" w:type="dxa"/>
+              <w:right w:w="60" w:type="dxa"/>
+            </w:tcMar>
+          </w:tcPr>
+          <w:p>
+            <w:pPr>
+              <w:jc w:val="right"/>
+            </w:pPr>
+            <w:r>
+              <w:rPr>
+                <w:rFonts w:ascii="Calibri" w:hAnsi="Calibri"/>
+                <w:b/>
+                <w:sz w:val="16"/>
+              </w:rPr>
+              <w:t>$300 – $340</w:t>
+            </w:r>
+          </w:p>
+        </w:tc>
+      </w:tr>
+      <w:tr>
+        <w:tc>
+          <w:tcPr>
+            <w:tcW w:type="dxa" w:w="2016"/>
+            <w:shd w:fill="FFFFFF"/>
+            <w:tcMar>
+              <w:top w:w="40" w:type="dxa"/>
+              <w:bottom w:w="40" w:type="dxa"/>
+              <w:left w:w="60" w:type="dxa"/>
+              <w:right w:w="60" w:type="dxa"/>
+            </w:tcMar>
+          </w:tcPr>
+          <w:p>
+            <w:r>
+              <w:rPr>
+                <w:rFonts w:ascii="Calibri" w:hAnsi="Calibri"/>
+                <w:b/>
+                <w:color w:val="B45000"/>
+                <w:sz w:val="16"/>
+              </w:rPr>
+              <w:t>[OPTIONAL]</w:t>
+            </w:r>
+          </w:p>
+        </w:tc>
+        <w:tc>
+          <w:tcPr>
+            <w:tcW w:type="dxa" w:w="2016"/>
+            <w:shd w:fill="FFFFFF"/>
+            <w:tcMar>
+              <w:top w:w="40" w:type="dxa"/>
+              <w:bottom w:w="40" w:type="dxa"/>
+              <w:left w:w="60" w:type="dxa"/>
+              <w:right w:w="60" w:type="dxa"/>
+            </w:tcMar>
+          </w:tcPr>
+          <w:p>
+            <w:r>
+              <w:rPr>
+                <w:rFonts w:ascii="Calibri" w:hAnsi="Calibri"/>
+                <w:b/>
+                <w:sz w:val="16"/>
+              </w:rPr>
+              <w:t>POS Checkout Cameras (1–6)</w:t>
+            </w:r>
+          </w:p>
+        </w:tc>
+        <w:tc>
+          <w:tcPr>
+            <w:tcW w:type="dxa" w:w="2016"/>
+            <w:shd w:fill="FFFFFF"/>
+            <w:tcMar>
+              <w:top w:w="40" w:type="dxa"/>
+              <w:bottom w:w="40" w:type="dxa"/>
+              <w:left w:w="60" w:type="dxa"/>
+              <w:right w:w="60" w:type="dxa"/>
+            </w:tcMar>
+          </w:tcPr>
+          <w:p>
+            <w:r>
+              <w:rPr>
+                <w:rFonts w:ascii="Calibri" w:hAnsi="Calibri"/>
+                <w:sz w:val="16"/>
+              </w:rPr>
+              <w:t>Dahua IPC-HDW2441T-S (3.6mm/6mm Lens, 4MP @ 30 FPS, Built-in Mic) [Optional if existing cameras reused]</w:t>
+            </w:r>
+          </w:p>
+        </w:tc>
+        <w:tc>
+          <w:tcPr>
+            <w:tcW w:type="dxa" w:w="2016"/>
+            <w:shd w:fill="FFFFFF"/>
+            <w:tcMar>
+              <w:top w:w="40" w:type="dxa"/>
+              <w:bottom w:w="40" w:type="dxa"/>
+              <w:left w:w="60" w:type="dxa"/>
+              <w:right w:w="60" w:type="dxa"/>
+            </w:tcMar>
+          </w:tcPr>
+          <w:p>
+            <w:pPr>
+              <w:jc w:val="right"/>
+            </w:pPr>
+            <w:r>
+              <w:rPr>
+                <w:rFonts w:ascii="Calibri" w:hAnsi="Calibri"/>
+                <w:sz w:val="16"/>
+              </w:rPr>
+              <w:t>6</w:t>
+            </w:r>
+          </w:p>
+        </w:tc>
+        <w:tc>
+          <w:tcPr>
+            <w:tcW w:type="dxa" w:w="2016"/>
+            <w:shd w:fill="FFFFFF"/>
+            <w:tcMar>
+              <w:top w:w="40" w:type="dxa"/>
+              <w:bottom w:w="40" w:type="dxa"/>
+              <w:left w:w="60" w:type="dxa"/>
+              <w:right w:w="60" w:type="dxa"/>
+            </w:tcMar>
+          </w:tcPr>
+          <w:p>
+            <w:pPr>
+              <w:jc w:val="right"/>
+            </w:pPr>
+            <w:r>
+              <w:rPr>
+                <w:rFonts w:ascii="Calibri" w:hAnsi="Calibri"/>
+                <w:b/>
+                <w:sz w:val="16"/>
+              </w:rPr>
+              <w:t>$450 – $510</w:t>
+            </w:r>
+          </w:p>
+        </w:tc>
+      </w:tr>
+      <w:tr>
+        <w:tc>
+          <w:tcPr>
+            <w:tcW w:type="dxa" w:w="2016"/>
+            <w:shd w:fill="F7FAFC"/>
+            <w:tcMar>
+              <w:top w:w="40" w:type="dxa"/>
+              <w:bottom w:w="40" w:type="dxa"/>
+              <w:left w:w="60" w:type="dxa"/>
+              <w:right w:w="60" w:type="dxa"/>
+            </w:tcMar>
+          </w:tcPr>
+          <w:p>
+            <w:r>
+              <w:rPr>
+                <w:rFonts w:ascii="Calibri" w:hAnsi="Calibri"/>
+                <w:b/>
+                <w:color w:val="B45000"/>
+                <w:sz w:val="16"/>
+              </w:rPr>
+              <w:t>[OPTIONAL]</w:t>
+            </w:r>
+          </w:p>
+        </w:tc>
+        <w:tc>
+          <w:tcPr>
+            <w:tcW w:type="dxa" w:w="2016"/>
+            <w:shd w:fill="F7FAFC"/>
+            <w:tcMar>
+              <w:top w:w="40" w:type="dxa"/>
+              <w:bottom w:w="40" w:type="dxa"/>
+              <w:left w:w="60" w:type="dxa"/>
+              <w:right w:w="60" w:type="dxa"/>
+            </w:tcMar>
+          </w:tcPr>
+          <w:p>
+            <w:r>
+              <w:rPr>
+                <w:rFonts w:ascii="Calibri" w:hAnsi="Calibri"/>
+                <w:b/>
+                <w:sz w:val="16"/>
+              </w:rPr>
+              <w:t>Entrance &amp; Foyer Cameras</w:t>
+            </w:r>
+          </w:p>
+        </w:tc>
+        <w:tc>
+          <w:tcPr>
+            <w:tcW w:type="dxa" w:w="2016"/>
+            <w:shd w:fill="F7FAFC"/>
+            <w:tcMar>
+              <w:top w:w="40" w:type="dxa"/>
+              <w:bottom w:w="40" w:type="dxa"/>
+              <w:left w:w="60" w:type="dxa"/>
+              <w:right w:w="60" w:type="dxa"/>
+            </w:tcMar>
+          </w:tcPr>
+          <w:p>
+            <w:r>
+              <w:rPr>
+                <w:rFonts w:ascii="Calibri" w:hAnsi="Calibri"/>
+                <w:sz w:val="16"/>
+              </w:rPr>
+              <w:t>Dahua IPC-HDBW2441E-S (2.8mm Wide, 4MP, 120dB WDR, IK10 Vandal Dome) [Optional if existing cameras reused]</w:t>
+            </w:r>
+          </w:p>
+        </w:tc>
+        <w:tc>
+          <w:tcPr>
+            <w:tcW w:type="dxa" w:w="2016"/>
+            <w:shd w:fill="F7FAFC"/>
+            <w:tcMar>
+              <w:top w:w="40" w:type="dxa"/>
+              <w:bottom w:w="40" w:type="dxa"/>
+              <w:left w:w="60" w:type="dxa"/>
+              <w:right w:w="60" w:type="dxa"/>
+            </w:tcMar>
+          </w:tcPr>
+          <w:p>
+            <w:pPr>
+              <w:jc w:val="right"/>
+            </w:pPr>
+            <w:r>
+              <w:rPr>
+                <w:rFonts w:ascii="Calibri" w:hAnsi="Calibri"/>
+                <w:sz w:val="16"/>
+              </w:rPr>
+              <w:t>4</w:t>
+            </w:r>
+          </w:p>
+        </w:tc>
+        <w:tc>
+          <w:tcPr>
+            <w:tcW w:type="dxa" w:w="2016"/>
+            <w:shd w:fill="F7FAFC"/>
+            <w:tcMar>
+              <w:top w:w="40" w:type="dxa"/>
+              <w:bottom w:w="40" w:type="dxa"/>
+              <w:left w:w="60" w:type="dxa"/>
+              <w:right w:w="60" w:type="dxa"/>
+            </w:tcMar>
+          </w:tcPr>
+          <w:p>
+            <w:pPr>
+              <w:jc w:val="right"/>
+            </w:pPr>
+            <w:r>
+              <w:rPr>
+                <w:rFonts w:ascii="Calibri" w:hAnsi="Calibri"/>
+                <w:b/>
+                <w:sz w:val="16"/>
+              </w:rPr>
+              <w:t>$320 – $360</w:t>
+            </w:r>
+          </w:p>
+        </w:tc>
+      </w:tr>
+      <w:tr>
+        <w:tc>
+          <w:tcPr>
+            <w:tcW w:type="dxa" w:w="2016"/>
+            <w:shd w:fill="FFFFFF"/>
+            <w:tcMar>
+              <w:top w:w="40" w:type="dxa"/>
+              <w:bottom w:w="40" w:type="dxa"/>
+              <w:left w:w="60" w:type="dxa"/>
+              <w:right w:w="60" w:type="dxa"/>
+            </w:tcMar>
+          </w:tcPr>
+          <w:p>
+            <w:r>
+              <w:rPr>
+                <w:rFonts w:ascii="Calibri" w:hAnsi="Calibri"/>
+                <w:b/>
+                <w:color w:val="B45000"/>
+                <w:sz w:val="16"/>
+              </w:rPr>
+              <w:t>[OPTIONAL]</w:t>
+            </w:r>
+          </w:p>
+        </w:tc>
+        <w:tc>
+          <w:tcPr>
+            <w:tcW w:type="dxa" w:w="2016"/>
+            <w:shd w:fill="FFFFFF"/>
+            <w:tcMar>
+              <w:top w:w="40" w:type="dxa"/>
+              <w:bottom w:w="40" w:type="dxa"/>
+              <w:left w:w="60" w:type="dxa"/>
+              <w:right w:w="60" w:type="dxa"/>
+            </w:tcMar>
+          </w:tcPr>
+          <w:p>
+            <w:r>
+              <w:rPr>
+                <w:rFonts w:ascii="Calibri" w:hAnsi="Calibri"/>
+                <w:b/>
+                <w:sz w:val="16"/>
+              </w:rPr>
+              <w:t>Liquor &amp; Dock Cameras</w:t>
+            </w:r>
+          </w:p>
+        </w:tc>
+        <w:tc>
+          <w:tcPr>
+            <w:tcW w:type="dxa" w:w="2016"/>
+            <w:shd w:fill="FFFFFF"/>
+            <w:tcMar>
+              <w:top w:w="40" w:type="dxa"/>
+              <w:bottom w:w="40" w:type="dxa"/>
+              <w:left w:w="60" w:type="dxa"/>
+              <w:right w:w="60" w:type="dxa"/>
+            </w:tcMar>
+          </w:tcPr>
+          <w:p>
+            <w:r>
+              <w:rPr>
+                <w:rFonts w:ascii="Calibri" w:hAnsi="Calibri"/>
+                <w:sz w:val="16"/>
+              </w:rPr>
+              <w:t>Dahua IPC-HDW2441T-S (Turret) + IPC-HFW2441S-S (Bullet IP67) [Optional if existing cameras reused]</w:t>
+            </w:r>
+          </w:p>
+        </w:tc>
+        <w:tc>
+          <w:tcPr>
+            <w:tcW w:type="dxa" w:w="2016"/>
+            <w:shd w:fill="FFFFFF"/>
+            <w:tcMar>
+              <w:top w:w="40" w:type="dxa"/>
+              <w:bottom w:w="40" w:type="dxa"/>
+              <w:left w:w="60" w:type="dxa"/>
+              <w:right w:w="60" w:type="dxa"/>
+            </w:tcMar>
+          </w:tcPr>
+          <w:p>
+            <w:pPr>
+              <w:jc w:val="right"/>
+            </w:pPr>
+            <w:r>
+              <w:rPr>
+                <w:rFonts w:ascii="Calibri" w:hAnsi="Calibri"/>
+                <w:sz w:val="16"/>
+              </w:rPr>
+              <w:t>6</w:t>
+            </w:r>
+          </w:p>
+        </w:tc>
+        <w:tc>
+          <w:tcPr>
+            <w:tcW w:type="dxa" w:w="2016"/>
+            <w:shd w:fill="FFFFFF"/>
+            <w:tcMar>
+              <w:top w:w="40" w:type="dxa"/>
+              <w:bottom w:w="40" w:type="dxa"/>
+              <w:left w:w="60" w:type="dxa"/>
+              <w:right w:w="60" w:type="dxa"/>
+            </w:tcMar>
+          </w:tcPr>
+          <w:p>
+            <w:pPr>
+              <w:jc w:val="right"/>
+            </w:pPr>
+            <w:r>
+              <w:rPr>
+                <w:rFonts w:ascii="Calibri" w:hAnsi="Calibri"/>
+                <w:b/>
+                <w:sz w:val="16"/>
+              </w:rPr>
+              <w:t>$450 – $510</w:t>
+            </w:r>
+          </w:p>
+        </w:tc>
+      </w:tr>
+    </w:tbl>
+    <w:p>
+      <w:pPr>
+        <w:spacing w:after="80"/>
+      </w:pPr>
+    </w:p>
+    <w:p>
+      <w:pPr>
+        <w:pStyle w:val="Heading2"/>
+      </w:pPr>
+      <w:r>
+        <w:t>3.5 Server Cabinet, Cabling &amp; Installation Accessories</w:t>
+      </w:r>
+    </w:p>
+    <w:tbl>
+      <w:tblPr>
+        <w:tblW w:type="auto" w:w="0"/>
+        <w:jc w:val="center"/>
+        <w:tblLook w:firstColumn="1" w:firstRow="1" w:lastColumn="0" w:lastRow="0" w:noHBand="0" w:noVBand="1" w:val="04A0"/>
+      </w:tblPr>
+      <w:tblGrid>
+        <w:gridCol w:w="2016"/>
+        <w:gridCol w:w="2016"/>
+        <w:gridCol w:w="2016"/>
+        <w:gridCol w:w="2016"/>
+        <w:gridCol w:w="2016"/>
+      </w:tblGrid>
+      <w:tr>
+        <w:tc>
+          <w:tcPr>
+            <w:tcW w:type="dxa" w:w="2016"/>
+            <w:shd w:fill="1A365D"/>
+            <w:tcMar>
+              <w:top w:w="45" w:type="dxa"/>
+              <w:bottom w:w="45" w:type="dxa"/>
+              <w:left w:w="60" w:type="dxa"/>
+              <w:right w:w="60" w:type="dxa"/>
+            </w:tcMar>
+          </w:tcPr>
+          <w:p>
+            <w:r>
+              <w:rPr>
+                <w:rFonts w:ascii="Calibri" w:hAnsi="Calibri"/>
+                <w:b/>
+                <w:color w:val="FFFFFF"/>
+                <w:sz w:val="17"/>
+              </w:rPr>
+              <w:t>Status</w:t>
+            </w:r>
+          </w:p>
+        </w:tc>
+        <w:tc>
+          <w:tcPr>
+            <w:tcW w:type="dxa" w:w="2016"/>
+            <w:shd w:fill="1A365D"/>
+            <w:tcMar>
+              <w:top w:w="45" w:type="dxa"/>
+              <w:bottom w:w="45" w:type="dxa"/>
+              <w:left w:w="60" w:type="dxa"/>
+              <w:right w:w="60" w:type="dxa"/>
+            </w:tcMar>
+          </w:tcPr>
+          <w:p>
+            <w:r>
+              <w:rPr>
+                <w:rFonts w:ascii="Calibri" w:hAnsi="Calibri"/>
+                <w:b/>
+                <w:color w:val="FFFFFF"/>
+                <w:sz w:val="17"/>
+              </w:rPr>
+              <w:t>Component / Material</w:t>
+            </w:r>
+          </w:p>
+        </w:tc>
+        <w:tc>
+          <w:tcPr>
+            <w:tcW w:type="dxa" w:w="2016"/>
+            <w:shd w:fill="1A365D"/>
+            <w:tcMar>
+              <w:top w:w="45" w:type="dxa"/>
+              <w:bottom w:w="45" w:type="dxa"/>
+              <w:left w:w="60" w:type="dxa"/>
+              <w:right w:w="60" w:type="dxa"/>
+            </w:tcMar>
+          </w:tcPr>
+          <w:p>
+            <w:r>
+              <w:rPr>
+                <w:rFonts w:ascii="Calibri" w:hAnsi="Calibri"/>
+                <w:b/>
+                <w:color w:val="FFFFFF"/>
+                <w:sz w:val="17"/>
+              </w:rPr>
+              <w:t>Verified Part Specification</w:t>
+            </w:r>
+          </w:p>
+        </w:tc>
+        <w:tc>
+          <w:tcPr>
+            <w:tcW w:type="dxa" w:w="2016"/>
+            <w:shd w:fill="1A365D"/>
+            <w:tcMar>
+              <w:top w:w="45" w:type="dxa"/>
+              <w:bottom w:w="45" w:type="dxa"/>
+              <w:left w:w="60" w:type="dxa"/>
+              <w:right w:w="60" w:type="dxa"/>
+            </w:tcMar>
+          </w:tcPr>
+          <w:p>
+            <w:pPr>
+              <w:jc w:val="right"/>
+            </w:pPr>
+            <w:r>
+              <w:rPr>
+                <w:rFonts w:ascii="Calibri" w:hAnsi="Calibri"/>
+                <w:b/>
+                <w:color w:val="FFFFFF"/>
+                <w:sz w:val="17"/>
+              </w:rPr>
+              <w:t>Qty</w:t>
+            </w:r>
+          </w:p>
+        </w:tc>
+        <w:tc>
+          <w:tcPr>
+            <w:tcW w:type="dxa" w:w="2016"/>
+            <w:shd w:fill="1A365D"/>
+            <w:tcMar>
+              <w:top w:w="45" w:type="dxa"/>
+              <w:bottom w:w="45" w:type="dxa"/>
+              <w:left w:w="60" w:type="dxa"/>
+              <w:right w:w="60" w:type="dxa"/>
+            </w:tcMar>
+          </w:tcPr>
+          <w:p>
+            <w:pPr>
+              <w:jc w:val="right"/>
+            </w:pPr>
+            <w:r>
+              <w:rPr>
+                <w:rFonts w:ascii="Calibri" w:hAnsi="Calibri"/>
+                <w:b/>
+                <w:color w:val="FFFFFF"/>
+                <w:sz w:val="17"/>
+              </w:rPr>
+              <w:t>Est. Price (USD)</w:t>
+            </w:r>
+          </w:p>
+        </w:tc>
+      </w:tr>
+      <w:tr>
+        <w:tc>
+          <w:tcPr>
+            <w:tcW w:type="dxa" w:w="2016"/>
+            <w:shd w:fill="FFFFFF"/>
+            <w:tcMar>
+              <w:top w:w="40" w:type="dxa"/>
+              <w:bottom w:w="40" w:type="dxa"/>
+              <w:left w:w="60" w:type="dxa"/>
+              <w:right w:w="60" w:type="dxa"/>
+            </w:tcMar>
+          </w:tcPr>
+          <w:p>
+            <w:r>
+              <w:rPr>
+                <w:rFonts w:ascii="Calibri" w:hAnsi="Calibri"/>
+                <w:b/>
+                <w:color w:val="B45000"/>
+                <w:sz w:val="16"/>
+              </w:rPr>
+              <w:t>[OPTIONAL]</w:t>
+            </w:r>
+          </w:p>
+        </w:tc>
+        <w:tc>
+          <w:tcPr>
+            <w:tcW w:type="dxa" w:w="2016"/>
+            <w:shd w:fill="FFFFFF"/>
+            <w:tcMar>
+              <w:top w:w="40" w:type="dxa"/>
+              <w:bottom w:w="40" w:type="dxa"/>
+              <w:left w:w="60" w:type="dxa"/>
+              <w:right w:w="60" w:type="dxa"/>
+            </w:tcMar>
+          </w:tcPr>
+          <w:p>
+            <w:r>
+              <w:rPr>
+                <w:rFonts w:ascii="Calibri" w:hAnsi="Calibri"/>
+                <w:b/>
+                <w:sz w:val="16"/>
+              </w:rPr>
+              <w:t>Equipment Server Cabinet</w:t>
+            </w:r>
+          </w:p>
+        </w:tc>
+        <w:tc>
+          <w:tcPr>
+            <w:tcW w:type="dxa" w:w="2016"/>
+            <w:shd w:fill="FFFFFF"/>
+            <w:tcMar>
+              <w:top w:w="40" w:type="dxa"/>
+              <w:bottom w:w="40" w:type="dxa"/>
+              <w:left w:w="60" w:type="dxa"/>
+              <w:right w:w="60" w:type="dxa"/>
+            </w:tcMar>
+          </w:tcPr>
+          <w:p>
+            <w:r>
+              <w:rPr>
+                <w:rFonts w:ascii="Calibri" w:hAnsi="Calibri"/>
+                <w:sz w:val="16"/>
+              </w:rPr>
+              <w:t>9U or 12U Wall-Mount Enclosure (600mm Depth, Glass Door) [Procure if missing]</w:t>
+            </w:r>
+          </w:p>
+        </w:tc>
+        <w:tc>
+          <w:tcPr>
+            <w:tcW w:type="dxa" w:w="2016"/>
+            <w:shd w:fill="FFFFFF"/>
+            <w:tcMar>
+              <w:top w:w="40" w:type="dxa"/>
+              <w:bottom w:w="40" w:type="dxa"/>
+              <w:left w:w="60" w:type="dxa"/>
+              <w:right w:w="60" w:type="dxa"/>
+            </w:tcMar>
+          </w:tcPr>
+          <w:p>
+            <w:pPr>
+              <w:jc w:val="right"/>
+            </w:pPr>
+            <w:r>
+              <w:rPr>
+                <w:rFonts w:ascii="Calibri" w:hAnsi="Calibri"/>
+                <w:sz w:val="16"/>
+              </w:rPr>
+              <w:t>1</w:t>
+            </w:r>
+          </w:p>
+        </w:tc>
+        <w:tc>
+          <w:tcPr>
+            <w:tcW w:type="dxa" w:w="2016"/>
+            <w:shd w:fill="FFFFFF"/>
+            <w:tcMar>
+              <w:top w:w="40" w:type="dxa"/>
+              <w:bottom w:w="40" w:type="dxa"/>
+              <w:left w:w="60" w:type="dxa"/>
+              <w:right w:w="60" w:type="dxa"/>
+            </w:tcMar>
+          </w:tcPr>
+          <w:p>
+            <w:pPr>
+              <w:jc w:val="right"/>
+            </w:pPr>
+            <w:r>
+              <w:rPr>
+                <w:rFonts w:ascii="Calibri" w:hAnsi="Calibri"/>
+                <w:b/>
+                <w:sz w:val="16"/>
+              </w:rPr>
+              <w:t>$140 – $180</w:t>
+            </w:r>
+          </w:p>
+        </w:tc>
+      </w:tr>
+      <w:tr>
+        <w:tc>
+          <w:tcPr>
+            <w:tcW w:type="dxa" w:w="2016"/>
+            <w:shd w:fill="F7FAFC"/>
+            <w:tcMar>
+              <w:top w:w="40" w:type="dxa"/>
+              <w:bottom w:w="40" w:type="dxa"/>
+              <w:left w:w="60" w:type="dxa"/>
+              <w:right w:w="60" w:type="dxa"/>
+            </w:tcMar>
+          </w:tcPr>
+          <w:p>
+            <w:r>
+              <w:rPr>
+                <w:rFonts w:ascii="Calibri" w:hAnsi="Calibri"/>
+                <w:b/>
+                <w:color w:val="107C41"/>
+                <w:sz w:val="16"/>
+              </w:rPr>
+              <w:t>[MANDATORY]</w:t>
+            </w:r>
+          </w:p>
+        </w:tc>
+        <w:tc>
+          <w:tcPr>
+            <w:tcW w:type="dxa" w:w="2016"/>
+            <w:shd w:fill="F7FAFC"/>
+            <w:tcMar>
+              <w:top w:w="40" w:type="dxa"/>
+              <w:bottom w:w="40" w:type="dxa"/>
+              <w:left w:w="60" w:type="dxa"/>
+              <w:right w:w="60" w:type="dxa"/>
+            </w:tcMar>
+          </w:tcPr>
+          <w:p>
+            <w:r>
+              <w:rPr>
+                <w:rFonts w:ascii="Calibri" w:hAnsi="Calibri"/>
+                <w:b/>
+                <w:sz w:val="16"/>
+              </w:rPr>
+              <w:t>Cat6 48-Port Patch Panel</w:t>
+            </w:r>
+          </w:p>
+        </w:tc>
+        <w:tc>
+          <w:tcPr>
+            <w:tcW w:type="dxa" w:w="2016"/>
+            <w:shd w:fill="F7FAFC"/>
+            <w:tcMar>
+              <w:top w:w="40" w:type="dxa"/>
+              <w:bottom w:w="40" w:type="dxa"/>
+              <w:left w:w="60" w:type="dxa"/>
+              <w:right w:w="60" w:type="dxa"/>
+            </w:tcMar>
+          </w:tcPr>
+          <w:p>
+            <w:r>
+              <w:rPr>
+                <w:rFonts w:ascii="Calibri" w:hAnsi="Calibri"/>
+                <w:sz w:val="16"/>
+              </w:rPr>
+              <w:t>1U 19" Cat6 110 Punch-Down / Keystone Panel [Procure if missing]</w:t>
+            </w:r>
+          </w:p>
+        </w:tc>
+        <w:tc>
+          <w:tcPr>
+            <w:tcW w:type="dxa" w:w="2016"/>
+            <w:shd w:fill="F7FAFC"/>
+            <w:tcMar>
+              <w:top w:w="40" w:type="dxa"/>
+              <w:bottom w:w="40" w:type="dxa"/>
+              <w:left w:w="60" w:type="dxa"/>
+              <w:right w:w="60" w:type="dxa"/>
+            </w:tcMar>
+          </w:tcPr>
+          <w:p>
+            <w:pPr>
+              <w:jc w:val="right"/>
+            </w:pPr>
+            <w:r>
+              <w:rPr>
+                <w:rFonts w:ascii="Calibri" w:hAnsi="Calibri"/>
+                <w:sz w:val="16"/>
+              </w:rPr>
+              <w:t>1</w:t>
+            </w:r>
+          </w:p>
+        </w:tc>
+        <w:tc>
+          <w:tcPr>
+            <w:tcW w:type="dxa" w:w="2016"/>
+            <w:shd w:fill="F7FAFC"/>
+            <w:tcMar>
+              <w:top w:w="40" w:type="dxa"/>
+              <w:bottom w:w="40" w:type="dxa"/>
+              <w:left w:w="60" w:type="dxa"/>
+              <w:right w:w="60" w:type="dxa"/>
+            </w:tcMar>
+          </w:tcPr>
+          <w:p>
+            <w:pPr>
+              <w:jc w:val="right"/>
+            </w:pPr>
+            <w:r>
+              <w:rPr>
+                <w:rFonts w:ascii="Calibri" w:hAnsi="Calibri"/>
+                <w:b/>
+                <w:sz w:val="16"/>
+              </w:rPr>
+              <w:t>$35 – $50</w:t>
+            </w:r>
+          </w:p>
+        </w:tc>
+      </w:tr>
+      <w:tr>
+        <w:tc>
+          <w:tcPr>
+            <w:tcW w:type="dxa" w:w="2016"/>
+            <w:shd w:fill="FFFFFF"/>
+            <w:tcMar>
+              <w:top w:w="40" w:type="dxa"/>
+              <w:bottom w:w="40" w:type="dxa"/>
+              <w:left w:w="60" w:type="dxa"/>
+              <w:right w:w="60" w:type="dxa"/>
+            </w:tcMar>
+          </w:tcPr>
+          <w:p>
+            <w:r>
+              <w:rPr>
+                <w:rFonts w:ascii="Calibri" w:hAnsi="Calibri"/>
+                <w:b/>
+                <w:color w:val="B45000"/>
+                <w:sz w:val="16"/>
+              </w:rPr>
+              <w:t>[OPTIONAL]</w:t>
+            </w:r>
+          </w:p>
+        </w:tc>
+        <w:tc>
+          <w:tcPr>
+            <w:tcW w:type="dxa" w:w="2016"/>
+            <w:shd w:fill="FFFFFF"/>
+            <w:tcMar>
+              <w:top w:w="40" w:type="dxa"/>
+              <w:bottom w:w="40" w:type="dxa"/>
+              <w:left w:w="60" w:type="dxa"/>
+              <w:right w:w="60" w:type="dxa"/>
+            </w:tcMar>
+          </w:tcPr>
+          <w:p>
+            <w:r>
+              <w:rPr>
+                <w:rFonts w:ascii="Calibri" w:hAnsi="Calibri"/>
+                <w:b/>
+                <w:sz w:val="16"/>
+              </w:rPr>
+              <w:t>Bulk Cat6 UTP Cable</w:t>
+            </w:r>
+          </w:p>
+        </w:tc>
+        <w:tc>
+          <w:tcPr>
+            <w:tcW w:type="dxa" w:w="2016"/>
+            <w:shd w:fill="FFFFFF"/>
+            <w:tcMar>
+              <w:top w:w="40" w:type="dxa"/>
+              <w:bottom w:w="40" w:type="dxa"/>
+              <w:left w:w="60" w:type="dxa"/>
+              <w:right w:w="60" w:type="dxa"/>
+            </w:tcMar>
+          </w:tcPr>
+          <w:p>
+            <w:r>
+              <w:rPr>
+                <w:rFonts w:ascii="Calibri" w:hAnsi="Calibri"/>
+                <w:sz w:val="16"/>
+              </w:rPr>
+              <w:t>305m Box Solid Bare Copper UTP 23AWG (2 boxes = 610m) [Procure if rewiring]</w:t>
+            </w:r>
+          </w:p>
+        </w:tc>
+        <w:tc>
+          <w:tcPr>
+            <w:tcW w:type="dxa" w:w="2016"/>
+            <w:shd w:fill="FFFFFF"/>
+            <w:tcMar>
+              <w:top w:w="40" w:type="dxa"/>
+              <w:bottom w:w="40" w:type="dxa"/>
+              <w:left w:w="60" w:type="dxa"/>
+              <w:right w:w="60" w:type="dxa"/>
+            </w:tcMar>
+          </w:tcPr>
+          <w:p>
+            <w:pPr>
+              <w:jc w:val="right"/>
+            </w:pPr>
+            <w:r>
+              <w:rPr>
+                <w:rFonts w:ascii="Calibri" w:hAnsi="Calibri"/>
+                <w:sz w:val="16"/>
+              </w:rPr>
+              <w:t>2 boxes</w:t>
+            </w:r>
+          </w:p>
+        </w:tc>
+        <w:tc>
+          <w:tcPr>
+            <w:tcW w:type="dxa" w:w="2016"/>
+            <w:shd w:fill="FFFFFF"/>
+            <w:tcMar>
+              <w:top w:w="40" w:type="dxa"/>
+              <w:bottom w:w="40" w:type="dxa"/>
+              <w:left w:w="60" w:type="dxa"/>
+              <w:right w:w="60" w:type="dxa"/>
+            </w:tcMar>
+          </w:tcPr>
+          <w:p>
+            <w:pPr>
+              <w:jc w:val="right"/>
+            </w:pPr>
+            <w:r>
+              <w:rPr>
+                <w:rFonts w:ascii="Calibri" w:hAnsi="Calibri"/>
+                <w:b/>
+                <w:sz w:val="16"/>
+              </w:rPr>
+              <w:t>$220 – $280</w:t>
+            </w:r>
+          </w:p>
+        </w:tc>
+      </w:tr>
+      <w:tr>
+        <w:tc>
+          <w:tcPr>
+            <w:tcW w:type="dxa" w:w="2016"/>
+            <w:shd w:fill="F7FAFC"/>
+            <w:tcMar>
+              <w:top w:w="40" w:type="dxa"/>
+              <w:bottom w:w="40" w:type="dxa"/>
+              <w:left w:w="60" w:type="dxa"/>
+              <w:right w:w="60" w:type="dxa"/>
+            </w:tcMar>
+          </w:tcPr>
+          <w:p>
+            <w:r>
+              <w:rPr>
+                <w:rFonts w:ascii="Calibri" w:hAnsi="Calibri"/>
+                <w:b/>
+                <w:color w:val="107C41"/>
+                <w:sz w:val="16"/>
+              </w:rPr>
+              <w:t>[MANDATORY]</w:t>
+            </w:r>
+          </w:p>
+        </w:tc>
+        <w:tc>
+          <w:tcPr>
+            <w:tcW w:type="dxa" w:w="2016"/>
+            <w:shd w:fill="F7FAFC"/>
+            <w:tcMar>
+              <w:top w:w="40" w:type="dxa"/>
+              <w:bottom w:w="40" w:type="dxa"/>
+              <w:left w:w="60" w:type="dxa"/>
+              <w:right w:w="60" w:type="dxa"/>
+            </w:tcMar>
+          </w:tcPr>
+          <w:p>
+            <w:r>
+              <w:rPr>
+                <w:rFonts w:ascii="Calibri" w:hAnsi="Calibri"/>
+                <w:b/>
+                <w:sz w:val="16"/>
+              </w:rPr>
+              <w:t>Pass-Through RJ45 Plugs</w:t>
+            </w:r>
+          </w:p>
+        </w:tc>
+        <w:tc>
+          <w:tcPr>
+            <w:tcW w:type="dxa" w:w="2016"/>
+            <w:shd w:fill="F7FAFC"/>
+            <w:tcMar>
+              <w:top w:w="40" w:type="dxa"/>
+              <w:bottom w:w="40" w:type="dxa"/>
+              <w:left w:w="60" w:type="dxa"/>
+              <w:right w:w="60" w:type="dxa"/>
+            </w:tcMar>
+          </w:tcPr>
+          <w:p>
+            <w:r>
+              <w:rPr>
+                <w:rFonts w:ascii="Calibri" w:hAnsi="Calibri"/>
+                <w:sz w:val="16"/>
+              </w:rPr>
+              <w:t>Cat6 Pass-Through RJ45 8P8C Plugs + Relief Boots (100-pack)</w:t>
+            </w:r>
+          </w:p>
+        </w:tc>
+        <w:tc>
+          <w:tcPr>
+            <w:tcW w:type="dxa" w:w="2016"/>
+            <w:shd w:fill="F7FAFC"/>
+            <w:tcMar>
+              <w:top w:w="40" w:type="dxa"/>
+              <w:bottom w:w="40" w:type="dxa"/>
+              <w:left w:w="60" w:type="dxa"/>
+              <w:right w:w="60" w:type="dxa"/>
+            </w:tcMar>
+          </w:tcPr>
+          <w:p>
+            <w:pPr>
+              <w:jc w:val="right"/>
+            </w:pPr>
+            <w:r>
+              <w:rPr>
+                <w:rFonts w:ascii="Calibri" w:hAnsi="Calibri"/>
+                <w:sz w:val="16"/>
+              </w:rPr>
+              <w:t>1 pk</w:t>
+            </w:r>
+          </w:p>
+        </w:tc>
+        <w:tc>
+          <w:tcPr>
+            <w:tcW w:type="dxa" w:w="2016"/>
+            <w:shd w:fill="F7FAFC"/>
+            <w:tcMar>
+              <w:top w:w="40" w:type="dxa"/>
+              <w:bottom w:w="40" w:type="dxa"/>
+              <w:left w:w="60" w:type="dxa"/>
+              <w:right w:w="60" w:type="dxa"/>
+            </w:tcMar>
+          </w:tcPr>
+          <w:p>
+            <w:pPr>
+              <w:jc w:val="right"/>
+            </w:pPr>
+            <w:r>
+              <w:rPr>
+                <w:rFonts w:ascii="Calibri" w:hAnsi="Calibri"/>
+                <w:b/>
+                <w:sz w:val="16"/>
+              </w:rPr>
+              <w:t>$18 – $22</w:t>
+            </w:r>
+          </w:p>
+        </w:tc>
+      </w:tr>
+      <w:tr>
+        <w:tc>
+          <w:tcPr>
+            <w:tcW w:type="dxa" w:w="2016"/>
+            <w:shd w:fill="FFFFFF"/>
+            <w:tcMar>
+              <w:top w:w="40" w:type="dxa"/>
+              <w:bottom w:w="40" w:type="dxa"/>
+              <w:left w:w="60" w:type="dxa"/>
+              <w:right w:w="60" w:type="dxa"/>
+            </w:tcMar>
+          </w:tcPr>
+          <w:p>
+            <w:r>
+              <w:rPr>
+                <w:rFonts w:ascii="Calibri" w:hAnsi="Calibri"/>
+                <w:b/>
+                <w:color w:val="107C41"/>
+                <w:sz w:val="16"/>
+              </w:rPr>
+              <w:t>[MANDATORY]</w:t>
+            </w:r>
+          </w:p>
+        </w:tc>
+        <w:tc>
+          <w:tcPr>
+            <w:tcW w:type="dxa" w:w="2016"/>
+            <w:shd w:fill="FFFFFF"/>
+            <w:tcMar>
+              <w:top w:w="40" w:type="dxa"/>
+              <w:bottom w:w="40" w:type="dxa"/>
+              <w:left w:w="60" w:type="dxa"/>
+              <w:right w:w="60" w:type="dxa"/>
+            </w:tcMar>
+          </w:tcPr>
+          <w:p>
+            <w:r>
+              <w:rPr>
+                <w:rFonts w:ascii="Calibri" w:hAnsi="Calibri"/>
+                <w:b/>
+                <w:sz w:val="16"/>
+              </w:rPr>
+              <w:t>Rackmount 8-Outlet PDU</w:t>
+            </w:r>
+          </w:p>
+        </w:tc>
+        <w:tc>
+          <w:tcPr>
+            <w:tcW w:type="dxa" w:w="2016"/>
+            <w:shd w:fill="FFFFFF"/>
+            <w:tcMar>
+              <w:top w:w="40" w:type="dxa"/>
+              <w:bottom w:w="40" w:type="dxa"/>
+              <w:left w:w="60" w:type="dxa"/>
+              <w:right w:w="60" w:type="dxa"/>
+            </w:tcMar>
+          </w:tcPr>
+          <w:p>
+            <w:r>
+              <w:rPr>
+                <w:rFonts w:ascii="Calibri" w:hAnsi="Calibri"/>
+                <w:sz w:val="16"/>
+              </w:rPr>
+              <w:t>1U 19" Horizontal PDU Power Strip with Surge Suppression</w:t>
+            </w:r>
+          </w:p>
+        </w:tc>
+        <w:tc>
+          <w:tcPr>
+            <w:tcW w:type="dxa" w:w="2016"/>
+            <w:shd w:fill="FFFFFF"/>
+            <w:tcMar>
+              <w:top w:w="40" w:type="dxa"/>
+              <w:bottom w:w="40" w:type="dxa"/>
+              <w:left w:w="60" w:type="dxa"/>
+              <w:right w:w="60" w:type="dxa"/>
+            </w:tcMar>
+          </w:tcPr>
+          <w:p>
+            <w:pPr>
+              <w:jc w:val="right"/>
+            </w:pPr>
+            <w:r>
+              <w:rPr>
+                <w:rFonts w:ascii="Calibri" w:hAnsi="Calibri"/>
+                <w:sz w:val="16"/>
+              </w:rPr>
+              <w:t>1</w:t>
+            </w:r>
+          </w:p>
+        </w:tc>
+        <w:tc>
+          <w:tcPr>
+            <w:tcW w:type="dxa" w:w="2016"/>
+            <w:shd w:fill="FFFFFF"/>
+            <w:tcMar>
+              <w:top w:w="40" w:type="dxa"/>
+              <w:bottom w:w="40" w:type="dxa"/>
+              <w:left w:w="60" w:type="dxa"/>
+              <w:right w:w="60" w:type="dxa"/>
+            </w:tcMar>
+          </w:tcPr>
+          <w:p>
+            <w:pPr>
+              <w:jc w:val="right"/>
+            </w:pPr>
+            <w:r>
+              <w:rPr>
+                <w:rFonts w:ascii="Calibri" w:hAnsi="Calibri"/>
+                <w:b/>
+                <w:sz w:val="16"/>
+              </w:rPr>
+              <w:t>$35 – $45</w:t>
+            </w:r>
+          </w:p>
+        </w:tc>
+      </w:tr>
+      <w:tr>
+        <w:tc>
+          <w:tcPr>
+            <w:tcW w:type="dxa" w:w="2016"/>
+            <w:shd w:fill="F7FAFC"/>
+            <w:tcMar>
+              <w:top w:w="40" w:type="dxa"/>
+              <w:bottom w:w="40" w:type="dxa"/>
+              <w:left w:w="60" w:type="dxa"/>
+              <w:right w:w="60" w:type="dxa"/>
+            </w:tcMar>
+          </w:tcPr>
+          <w:p>
+            <w:r>
+              <w:rPr>
+                <w:rFonts w:ascii="Calibri" w:hAnsi="Calibri"/>
+                <w:b/>
+                <w:color w:val="107C41"/>
+                <w:sz w:val="16"/>
+              </w:rPr>
+              <w:t>[MANDATORY]</w:t>
+            </w:r>
+          </w:p>
+        </w:tc>
+        <w:tc>
+          <w:tcPr>
+            <w:tcW w:type="dxa" w:w="2016"/>
+            <w:shd w:fill="F7FAFC"/>
+            <w:tcMar>
+              <w:top w:w="40" w:type="dxa"/>
+              <w:bottom w:w="40" w:type="dxa"/>
+              <w:left w:w="60" w:type="dxa"/>
+              <w:right w:w="60" w:type="dxa"/>
+            </w:tcMar>
+          </w:tcPr>
+          <w:p>
+            <w:r>
+              <w:rPr>
+                <w:rFonts w:ascii="Calibri" w:hAnsi="Calibri"/>
+                <w:b/>
+                <w:sz w:val="16"/>
+              </w:rPr>
+              <w:t>Cat6 Molded Patch Leads</w:t>
+            </w:r>
+          </w:p>
+        </w:tc>
+        <w:tc>
+          <w:tcPr>
+            <w:tcW w:type="dxa" w:w="2016"/>
+            <w:shd w:fill="F7FAFC"/>
+            <w:tcMar>
+              <w:top w:w="40" w:type="dxa"/>
+              <w:bottom w:w="40" w:type="dxa"/>
+              <w:left w:w="60" w:type="dxa"/>
+              <w:right w:w="60" w:type="dxa"/>
+            </w:tcMar>
+          </w:tcPr>
+          <w:p>
+            <w:r>
+              <w:rPr>
+                <w:rFonts w:ascii="Calibri" w:hAnsi="Calibri"/>
+                <w:sz w:val="16"/>
+              </w:rPr>
+              <w:t>0.5m &amp; 1.0m Snagless Slim Cat6 Patch Cords (35-pack for switch-to-panel)</w:t>
+            </w:r>
+          </w:p>
+        </w:tc>
+        <w:tc>
+          <w:tcPr>
+            <w:tcW w:type="dxa" w:w="2016"/>
+            <w:shd w:fill="F7FAFC"/>
+            <w:tcMar>
+              <w:top w:w="40" w:type="dxa"/>
+              <w:bottom w:w="40" w:type="dxa"/>
+              <w:left w:w="60" w:type="dxa"/>
+              <w:right w:w="60" w:type="dxa"/>
+            </w:tcMar>
+          </w:tcPr>
+          <w:p>
+            <w:pPr>
+              <w:jc w:val="right"/>
+            </w:pPr>
+            <w:r>
+              <w:rPr>
+                <w:rFonts w:ascii="Calibri" w:hAnsi="Calibri"/>
+                <w:sz w:val="16"/>
+              </w:rPr>
+              <w:t>1 pk</w:t>
+            </w:r>
+          </w:p>
+        </w:tc>
+        <w:tc>
+          <w:tcPr>
+            <w:tcW w:type="dxa" w:w="2016"/>
+            <w:shd w:fill="F7FAFC"/>
+            <w:tcMar>
+              <w:top w:w="40" w:type="dxa"/>
+              <w:bottom w:w="40" w:type="dxa"/>
+              <w:left w:w="60" w:type="dxa"/>
+              <w:right w:w="60" w:type="dxa"/>
+            </w:tcMar>
+          </w:tcPr>
+          <w:p>
+            <w:pPr>
+              <w:jc w:val="right"/>
+            </w:pPr>
+            <w:r>
+              <w:rPr>
+                <w:rFonts w:ascii="Calibri" w:hAnsi="Calibri"/>
+                <w:b/>
+                <w:sz w:val="16"/>
+              </w:rPr>
+              <w:t>$28 – $35</w:t>
+            </w:r>
+          </w:p>
+        </w:tc>
+      </w:tr>
+      <w:tr>
+        <w:tc>
+          <w:tcPr>
+            <w:tcW w:type="dxa" w:w="2016"/>
+            <w:shd w:fill="FFFFFF"/>
+            <w:tcMar>
+              <w:top w:w="40" w:type="dxa"/>
+              <w:bottom w:w="40" w:type="dxa"/>
+              <w:left w:w="60" w:type="dxa"/>
+              <w:right w:w="60" w:type="dxa"/>
+            </w:tcMar>
+          </w:tcPr>
+          <w:p>
+            <w:r>
+              <w:rPr>
+                <w:rFonts w:ascii="Calibri" w:hAnsi="Calibri"/>
+                <w:b/>
+                <w:color w:val="B45000"/>
+                <w:sz w:val="16"/>
+              </w:rPr>
+              <w:t>[OPTIONAL]</w:t>
+            </w:r>
+          </w:p>
+        </w:tc>
+        <w:tc>
+          <w:tcPr>
+            <w:tcW w:type="dxa" w:w="2016"/>
+            <w:shd w:fill="FFFFFF"/>
+            <w:tcMar>
+              <w:top w:w="40" w:type="dxa"/>
+              <w:bottom w:w="40" w:type="dxa"/>
+              <w:left w:w="60" w:type="dxa"/>
+              <w:right w:w="60" w:type="dxa"/>
+            </w:tcMar>
+          </w:tcPr>
+          <w:p>
+            <w:r>
+              <w:rPr>
+                <w:rFonts w:ascii="Calibri" w:hAnsi="Calibri"/>
+                <w:b/>
+                <w:sz w:val="16"/>
+              </w:rPr>
+              <w:t>Horizontal Cable Manager</w:t>
+            </w:r>
+          </w:p>
+        </w:tc>
+        <w:tc>
+          <w:tcPr>
+            <w:tcW w:type="dxa" w:w="2016"/>
+            <w:shd w:fill="FFFFFF"/>
+            <w:tcMar>
+              <w:top w:w="40" w:type="dxa"/>
+              <w:bottom w:w="40" w:type="dxa"/>
+              <w:left w:w="60" w:type="dxa"/>
+              <w:right w:w="60" w:type="dxa"/>
+            </w:tcMar>
+          </w:tcPr>
+          <w:p>
+            <w:r>
+              <w:rPr>
+                <w:rFonts w:ascii="Calibri" w:hAnsi="Calibri"/>
+                <w:sz w:val="16"/>
+              </w:rPr>
+              <w:t>1U 19" Finger Duct Cable Panel with Removable Cover</w:t>
+            </w:r>
+          </w:p>
+        </w:tc>
+        <w:tc>
+          <w:tcPr>
+            <w:tcW w:type="dxa" w:w="2016"/>
+            <w:shd w:fill="FFFFFF"/>
+            <w:tcMar>
+              <w:top w:w="40" w:type="dxa"/>
+              <w:bottom w:w="40" w:type="dxa"/>
+              <w:left w:w="60" w:type="dxa"/>
+              <w:right w:w="60" w:type="dxa"/>
+            </w:tcMar>
+          </w:tcPr>
+          <w:p>
+            <w:pPr>
+              <w:jc w:val="right"/>
+            </w:pPr>
+            <w:r>
+              <w:rPr>
+                <w:rFonts w:ascii="Calibri" w:hAnsi="Calibri"/>
+                <w:sz w:val="16"/>
+              </w:rPr>
+              <w:t>1</w:t>
+            </w:r>
+          </w:p>
+        </w:tc>
+        <w:tc>
+          <w:tcPr>
+            <w:tcW w:type="dxa" w:w="2016"/>
+            <w:shd w:fill="FFFFFF"/>
+            <w:tcMar>
+              <w:top w:w="40" w:type="dxa"/>
+              <w:bottom w:w="40" w:type="dxa"/>
+              <w:left w:w="60" w:type="dxa"/>
+              <w:right w:w="60" w:type="dxa"/>
+            </w:tcMar>
+          </w:tcPr>
+          <w:p>
+            <w:pPr>
+              <w:jc w:val="right"/>
+            </w:pPr>
+            <w:r>
+              <w:rPr>
+                <w:rFonts w:ascii="Calibri" w:hAnsi="Calibri"/>
+                <w:b/>
+                <w:sz w:val="16"/>
+              </w:rPr>
+              <w:t>$15 – $20</w:t>
+            </w:r>
+          </w:p>
+        </w:tc>
+      </w:tr>
+    </w:tbl>
+    <w:p>
+      <w:pPr>
+        <w:spacing w:after="80"/>
+      </w:pPr>
+    </w:p>
+    <w:p>
+      <w:pPr>
+        <w:pStyle w:val="Heading2"/>
+      </w:pPr>
+      <w:r>
+        <w:t>3.6 Existing NAS Server Requirements (Zero New Purchase)</w:t>
+      </w:r>
+    </w:p>
+    <w:tbl>
+      <w:tblPr>
+        <w:tblW w:type="auto" w:w="0"/>
+        <w:jc w:val="center"/>
+        <w:tblLook w:firstColumn="1" w:firstRow="1" w:lastColumn="0" w:lastRow="0" w:noHBand="0" w:noVBand="1" w:val="04A0"/>
+      </w:tblPr>
+      <w:tblGrid>
+        <w:gridCol w:w="2016"/>
+        <w:gridCol w:w="2016"/>
+        <w:gridCol w:w="2016"/>
+        <w:gridCol w:w="2016"/>
+        <w:gridCol w:w="2016"/>
+      </w:tblGrid>
+      <w:tr>
+        <w:tc>
+          <w:tcPr>
+            <w:tcW w:type="dxa" w:w="2016"/>
+            <w:shd w:fill="1A365D"/>
+            <w:tcMar>
+              <w:top w:w="45" w:type="dxa"/>
+              <w:bottom w:w="45" w:type="dxa"/>
+              <w:left w:w="60" w:type="dxa"/>
+              <w:right w:w="60" w:type="dxa"/>
+            </w:tcMar>
+          </w:tcPr>
+          <w:p>
+            <w:r>
+              <w:rPr>
+                <w:rFonts w:ascii="Calibri" w:hAnsi="Calibri"/>
+                <w:b/>
+                <w:color w:val="FFFFFF"/>
+                <w:sz w:val="17"/>
+              </w:rPr>
+              <w:t>Status</w:t>
+            </w:r>
+          </w:p>
+        </w:tc>
+        <w:tc>
+          <w:tcPr>
+            <w:tcW w:type="dxa" w:w="2016"/>
+            <w:shd w:fill="1A365D"/>
+            <w:tcMar>
+              <w:top w:w="45" w:type="dxa"/>
+              <w:bottom w:w="45" w:type="dxa"/>
+              <w:left w:w="60" w:type="dxa"/>
+              <w:right w:w="60" w:type="dxa"/>
+            </w:tcMar>
+          </w:tcPr>
+          <w:p>
+            <w:r>
+              <w:rPr>
+                <w:rFonts w:ascii="Calibri" w:hAnsi="Calibri"/>
+                <w:b/>
+                <w:color w:val="FFFFFF"/>
+                <w:sz w:val="17"/>
+              </w:rPr>
+              <w:t>Component / Material</w:t>
+            </w:r>
+          </w:p>
+        </w:tc>
+        <w:tc>
+          <w:tcPr>
+            <w:tcW w:type="dxa" w:w="2016"/>
+            <w:shd w:fill="1A365D"/>
+            <w:tcMar>
+              <w:top w:w="45" w:type="dxa"/>
+              <w:bottom w:w="45" w:type="dxa"/>
+              <w:left w:w="60" w:type="dxa"/>
+              <w:right w:w="60" w:type="dxa"/>
+            </w:tcMar>
+          </w:tcPr>
+          <w:p>
+            <w:r>
+              <w:rPr>
+                <w:rFonts w:ascii="Calibri" w:hAnsi="Calibri"/>
+                <w:b/>
+                <w:color w:val="FFFFFF"/>
+                <w:sz w:val="17"/>
+              </w:rPr>
+              <w:t>Verified Part Specification</w:t>
+            </w:r>
+          </w:p>
+        </w:tc>
+        <w:tc>
+          <w:tcPr>
+            <w:tcW w:type="dxa" w:w="2016"/>
+            <w:shd w:fill="1A365D"/>
+            <w:tcMar>
+              <w:top w:w="45" w:type="dxa"/>
+              <w:bottom w:w="45" w:type="dxa"/>
+              <w:left w:w="60" w:type="dxa"/>
+              <w:right w:w="60" w:type="dxa"/>
+            </w:tcMar>
+          </w:tcPr>
+          <w:p>
+            <w:pPr>
+              <w:jc w:val="right"/>
+            </w:pPr>
+            <w:r>
+              <w:rPr>
+                <w:rFonts w:ascii="Calibri" w:hAnsi="Calibri"/>
+                <w:b/>
+                <w:color w:val="FFFFFF"/>
+                <w:sz w:val="17"/>
+              </w:rPr>
+              <w:t>Qty</w:t>
+            </w:r>
+          </w:p>
+        </w:tc>
+        <w:tc>
+          <w:tcPr>
+            <w:tcW w:type="dxa" w:w="2016"/>
+            <w:shd w:fill="1A365D"/>
+            <w:tcMar>
+              <w:top w:w="45" w:type="dxa"/>
+              <w:bottom w:w="45" w:type="dxa"/>
+              <w:left w:w="60" w:type="dxa"/>
+              <w:right w:w="60" w:type="dxa"/>
+            </w:tcMar>
+          </w:tcPr>
+          <w:p>
+            <w:pPr>
+              <w:jc w:val="right"/>
+            </w:pPr>
+            <w:r>
+              <w:rPr>
+                <w:rFonts w:ascii="Calibri" w:hAnsi="Calibri"/>
+                <w:b/>
+                <w:color w:val="FFFFFF"/>
+                <w:sz w:val="17"/>
+              </w:rPr>
+              <w:t>Est. Price (USD)</w:t>
+            </w:r>
+          </w:p>
+        </w:tc>
+      </w:tr>
+      <w:tr>
+        <w:tc>
+          <w:tcPr>
+            <w:tcW w:type="dxa" w:w="2016"/>
+            <w:shd w:fill="FFFFFF"/>
+            <w:tcMar>
+              <w:top w:w="40" w:type="dxa"/>
+              <w:bottom w:w="40" w:type="dxa"/>
+              <w:left w:w="60" w:type="dxa"/>
+              <w:right w:w="60" w:type="dxa"/>
+            </w:tcMar>
+          </w:tcPr>
+          <w:p>
+            <w:r>
+              <w:rPr>
+                <w:rFonts w:ascii="Calibri" w:hAnsi="Calibri"/>
+                <w:b/>
+                <w:color w:val="145AA0"/>
+                <w:sz w:val="16"/>
+              </w:rPr>
+              <w:t>[EXISTING]</w:t>
+            </w:r>
+          </w:p>
+        </w:tc>
+        <w:tc>
+          <w:tcPr>
+            <w:tcW w:type="dxa" w:w="2016"/>
+            <w:shd w:fill="FFFFFF"/>
+            <w:tcMar>
+              <w:top w:w="40" w:type="dxa"/>
+              <w:bottom w:w="40" w:type="dxa"/>
+              <w:left w:w="60" w:type="dxa"/>
+              <w:right w:w="60" w:type="dxa"/>
+            </w:tcMar>
+          </w:tcPr>
+          <w:p>
+            <w:r>
+              <w:rPr>
+                <w:rFonts w:ascii="Calibri" w:hAnsi="Calibri"/>
+                <w:b/>
+                <w:sz w:val="16"/>
+              </w:rPr>
+              <w:t>Network Storage (NAS)</w:t>
+            </w:r>
+          </w:p>
+        </w:tc>
+        <w:tc>
+          <w:tcPr>
+            <w:tcW w:type="dxa" w:w="2016"/>
+            <w:shd w:fill="FFFFFF"/>
+            <w:tcMar>
+              <w:top w:w="40" w:type="dxa"/>
+              <w:bottom w:w="40" w:type="dxa"/>
+              <w:left w:w="60" w:type="dxa"/>
+              <w:right w:w="60" w:type="dxa"/>
+            </w:tcMar>
+          </w:tcPr>
+          <w:p>
+            <w:r>
+              <w:rPr>
+                <w:rFonts w:ascii="Calibri" w:hAnsi="Calibri"/>
+                <w:sz w:val="16"/>
+              </w:rPr>
+              <w:t>Existing Supermarket NAS (Synology, QNAP, TrueNAS, unRAID) via NFS v4 / SMB 3.0</w:t>
+            </w:r>
+          </w:p>
+        </w:tc>
+        <w:tc>
+          <w:tcPr>
+            <w:tcW w:type="dxa" w:w="2016"/>
+            <w:shd w:fill="FFFFFF"/>
+            <w:tcMar>
+              <w:top w:w="40" w:type="dxa"/>
+              <w:bottom w:w="40" w:type="dxa"/>
+              <w:left w:w="60" w:type="dxa"/>
+              <w:right w:w="60" w:type="dxa"/>
+            </w:tcMar>
+          </w:tcPr>
+          <w:p>
+            <w:pPr>
+              <w:jc w:val="right"/>
+            </w:pPr>
+            <w:r>
+              <w:rPr>
+                <w:rFonts w:ascii="Calibri" w:hAnsi="Calibri"/>
+                <w:sz w:val="16"/>
+              </w:rPr>
+              <w:t>1 unit</w:t>
+            </w:r>
+          </w:p>
+        </w:tc>
+        <w:tc>
+          <w:tcPr>
+            <w:tcW w:type="dxa" w:w="2016"/>
+            <w:shd w:fill="FFFFFF"/>
+            <w:tcMar>
+              <w:top w:w="40" w:type="dxa"/>
+              <w:bottom w:w="40" w:type="dxa"/>
+              <w:left w:w="60" w:type="dxa"/>
+              <w:right w:w="60" w:type="dxa"/>
+            </w:tcMar>
+          </w:tcPr>
+          <w:p>
+            <w:pPr>
+              <w:jc w:val="right"/>
+            </w:pPr>
+            <w:r>
+              <w:rPr>
+                <w:rFonts w:ascii="Calibri" w:hAnsi="Calibri"/>
+                <w:b/>
+                <w:sz w:val="16"/>
               </w:rPr>
               <w:t>$0.00 (Existing)</w:t>
             </w:r>
@@ -2171,73 +4540,79 @@
       <w:tr>
         <w:tc>
           <w:tcPr>
-            <w:tcW w:type="dxa" w:w="2484"/>
-            <w:shd w:fill="FFFFFF"/>
+            <w:tcW w:type="dxa" w:w="2016"/>
+            <w:shd w:fill="F7FAFC"/>
             <w:tcMar>
-              <w:top w:w="60" w:type="dxa"/>
-              <w:bottom w:w="60" w:type="dxa"/>
-              <w:left w:w="100" w:type="dxa"/>
-              <w:right w:w="100" w:type="dxa"/>
+              <w:top w:w="40" w:type="dxa"/>
+              <w:bottom w:w="40" w:type="dxa"/>
+              <w:left w:w="60" w:type="dxa"/>
+              <w:right w:w="60" w:type="dxa"/>
             </w:tcMar>
           </w:tcPr>
           <w:p>
             <w:r>
               <w:rPr>
-                <w:sz w:val="17"/>
+                <w:rFonts w:ascii="Calibri" w:hAnsi="Calibri"/>
+                <w:b/>
+                <w:color w:val="145AA0"/>
+                <w:sz w:val="16"/>
               </w:rPr>
-              <w:t>7. Power Supply (PSU)</w:t>
+              <w:t>[EXISTING]</w:t>
             </w:r>
           </w:p>
         </w:tc>
         <w:tc>
           <w:tcPr>
-            <w:tcW w:type="dxa" w:w="2484"/>
-            <w:shd w:fill="FFFFFF"/>
+            <w:tcW w:type="dxa" w:w="2016"/>
+            <w:shd w:fill="F7FAFC"/>
             <w:tcMar>
-              <w:top w:w="60" w:type="dxa"/>
-              <w:bottom w:w="60" w:type="dxa"/>
-              <w:left w:w="100" w:type="dxa"/>
-              <w:right w:w="100" w:type="dxa"/>
+              <w:top w:w="40" w:type="dxa"/>
+              <w:bottom w:w="40" w:type="dxa"/>
+              <w:left w:w="60" w:type="dxa"/>
+              <w:right w:w="60" w:type="dxa"/>
             </w:tcMar>
           </w:tcPr>
           <w:p>
             <w:r>
               <w:rPr>
-                <w:sz w:val="17"/>
+                <w:rFonts w:ascii="Calibri" w:hAnsi="Calibri"/>
+                <w:b/>
+                <w:sz w:val="16"/>
               </w:rPr>
-              <w:t>650W 80+ Bronze / Gold (MSI MAG A650BN / Corsair CX650)</w:t>
+              <w:t>NAS Storage Pool</w:t>
             </w:r>
           </w:p>
         </w:tc>
         <w:tc>
           <w:tcPr>
-            <w:tcW w:type="dxa" w:w="2484"/>
-            <w:shd w:fill="FFFFFF"/>
+            <w:tcW w:type="dxa" w:w="2016"/>
+            <w:shd w:fill="F7FAFC"/>
             <w:tcMar>
-              <w:top w:w="60" w:type="dxa"/>
-              <w:bottom w:w="60" w:type="dxa"/>
-              <w:left w:w="100" w:type="dxa"/>
-              <w:right w:w="100" w:type="dxa"/>
+              <w:top w:w="40" w:type="dxa"/>
+              <w:bottom w:w="40" w:type="dxa"/>
+              <w:left w:w="60" w:type="dxa"/>
+              <w:right w:w="60" w:type="dxa"/>
             </w:tcMar>
           </w:tcPr>
           <w:p>
             <w:r>
               <w:rPr>
-                <w:sz w:val="17"/>
+                <w:rFonts w:ascii="Calibri" w:hAnsi="Calibri"/>
+                <w:sz w:val="16"/>
               </w:rPr>
-              <w:t>1</w:t>
+              <w:t>RAID-5 / RAID-6 pool with surveillance HDDs (requires ~14.5TB for 7-day, ~29TB for 14-day)</w:t>
             </w:r>
           </w:p>
         </w:tc>
         <w:tc>
           <w:tcPr>
-            <w:tcW w:type="dxa" w:w="2484"/>
-            <w:shd w:fill="FFFFFF"/>
+            <w:tcW w:type="dxa" w:w="2016"/>
+            <w:shd w:fill="F7FAFC"/>
             <w:tcMar>
-              <w:top w:w="60" w:type="dxa"/>
-              <w:bottom w:w="60" w:type="dxa"/>
-              <w:left w:w="100" w:type="dxa"/>
-              <w:right w:w="100" w:type="dxa"/>
+              <w:top w:w="40" w:type="dxa"/>
+              <w:bottom w:w="40" w:type="dxa"/>
+              <w:left w:w="60" w:type="dxa"/>
+              <w:right w:w="60" w:type="dxa"/>
             </w:tcMar>
           </w:tcPr>
           <w:p>
@@ -2246,84 +4621,22 @@
             </w:pPr>
             <w:r>
               <w:rPr>
-                <w:b/>
-                <w:sz w:val="17"/>
+                <w:rFonts w:ascii="Calibri" w:hAnsi="Calibri"/>
+                <w:sz w:val="16"/>
               </w:rPr>
-              <w:t>$55 – $65</w:t>
-            </w:r>
-          </w:p>
-        </w:tc>
-      </w:tr>
-      <w:tr>
-        <w:tc>
-          <w:tcPr>
-            <w:tcW w:type="dxa" w:w="2484"/>
-            <w:shd w:fill="F7FAFC"/>
-            <w:tcMar>
-              <w:top w:w="60" w:type="dxa"/>
-              <w:bottom w:w="60" w:type="dxa"/>
-              <w:left w:w="100" w:type="dxa"/>
-              <w:right w:w="100" w:type="dxa"/>
-            </w:tcMar>
-          </w:tcPr>
-          <w:p>
-            <w:r>
-              <w:rPr>
-                <w:sz w:val="17"/>
-              </w:rPr>
-              <w:t>8. Computer Chassis</w:t>
+              <w:t>1 pool</w:t>
             </w:r>
           </w:p>
         </w:tc>
         <w:tc>
           <w:tcPr>
-            <w:tcW w:type="dxa" w:w="2484"/>
+            <w:tcW w:type="dxa" w:w="2016"/>
             <w:shd w:fill="F7FAFC"/>
             <w:tcMar>
-              <w:top w:w="60" w:type="dxa"/>
-              <w:bottom w:w="60" w:type="dxa"/>
-              <w:left w:w="100" w:type="dxa"/>
-              <w:right w:w="100" w:type="dxa"/>
-            </w:tcMar>
-          </w:tcPr>
-          <w:p>
-            <w:r>
-              <w:rPr>
-                <w:sz w:val="17"/>
-              </w:rPr>
-              <w:t>Montech Air 100 Mesh or DeepCool CC360 (Micro-ATX, High-Airflow)</w:t>
-            </w:r>
-          </w:p>
-        </w:tc>
-        <w:tc>
-          <w:tcPr>
-            <w:tcW w:type="dxa" w:w="2484"/>
-            <w:shd w:fill="F7FAFC"/>
-            <w:tcMar>
-              <w:top w:w="60" w:type="dxa"/>
-              <w:bottom w:w="60" w:type="dxa"/>
-              <w:left w:w="100" w:type="dxa"/>
-              <w:right w:w="100" w:type="dxa"/>
-            </w:tcMar>
-          </w:tcPr>
-          <w:p>
-            <w:r>
-              <w:rPr>
-                <w:sz w:val="17"/>
-              </w:rPr>
-              <w:t>1</w:t>
-            </w:r>
-          </w:p>
-        </w:tc>
-        <w:tc>
-          <w:tcPr>
-            <w:tcW w:type="dxa" w:w="2484"/>
-            <w:shd w:fill="F7FAFC"/>
-            <w:tcMar>
-              <w:top w:w="60" w:type="dxa"/>
-              <w:bottom w:w="60" w:type="dxa"/>
-              <w:left w:w="100" w:type="dxa"/>
-              <w:right w:w="100" w:type="dxa"/>
+              <w:top w:w="40" w:type="dxa"/>
+              <w:bottom w:w="40" w:type="dxa"/>
+              <w:left w:w="60" w:type="dxa"/>
+              <w:right w:w="60" w:type="dxa"/>
             </w:tcMar>
           </w:tcPr>
           <w:p>
@@ -2332,10 +4645,11 @@
             </w:pPr>
             <w:r>
               <w:rPr>
+                <w:rFonts w:ascii="Calibri" w:hAnsi="Calibri"/>
                 <w:b/>
-                <w:sz w:val="17"/>
+                <w:sz w:val="16"/>
               </w:rPr>
-              <w:t>$45 – $55</w:t>
+              <w:t>$0.00 (Existing)</w:t>
             </w:r>
           </w:p>
         </w:tc>
@@ -2343,73 +4657,79 @@
       <w:tr>
         <w:tc>
           <w:tcPr>
-            <w:tcW w:type="dxa" w:w="2484"/>
+            <w:tcW w:type="dxa" w:w="2016"/>
             <w:shd w:fill="FFFFFF"/>
             <w:tcMar>
-              <w:top w:w="60" w:type="dxa"/>
-              <w:bottom w:w="60" w:type="dxa"/>
-              <w:left w:w="100" w:type="dxa"/>
-              <w:right w:w="100" w:type="dxa"/>
+              <w:top w:w="40" w:type="dxa"/>
+              <w:bottom w:w="40" w:type="dxa"/>
+              <w:left w:w="60" w:type="dxa"/>
+              <w:right w:w="60" w:type="dxa"/>
             </w:tcMar>
           </w:tcPr>
           <w:p>
             <w:r>
               <w:rPr>
-                <w:sz w:val="17"/>
+                <w:rFonts w:ascii="Calibri" w:hAnsi="Calibri"/>
+                <w:b/>
+                <w:color w:val="145AA0"/>
+                <w:sz w:val="16"/>
               </w:rPr>
-              <w:t>9. CPU Cooler</w:t>
+              <w:t>[EXISTING]</w:t>
             </w:r>
           </w:p>
         </w:tc>
         <w:tc>
           <w:tcPr>
-            <w:tcW w:type="dxa" w:w="2484"/>
+            <w:tcW w:type="dxa" w:w="2016"/>
             <w:shd w:fill="FFFFFF"/>
             <w:tcMar>
-              <w:top w:w="60" w:type="dxa"/>
-              <w:bottom w:w="60" w:type="dxa"/>
-              <w:left w:w="100" w:type="dxa"/>
-              <w:right w:w="100" w:type="dxa"/>
+              <w:top w:w="40" w:type="dxa"/>
+              <w:bottom w:w="40" w:type="dxa"/>
+              <w:left w:w="60" w:type="dxa"/>
+              <w:right w:w="60" w:type="dxa"/>
             </w:tcMar>
           </w:tcPr>
           <w:p>
             <w:r>
               <w:rPr>
-                <w:sz w:val="17"/>
+                <w:rFonts w:ascii="Calibri" w:hAnsi="Calibri"/>
+                <w:b/>
+                <w:sz w:val="16"/>
               </w:rPr>
-              <w:t>Thermalright Assassin X 120 Refined SE (120mm Silent Air Tower)</w:t>
+              <w:t>NAS Network Interface</w:t>
             </w:r>
           </w:p>
         </w:tc>
         <w:tc>
           <w:tcPr>
-            <w:tcW w:type="dxa" w:w="2484"/>
+            <w:tcW w:type="dxa" w:w="2016"/>
             <w:shd w:fill="FFFFFF"/>
             <w:tcMar>
-              <w:top w:w="60" w:type="dxa"/>
-              <w:bottom w:w="60" w:type="dxa"/>
-              <w:left w:w="100" w:type="dxa"/>
-              <w:right w:w="100" w:type="dxa"/>
+              <w:top w:w="40" w:type="dxa"/>
+              <w:bottom w:w="40" w:type="dxa"/>
+              <w:left w:w="60" w:type="dxa"/>
+              <w:right w:w="60" w:type="dxa"/>
             </w:tcMar>
           </w:tcPr>
           <w:p>
             <w:r>
               <w:rPr>
-                <w:sz w:val="17"/>
+                <w:rFonts w:ascii="Calibri" w:hAnsi="Calibri"/>
+                <w:sz w:val="16"/>
               </w:rPr>
-              <w:t>1</w:t>
+              <w:t>1 GbE or 2.5 GbE Ethernet connection to core switch (requires ~24 MB/s throughput)</w:t>
             </w:r>
           </w:p>
         </w:tc>
         <w:tc>
           <w:tcPr>
-            <w:tcW w:type="dxa" w:w="2484"/>
+            <w:tcW w:type="dxa" w:w="2016"/>
             <w:shd w:fill="FFFFFF"/>
             <w:tcMar>
-              <w:top w:w="60" w:type="dxa"/>
-              <w:bottom w:w="60" w:type="dxa"/>
-              <w:left w:w="100" w:type="dxa"/>
-              <w:right w:w="100" w:type="dxa"/>
+              <w:top w:w="40" w:type="dxa"/>
+              <w:bottom w:w="40" w:type="dxa"/>
+              <w:left w:w="60" w:type="dxa"/>
+              <w:right w:w="60" w:type="dxa"/>
             </w:tcMar>
           </w:tcPr>
           <w:p>
@@ -2418,84 +4738,22 @@
             </w:pPr>
             <w:r>
               <w:rPr>
-                <w:b/>
-                <w:sz w:val="17"/>
+                <w:rFonts w:ascii="Calibri" w:hAnsi="Calibri"/>
+                <w:sz w:val="16"/>
               </w:rPr>
-              <w:t>$18 – $20</w:t>
-            </w:r>
-          </w:p>
-        </w:tc>
-      </w:tr>
-      <w:tr>
-        <w:tc>
-          <w:tcPr>
-            <w:tcW w:type="dxa" w:w="2484"/>
-            <w:shd w:fill="F7FAFC"/>
-            <w:tcMar>
-              <w:top w:w="60" w:type="dxa"/>
-              <w:bottom w:w="60" w:type="dxa"/>
-              <w:left w:w="100" w:type="dxa"/>
-              <w:right w:w="100" w:type="dxa"/>
-            </w:tcMar>
-          </w:tcPr>
-          <w:p>
-            <w:r>
-              <w:rPr>
-                <w:sz w:val="17"/>
-              </w:rPr>
-              <w:t>10. Secondary NIC</w:t>
+              <w:t>1 port</w:t>
             </w:r>
           </w:p>
         </w:tc>
         <w:tc>
           <w:tcPr>
-            <w:tcW w:type="dxa" w:w="2484"/>
-            <w:shd w:fill="F7FAFC"/>
+            <w:tcW w:type="dxa" w:w="2016"/>
+            <w:shd w:fill="FFFFFF"/>
             <w:tcMar>
-              <w:top w:w="60" w:type="dxa"/>
-              <w:bottom w:w="60" w:type="dxa"/>
-              <w:left w:w="100" w:type="dxa"/>
-              <w:right w:w="100" w:type="dxa"/>
-            </w:tcMar>
-          </w:tcPr>
-          <w:p>
-            <w:r>
-              <w:rPr>
-                <w:sz w:val="17"/>
-              </w:rPr>
-              <w:t>PCIe 2.5 GbE Network Card (Realtek RTL8125B) for isolated CCTV VLAN</w:t>
-            </w:r>
-          </w:p>
-        </w:tc>
-        <w:tc>
-          <w:tcPr>
-            <w:tcW w:type="dxa" w:w="2484"/>
-            <w:shd w:fill="F7FAFC"/>
-            <w:tcMar>
-              <w:top w:w="60" w:type="dxa"/>
-              <w:bottom w:w="60" w:type="dxa"/>
-              <w:left w:w="100" w:type="dxa"/>
-              <w:right w:w="100" w:type="dxa"/>
-            </w:tcMar>
-          </w:tcPr>
-          <w:p>
-            <w:r>
-              <w:rPr>
-                <w:sz w:val="17"/>
-              </w:rPr>
-              <w:t>1</w:t>
-            </w:r>
-          </w:p>
-        </w:tc>
-        <w:tc>
-          <w:tcPr>
-            <w:tcW w:type="dxa" w:w="2484"/>
-            <w:shd w:fill="F7FAFC"/>
-            <w:tcMar>
-              <w:top w:w="60" w:type="dxa"/>
-              <w:bottom w:w="60" w:type="dxa"/>
-              <w:left w:w="100" w:type="dxa"/>
-              <w:right w:w="100" w:type="dxa"/>
+              <w:top w:w="40" w:type="dxa"/>
+              <w:bottom w:w="40" w:type="dxa"/>
+              <w:left w:w="60" w:type="dxa"/>
+              <w:right w:w="60" w:type="dxa"/>
             </w:tcMar>
           </w:tcPr>
           <w:p>
@@ -2504,10 +4762,11 @@
             </w:pPr>
             <w:r>
               <w:rPr>
+                <w:rFonts w:ascii="Calibri" w:hAnsi="Calibri"/>
                 <w:b/>
-                <w:sz w:val="17"/>
+                <w:sz w:val="16"/>
               </w:rPr>
-              <w:t>$15 – $20</w:t>
+              <w:t>$0.00 (Existing)</w:t>
             </w:r>
           </w:p>
         </w:tc>
@@ -2515,21 +4774,467 @@
     </w:tbl>
     <w:p>
       <w:pPr>
-        <w:spacing w:before="160"/>
+        <w:spacing w:after="80"/>
+      </w:pPr>
+    </w:p>
+    <w:p>
+      <w:pPr>
+        <w:pStyle w:val="Heading1"/>
+      </w:pPr>
+      <w:r>
+        <w:t>4. Procurement Investment Summary</w:t>
+      </w:r>
+    </w:p>
+    <w:tbl>
+      <w:tblPr>
+        <w:tblW w:type="auto" w:w="0"/>
+        <w:jc w:val="center"/>
+        <w:tblLook w:firstColumn="1" w:firstRow="1" w:lastColumn="0" w:lastRow="0" w:noHBand="0" w:noVBand="1" w:val="04A0"/>
+      </w:tblPr>
+      <w:tblGrid>
+        <w:gridCol w:w="3360"/>
+        <w:gridCol w:w="3360"/>
+        <w:gridCol w:w="3360"/>
+      </w:tblGrid>
+      <w:tr>
+        <w:tc>
+          <w:tcPr>
+            <w:tcW w:type="dxa" w:w="3360"/>
+            <w:shd w:fill="2D3748"/>
+            <w:tcMar>
+              <w:top w:w="45" w:type="dxa"/>
+              <w:bottom w:w="45" w:type="dxa"/>
+              <w:left w:w="60" w:type="dxa"/>
+              <w:right w:w="60" w:type="dxa"/>
+            </w:tcMar>
+          </w:tcPr>
+          <w:p>
+            <w:r>
+              <w:rPr>
+                <w:rFonts w:ascii="Calibri" w:hAnsi="Calibri"/>
+                <w:b/>
+                <w:color w:val="FFFFFF"/>
+                <w:sz w:val="17"/>
+              </w:rPr>
+              <w:t>Category</w:t>
+            </w:r>
+          </w:p>
+        </w:tc>
+        <w:tc>
+          <w:tcPr>
+            <w:tcW w:type="dxa" w:w="3360"/>
+            <w:shd w:fill="2D3748"/>
+            <w:tcMar>
+              <w:top w:w="45" w:type="dxa"/>
+              <w:bottom w:w="45" w:type="dxa"/>
+              <w:left w:w="60" w:type="dxa"/>
+              <w:right w:w="60" w:type="dxa"/>
+            </w:tcMar>
+          </w:tcPr>
+          <w:p>
+            <w:r>
+              <w:rPr>
+                <w:rFonts w:ascii="Calibri" w:hAnsi="Calibri"/>
+                <w:b/>
+                <w:color w:val="FFFFFF"/>
+                <w:sz w:val="17"/>
+              </w:rPr>
+              <w:t>Scope Included</w:t>
+            </w:r>
+          </w:p>
+        </w:tc>
+        <w:tc>
+          <w:tcPr>
+            <w:tcW w:type="dxa" w:w="3360"/>
+            <w:shd w:fill="2D3748"/>
+            <w:tcMar>
+              <w:top w:w="45" w:type="dxa"/>
+              <w:bottom w:w="45" w:type="dxa"/>
+              <w:left w:w="60" w:type="dxa"/>
+              <w:right w:w="60" w:type="dxa"/>
+            </w:tcMar>
+          </w:tcPr>
+          <w:p>
+            <w:r>
+              <w:rPr>
+                <w:rFonts w:ascii="Calibri" w:hAnsi="Calibri"/>
+                <w:b/>
+                <w:color w:val="FFFFFF"/>
+                <w:sz w:val="17"/>
+              </w:rPr>
+              <w:t>Estimated Cost (USD)</w:t>
+            </w:r>
+          </w:p>
+        </w:tc>
+      </w:tr>
+      <w:tr>
+        <w:tc>
+          <w:tcPr>
+            <w:tcW w:type="dxa" w:w="3360"/>
+            <w:shd w:fill="FFFFFF"/>
+            <w:tcMar>
+              <w:top w:w="40" w:type="dxa"/>
+              <w:bottom w:w="40" w:type="dxa"/>
+              <w:left w:w="60" w:type="dxa"/>
+              <w:right w:w="60" w:type="dxa"/>
+            </w:tcMar>
+          </w:tcPr>
+          <w:p>
+            <w:r>
+              <w:rPr>
+                <w:rFonts w:ascii="Calibri" w:hAnsi="Calibri"/>
+                <w:b/>
+                <w:sz w:val="17"/>
+              </w:rPr>
+              <w:t>1. Edge AI Appliance PC [MANDATORY]</w:t>
+            </w:r>
+          </w:p>
+        </w:tc>
+        <w:tc>
+          <w:tcPr>
+            <w:tcW w:type="dxa" w:w="3360"/>
+            <w:shd w:fill="FFFFFF"/>
+            <w:tcMar>
+              <w:top w:w="40" w:type="dxa"/>
+              <w:bottom w:w="40" w:type="dxa"/>
+              <w:left w:w="60" w:type="dxa"/>
+              <w:right w:w="60" w:type="dxa"/>
+            </w:tcMar>
+          </w:tcPr>
+          <w:p>
+            <w:r>
+              <w:rPr>
+                <w:rFonts w:ascii="Calibri" w:hAnsi="Calibri"/>
+                <w:sz w:val="17"/>
+              </w:rPr>
+              <w:t>Core i5, RX 9060 XT 16GB, 16GB DDR5, 512GB SSD, 650W PSU, Case, Dual NIC</w:t>
+            </w:r>
+          </w:p>
+        </w:tc>
+        <w:tc>
+          <w:tcPr>
+            <w:tcW w:type="dxa" w:w="3360"/>
+            <w:shd w:fill="FFFFFF"/>
+            <w:tcMar>
+              <w:top w:w="40" w:type="dxa"/>
+              <w:bottom w:w="40" w:type="dxa"/>
+              <w:left w:w="60" w:type="dxa"/>
+              <w:right w:w="60" w:type="dxa"/>
+            </w:tcMar>
+          </w:tcPr>
+          <w:p>
+            <w:pPr>
+              <w:jc w:val="right"/>
+            </w:pPr>
+            <w:r>
+              <w:rPr>
+                <w:rFonts w:ascii="Calibri" w:hAnsi="Calibri"/>
+                <w:b/>
+                <w:sz w:val="17"/>
+              </w:rPr>
+              <w:t>$833 – $953 USD</w:t>
+            </w:r>
+          </w:p>
+        </w:tc>
+      </w:tr>
+      <w:tr>
+        <w:tc>
+          <w:tcPr>
+            <w:tcW w:type="dxa" w:w="3360"/>
+            <w:shd w:fill="F7FAFC"/>
+            <w:tcMar>
+              <w:top w:w="40" w:type="dxa"/>
+              <w:bottom w:w="40" w:type="dxa"/>
+              <w:left w:w="60" w:type="dxa"/>
+              <w:right w:w="60" w:type="dxa"/>
+            </w:tcMar>
+          </w:tcPr>
+          <w:p>
+            <w:r>
+              <w:rPr>
+                <w:rFonts w:ascii="Calibri" w:hAnsi="Calibri"/>
+                <w:b/>
+                <w:sz w:val="17"/>
+              </w:rPr>
+              <w:t>2. Network Infrastructure [MANDATORY/OPT]</w:t>
+            </w:r>
+          </w:p>
+        </w:tc>
+        <w:tc>
+          <w:tcPr>
+            <w:tcW w:type="dxa" w:w="3360"/>
+            <w:shd w:fill="F7FAFC"/>
+            <w:tcMar>
+              <w:top w:w="40" w:type="dxa"/>
+              <w:bottom w:w="40" w:type="dxa"/>
+              <w:left w:w="60" w:type="dxa"/>
+              <w:right w:w="60" w:type="dxa"/>
+            </w:tcMar>
+          </w:tcPr>
+          <w:p>
+            <w:r>
+              <w:rPr>
+                <w:rFonts w:ascii="Calibri" w:hAnsi="Calibri"/>
+                <w:sz w:val="17"/>
+              </w:rPr>
+              <w:t>48-Port PoE+ Switch ($480–$520) [MANDATORY] + Router ($165–$190) [OPTIONAL]</w:t>
+            </w:r>
+          </w:p>
+        </w:tc>
+        <w:tc>
+          <w:tcPr>
+            <w:tcW w:type="dxa" w:w="3360"/>
+            <w:shd w:fill="F7FAFC"/>
+            <w:tcMar>
+              <w:top w:w="40" w:type="dxa"/>
+              <w:bottom w:w="40" w:type="dxa"/>
+              <w:left w:w="60" w:type="dxa"/>
+              <w:right w:w="60" w:type="dxa"/>
+            </w:tcMar>
+          </w:tcPr>
+          <w:p>
+            <w:pPr>
+              <w:jc w:val="right"/>
+            </w:pPr>
+            <w:r>
+              <w:rPr>
+                <w:rFonts w:ascii="Calibri" w:hAnsi="Calibri"/>
+                <w:b/>
+                <w:sz w:val="17"/>
+              </w:rPr>
+              <w:t>$480 – $710 USD</w:t>
+            </w:r>
+          </w:p>
+        </w:tc>
+      </w:tr>
+      <w:tr>
+        <w:tc>
+          <w:tcPr>
+            <w:tcW w:type="dxa" w:w="3360"/>
+            <w:shd w:fill="FFFFFF"/>
+            <w:tcMar>
+              <w:top w:w="40" w:type="dxa"/>
+              <w:bottom w:w="40" w:type="dxa"/>
+              <w:left w:w="60" w:type="dxa"/>
+              <w:right w:w="60" w:type="dxa"/>
+            </w:tcMar>
+          </w:tcPr>
+          <w:p>
+            <w:r>
+              <w:rPr>
+                <w:rFonts w:ascii="Calibri" w:hAnsi="Calibri"/>
+                <w:b/>
+                <w:sz w:val="17"/>
+              </w:rPr>
+              <w:t>3. Battery Backup UPS [OPTIONAL]</w:t>
+            </w:r>
+          </w:p>
+        </w:tc>
+        <w:tc>
+          <w:tcPr>
+            <w:tcW w:type="dxa" w:w="3360"/>
+            <w:shd w:fill="FFFFFF"/>
+            <w:tcMar>
+              <w:top w:w="40" w:type="dxa"/>
+              <w:bottom w:w="40" w:type="dxa"/>
+              <w:left w:w="60" w:type="dxa"/>
+              <w:right w:w="60" w:type="dxa"/>
+            </w:tcMar>
+          </w:tcPr>
+          <w:p>
+            <w:r>
+              <w:rPr>
+                <w:rFonts w:ascii="Calibri" w:hAnsi="Calibri"/>
+                <w:sz w:val="17"/>
+              </w:rPr>
+              <w:t>1500VA / 1000W Pure Sine Wave Smart UPS with USB auto-shutdown cable</w:t>
+            </w:r>
+          </w:p>
+        </w:tc>
+        <w:tc>
+          <w:tcPr>
+            <w:tcW w:type="dxa" w:w="3360"/>
+            <w:shd w:fill="FFFFFF"/>
+            <w:tcMar>
+              <w:top w:w="40" w:type="dxa"/>
+              <w:bottom w:w="40" w:type="dxa"/>
+              <w:left w:w="60" w:type="dxa"/>
+              <w:right w:w="60" w:type="dxa"/>
+            </w:tcMar>
+          </w:tcPr>
+          <w:p>
+            <w:pPr>
+              <w:jc w:val="right"/>
+            </w:pPr>
+            <w:r>
+              <w:rPr>
+                <w:rFonts w:ascii="Calibri" w:hAnsi="Calibri"/>
+                <w:b/>
+                <w:sz w:val="17"/>
+              </w:rPr>
+              <w:t>$460 – $620 USD</w:t>
+            </w:r>
+          </w:p>
+        </w:tc>
+      </w:tr>
+      <w:tr>
+        <w:tc>
+          <w:tcPr>
+            <w:tcW w:type="dxa" w:w="3360"/>
+            <w:shd w:fill="F7FAFC"/>
+            <w:tcMar>
+              <w:top w:w="40" w:type="dxa"/>
+              <w:bottom w:w="40" w:type="dxa"/>
+              <w:left w:w="60" w:type="dxa"/>
+              <w:right w:w="60" w:type="dxa"/>
+            </w:tcMar>
+          </w:tcPr>
+          <w:p>
+            <w:r>
+              <w:rPr>
+                <w:rFonts w:ascii="Calibri" w:hAnsi="Calibri"/>
+                <w:b/>
+                <w:sz w:val="17"/>
+              </w:rPr>
+              <w:t>4. Racking &amp; Cabling [MANDATORY/OPT]</w:t>
+            </w:r>
+          </w:p>
+        </w:tc>
+        <w:tc>
+          <w:tcPr>
+            <w:tcW w:type="dxa" w:w="3360"/>
+            <w:shd w:fill="F7FAFC"/>
+            <w:tcMar>
+              <w:top w:w="40" w:type="dxa"/>
+              <w:bottom w:w="40" w:type="dxa"/>
+              <w:left w:w="60" w:type="dxa"/>
+              <w:right w:w="60" w:type="dxa"/>
+            </w:tcMar>
+          </w:tcPr>
+          <w:p>
+            <w:r>
+              <w:rPr>
+                <w:rFonts w:ascii="Calibri" w:hAnsi="Calibri"/>
+                <w:sz w:val="17"/>
+              </w:rPr>
+              <w:t>Patch panel, PDU, Patch leads, RJ45 [MANDATORY]; Rack &amp; Bulk Cable [OPTIONAL]</w:t>
+            </w:r>
+          </w:p>
+        </w:tc>
+        <w:tc>
+          <w:tcPr>
+            <w:tcW w:type="dxa" w:w="3360"/>
+            <w:shd w:fill="F7FAFC"/>
+            <w:tcMar>
+              <w:top w:w="40" w:type="dxa"/>
+              <w:bottom w:w="40" w:type="dxa"/>
+              <w:left w:w="60" w:type="dxa"/>
+              <w:right w:w="60" w:type="dxa"/>
+            </w:tcMar>
+          </w:tcPr>
+          <w:p>
+            <w:pPr>
+              <w:jc w:val="right"/>
+            </w:pPr>
+            <w:r>
+              <w:rPr>
+                <w:rFonts w:ascii="Calibri" w:hAnsi="Calibri"/>
+                <w:b/>
+                <w:sz w:val="17"/>
+              </w:rPr>
+              <w:t>$116 – $632 USD</w:t>
+            </w:r>
+          </w:p>
+        </w:tc>
+      </w:tr>
+      <w:tr>
+        <w:tc>
+          <w:tcPr>
+            <w:tcW w:type="dxa" w:w="3360"/>
+            <w:shd w:fill="FFFFFF"/>
+            <w:tcMar>
+              <w:top w:w="40" w:type="dxa"/>
+              <w:bottom w:w="40" w:type="dxa"/>
+              <w:left w:w="60" w:type="dxa"/>
+              <w:right w:w="60" w:type="dxa"/>
+            </w:tcMar>
+          </w:tcPr>
+          <w:p>
+            <w:r>
+              <w:rPr>
+                <w:rFonts w:ascii="Calibri" w:hAnsi="Calibri"/>
+                <w:b/>
+                <w:sz w:val="17"/>
+              </w:rPr>
+              <w:t>5. 32x Surveillance Cameras [OPTIONAL]</w:t>
+            </w:r>
+          </w:p>
+        </w:tc>
+        <w:tc>
+          <w:tcPr>
+            <w:tcW w:type="dxa" w:w="3360"/>
+            <w:shd w:fill="FFFFFF"/>
+            <w:tcMar>
+              <w:top w:w="40" w:type="dxa"/>
+              <w:bottom w:w="40" w:type="dxa"/>
+              <w:left w:w="60" w:type="dxa"/>
+              <w:right w:w="60" w:type="dxa"/>
+            </w:tcMar>
+          </w:tcPr>
+          <w:p>
+            <w:r>
+              <w:rPr>
+                <w:rFonts w:ascii="Calibri" w:hAnsi="Calibri"/>
+                <w:sz w:val="17"/>
+              </w:rPr>
+              <w:t>32× Dahua 4MP WizSense IP Cameras (Optional if existing cameras are retained)</w:t>
+            </w:r>
+          </w:p>
+        </w:tc>
+        <w:tc>
+          <w:tcPr>
+            <w:tcW w:type="dxa" w:w="3360"/>
+            <w:shd w:fill="FFFFFF"/>
+            <w:tcMar>
+              <w:top w:w="40" w:type="dxa"/>
+              <w:bottom w:w="40" w:type="dxa"/>
+              <w:left w:w="60" w:type="dxa"/>
+              <w:right w:w="60" w:type="dxa"/>
+            </w:tcMar>
+          </w:tcPr>
+          <w:p>
+            <w:pPr>
+              <w:jc w:val="right"/>
+            </w:pPr>
+            <w:r>
+              <w:rPr>
+                <w:rFonts w:ascii="Calibri" w:hAnsi="Calibri"/>
+                <w:b/>
+                <w:sz w:val="17"/>
+              </w:rPr>
+              <w:t>$2,420 – $2,740 USD</w:t>
+            </w:r>
+          </w:p>
+        </w:tc>
+      </w:tr>
+    </w:tbl>
+    <w:p>
+      <w:pPr>
+        <w:spacing w:before="160" w:after="40"/>
         <w:jc w:val="right"/>
       </w:pPr>
       <w:r>
         <w:rPr>
           <w:b/>
-          <w:sz w:val="22"/>
+          <w:sz w:val="20"/>
         </w:rPr>
-        <w:t xml:space="preserve">TOTAL ESTIMATED INVESTMENT: </w:t>
+        <w:t xml:space="preserve">TOTAL MANDATORY HARDWARE (Edge AI PC Only): </w:t>
       </w:r>
       <w:r>
         <w:rPr>
           <w:b/>
           <w:color w:val="107C41"/>
-          <w:sz w:val="26"/>
+          <w:sz w:val="23"/>
         </w:rPr>
         <w:t>$833 – $953 USD</w:t>
         <w:br/>
@@ -2537,59 +5242,33 @@
       <w:r>
         <w:rPr>
           <w:b/>
-          <w:color w:val="B42828"/>
-          <w:sz w:val="19"/>
+          <w:sz w:val="20"/>
         </w:rPr>
-        <w:t>TOTAL CAPITAL SAVINGS VS. ORIGINAL RTX SPEC: ~$950 – $1,050 USD (&gt;52% REDUCTION)</w:t>
+        <w:t xml:space="preserve">TOTAL INFRASTRUCTURE UPGRADE (PC + PoE Switch + Router + UPS + Rack/Cables): </w:t>
       </w:r>
-    </w:p>
-    <w:p>
-      <w:pPr>
-        <w:pStyle w:val="Heading1"/>
-      </w:pPr>
-      <w:r>
-        <w:t>4. Physical Deployment &amp; Network Isolation Topology</w:t>
-      </w:r>
-    </w:p>
-    <w:p>
-      <w:pPr>
-        <w:spacing w:line="276" w:lineRule="auto"/>
-      </w:pPr>
       <w:r>
         <w:rPr>
           <w:b/>
+          <w:color w:val="107C41"/>
+          <w:sz w:val="24"/>
         </w:rPr>
-        <w:t xml:space="preserve">• Dual-NIC Physical Isolation: </w:t>
-      </w:r>
-      <w:r>
-        <w:t>Port 1 (Onboard 2.5 GbE) connects directly to the 32-port PoE camera switch on an isolated CCTV subnet (192.168.20.0/24). Port 2 (PCIe 2.5 GbE) connects to the main supermarket router and NAS (192.168.1.0/24). This prevents camera traffic from affecting POS registers and ensures secure isolation.</w:t>
+        <w:t>$2,429 – $2,915 USD</w:t>
         <w:br/>
       </w:r>
       <w:r>
         <w:rPr>
           <w:b/>
+          <w:color w:val="14508C"/>
+          <w:sz w:val="19"/>
         </w:rPr>
-        <w:t xml:space="preserve">• Power &amp; Thermal Draw: </w:t>
-      </w:r>
-      <w:r>
-        <w:t>Average continuous power draw is ~220W–240W. A 650W power supply operates in its optimal 40%–50% efficiency window, minimizing fan noise and heat output.</w:t>
-        <w:br/>
-      </w:r>
-      <w:r>
-        <w:rPr>
-          <w:b/>
-        </w:rPr>
-        <w:t xml:space="preserve">• Battery Backup (UPS): </w:t>
-      </w:r>
-      <w:r>
-        <w:t>Pair the system with an APC Back-UPS Pro 1000VA (~$160 USD) to provide ~35 minutes of backup runtime during brownouts and ensure safe SQLite database shutdown.</w:t>
+        <w:t>ALL-INCLUSIVE COMPLETE TOTAL (WITH 32 NEW DAHUA CAMERAS): $4,849 – $5,655 USD</w:t>
       </w:r>
     </w:p>
     <w:sectPr>
       <w:headerReference w:type="default" r:id="rId9"/>
       <w:footerReference w:type="default" r:id="rId10"/>
       <w:pgSz w:w="12240" w:h="15840"/>
-      <w:pgMar w:top="1152" w:right="1152" w:bottom="1152" w:left="1152" w:header="720" w:footer="720" w:gutter="0"/>
+      <w:pgMar w:top="1008" w:right="1080" w:bottom="1008" w:left="1080" w:header="720" w:footer="720" w:gutter="0"/>
       <w:cols w:space="720"/>
       <w:docGrid w:linePitch="360"/>
     </w:sectPr>
@@ -2606,10 +5285,11 @@
     </w:pPr>
     <w:r>
       <w:rPr>
+        <w:rFonts w:ascii="Calibri" w:hAnsi="Calibri"/>
         <w:color w:val="808080"/>
         <w:sz w:val="17"/>
       </w:rPr>
-      <w:t>Confidential — Optimized Commercial Edge AI Specification — 32 Cameras</w:t>
+      <w:t>Commercial Edge AI CCTV Hardware Requisition | Mandatory vs. Optional Material Checklist</w:t>
     </w:r>
   </w:p>
 </w:ftr>
@@ -2624,10 +5304,11 @@
     </w:pPr>
     <w:r>
       <w:rPr>
+        <w:rFonts w:ascii="Calibri" w:hAnsi="Calibri"/>
         <w:color w:val="808080"/>
         <w:sz w:val="17"/>
       </w:rPr>
-      <w:t>Supermarket Edge AI CCTV — Hardware Sizing &amp; Calculations Specification</w:t>
+      <w:t>Supermarket Edge AI CCTV System — Sizing Calculations &amp; Requisition Checklist</w:t>
     </w:r>
   </w:p>
 </w:hdr>
@@ -3084,7 +5765,7 @@
       <w:b/>
       <w:bCs/>
       <w:color w:val="1E3C5F"/>
-      <w:sz w:val="26"/>
+      <w:sz w:val="22"/>
       <w:szCs w:val="26"/>
     </w:rPr>
   </w:style>
